--- a/X_ENTREGABLES_CONSOLIDADOS/8_DOCUMENTOS_SERVIDOS/WORD/SISTEMA_03_ITS_y_Seguridad_EJECUTIVO.docx
+++ b/X_ENTREGABLES_CONSOLIDADOS/8_DOCUMENTOS_SERVIDOS/WORD/SISTEMA_03_ITS_y_Seguridad_EJECUTIVO.docx
@@ -28,7 +28,7 @@
         </w:p>
       </w:sdtContent>
     </w:sdt>
-    <w:bookmarkStart w:id="57" w:name="sistema-03-its-y-seguridad"/>
+    <w:bookmarkStart w:id="68" w:name="sistema-03-its-y-seguridad"/>
     <w:p>
       <w:pPr>
         <w:pStyle w:val="Heading1"/>
@@ -37,7 +37,7 @@
         <w:t xml:space="preserve">SISTEMA 03: ITS Y SEGURIDAD</w:t>
       </w:r>
     </w:p>
-    <w:bookmarkStart w:id="9" w:name="documento-ejecutivo-de-ingeniería"/>
+    <w:bookmarkStart w:id="20" w:name="documento-ejecutivo-de-ingeniería"/>
     <w:p>
       <w:pPr>
         <w:pStyle w:val="Heading2"/>
@@ -53,8 +53,8 @@
         </w:pict>
       </w:r>
     </w:p>
-    <w:bookmarkEnd w:id="9"/>
-    <w:bookmarkStart w:id="13" w:name="resumen-ejecutivo"/>
+    <w:bookmarkEnd w:id="20"/>
+    <w:bookmarkStart w:id="24" w:name="resumen-ejecutivo"/>
     <w:p>
       <w:pPr>
         <w:pStyle w:val="Heading2"/>
@@ -63,7 +63,7 @@
         <w:t xml:space="preserve">📊 RESUMEN EJECUTIVO</w:t>
       </w:r>
     </w:p>
-    <w:bookmarkStart w:id="10" w:name="qué-es-este-sistema-y-por-qué-importa"/>
+    <w:bookmarkStart w:id="21" w:name="qué-es-este-sistema-y-por-qué-importa"/>
     <w:p>
       <w:pPr>
         <w:pStyle w:val="Heading3"/>
@@ -96,8 +96,8 @@
         <w:t xml:space="preserve">del ferrocarril que garantiza la seguridad operacional y la protección de la infraestructura. Es como el sistema de seguridad integral que monitorea, protege y responde a situaciones de riesgo en tiempo real.</w:t>
       </w:r>
     </w:p>
-    <w:bookmarkEnd w:id="10"/>
-    <w:bookmarkStart w:id="11" w:name="X7c83a38cc8f42be1526a62fa09e05463bbe3395"/>
+    <w:bookmarkEnd w:id="21"/>
+    <w:bookmarkStart w:id="22" w:name="X7c83a38cc8f42be1526a62fa09e05463bbe3395"/>
     <w:p>
       <w:pPr>
         <w:pStyle w:val="Heading3"/>
@@ -326,8 +326,8 @@
         <w:t xml:space="preserve">99.5% CCTV, 99.5% ITS, 99.95% seguridad física (SIL 4)</w:t>
       </w:r>
     </w:p>
-    <w:bookmarkEnd w:id="11"/>
-    <w:bookmarkStart w:id="12" w:name="hitos-críticos"/>
+    <w:bookmarkEnd w:id="22"/>
+    <w:bookmarkStart w:id="23" w:name="hitos-críticos"/>
     <w:p>
       <w:pPr>
         <w:pStyle w:val="Heading3"/>
@@ -548,9 +548,9 @@
         </w:pict>
       </w:r>
     </w:p>
-    <w:bookmarkEnd w:id="12"/>
-    <w:bookmarkEnd w:id="13"/>
-    <w:bookmarkStart w:id="20" w:name="X16ad1bf8fd3c72f4f9f37ec0fde01a31e7fb65a"/>
+    <w:bookmarkEnd w:id="23"/>
+    <w:bookmarkEnd w:id="24"/>
+    <w:bookmarkStart w:id="31" w:name="X16ad1bf8fd3c72f4f9f37ec0fde01a31e7fb65a"/>
     <w:p>
       <w:pPr>
         <w:pStyle w:val="Heading2"/>
@@ -559,7 +559,7 @@
         <w:t xml:space="preserve">🔍 CRITERIOS DE DISEÑO Y JUSTIFICACIONES TÉCNICAS</w:t>
       </w:r>
     </w:p>
-    <w:bookmarkStart w:id="14" w:name="por-qué-73-cámaras-cctv-específicamente"/>
+    <w:bookmarkStart w:id="25" w:name="por-qué-73-cámaras-cctv-específicamente"/>
     <w:p>
       <w:pPr>
         <w:pStyle w:val="Heading3"/>
@@ -844,8 +844,8 @@
         <w:t xml:space="preserve">Cámaras domo con visión 360°</w:t>
       </w:r>
     </w:p>
-    <w:bookmarkEnd w:id="14"/>
-    <w:bookmarkStart w:id="15" w:name="por-qué-24-pasos-a-nivel-intervenidos"/>
+    <w:bookmarkEnd w:id="25"/>
+    <w:bookmarkStart w:id="26" w:name="por-qué-24-pasos-a-nivel-intervenidos"/>
     <w:p>
       <w:pPr>
         <w:pStyle w:val="Heading3"/>
@@ -976,8 +976,8 @@
         <w:t xml:space="preserve">24 pasos a nivel más críticos del corredor</w:t>
       </w:r>
     </w:p>
-    <w:bookmarkEnd w:id="15"/>
-    <w:bookmarkStart w:id="16" w:name="por-qué-15-sistemas-its"/>
+    <w:bookmarkEnd w:id="26"/>
+    <w:bookmarkStart w:id="27" w:name="por-qué-15-sistemas-its"/>
     <w:p>
       <w:pPr>
         <w:pStyle w:val="Heading3"/>
@@ -1086,8 +1086,8 @@
         <w:t xml:space="preserve">CCO y estación principal</w:t>
       </w:r>
     </w:p>
-    <w:bookmarkEnd w:id="16"/>
-    <w:bookmarkStart w:id="17" w:name="por-qué-8-sistemas-de-control-de-accesos"/>
+    <w:bookmarkEnd w:id="27"/>
+    <w:bookmarkStart w:id="28" w:name="por-qué-8-sistemas-de-control-de-accesos"/>
     <w:p>
       <w:pPr>
         <w:pStyle w:val="Heading3"/>
@@ -1174,8 +1174,8 @@
         <w:t xml:space="preserve">Control de acceso a áreas restringidas</w:t>
       </w:r>
     </w:p>
-    <w:bookmarkEnd w:id="17"/>
-    <w:bookmarkStart w:id="18" w:name="por-qué-arquitectura-por-zonas"/>
+    <w:bookmarkEnd w:id="28"/>
+    <w:bookmarkStart w:id="29" w:name="por-qué-arquitectura-por-zonas"/>
     <w:p>
       <w:pPr>
         <w:pStyle w:val="Heading3"/>
@@ -1274,8 +1274,8 @@
         <w:t xml:space="preserve">| Áreas Públicas | Control de accesos | Estaciones principales |</w:t>
       </w:r>
     </w:p>
-    <w:bookmarkEnd w:id="18"/>
-    <w:bookmarkStart w:id="19" w:name="X74733c6c932b1da3da0bd8ad2c049970660d4e2"/>
+    <w:bookmarkEnd w:id="29"/>
+    <w:bookmarkStart w:id="30" w:name="X74733c6c932b1da3da0bd8ad2c049970660d4e2"/>
     <w:p>
       <w:pPr>
         <w:pStyle w:val="Heading3"/>
@@ -1369,9 +1369,9 @@
         </w:pict>
       </w:r>
     </w:p>
-    <w:bookmarkEnd w:id="19"/>
-    <w:bookmarkEnd w:id="20"/>
-    <w:bookmarkStart w:id="24" w:name="función-y-propósito-del-sistema"/>
+    <w:bookmarkEnd w:id="30"/>
+    <w:bookmarkEnd w:id="31"/>
+    <w:bookmarkStart w:id="35" w:name="función-y-propósito-del-sistema"/>
     <w:p>
       <w:pPr>
         <w:pStyle w:val="Heading2"/>
@@ -1380,7 +1380,7 @@
         <w:t xml:space="preserve">🎯 FUNCIÓN Y PROPÓSITO DEL SISTEMA</w:t>
       </w:r>
     </w:p>
-    <w:bookmarkStart w:id="21" w:name="qué-hace-este-sistema"/>
+    <w:bookmarkStart w:id="32" w:name="qué-hace-este-sistema"/>
     <w:p>
       <w:pPr>
         <w:pStyle w:val="Heading3"/>
@@ -1501,8 +1501,8 @@
         <w:t xml:space="preserve">Cumplimiento de normativas ambientales</w:t>
       </w:r>
     </w:p>
-    <w:bookmarkEnd w:id="21"/>
-    <w:bookmarkStart w:id="22" w:name="por-qué-lo-necesitamos"/>
+    <w:bookmarkEnd w:id="32"/>
+    <w:bookmarkStart w:id="33" w:name="por-qué-lo-necesitamos"/>
     <w:p>
       <w:pPr>
         <w:pStyle w:val="Heading3"/>
@@ -1599,8 +1599,8 @@
         <w:t xml:space="preserve">Información al usuario y autoridades</w:t>
       </w:r>
     </w:p>
-    <w:bookmarkEnd w:id="22"/>
-    <w:bookmarkStart w:id="23" w:name="cómo-se-integra-con-otros-sistemas"/>
+    <w:bookmarkEnd w:id="33"/>
+    <w:bookmarkStart w:id="34" w:name="cómo-se-integra-con-otros-sistemas"/>
     <w:p>
       <w:pPr>
         <w:pStyle w:val="Heading3"/>
@@ -1663,9 +1663,9 @@
         </w:pict>
       </w:r>
     </w:p>
-    <w:bookmarkEnd w:id="23"/>
-    <w:bookmarkEnd w:id="24"/>
-    <w:bookmarkStart w:id="29" w:name="componentes-principales"/>
+    <w:bookmarkEnd w:id="34"/>
+    <w:bookmarkEnd w:id="35"/>
+    <w:bookmarkStart w:id="40" w:name="componentes-principales"/>
     <w:p>
       <w:pPr>
         <w:pStyle w:val="Heading2"/>
@@ -1674,7 +1674,7 @@
         <w:t xml:space="preserve">🏗️ COMPONENTES PRINCIPALES</w:t>
       </w:r>
     </w:p>
-    <w:bookmarkStart w:id="25" w:name="sistema-cctv---video-vigilancia"/>
+    <w:bookmarkStart w:id="36" w:name="sistema-cctv---video-vigilancia"/>
     <w:p>
       <w:pPr>
         <w:pStyle w:val="Heading3"/>
@@ -1779,8 +1779,8 @@
         <w:t xml:space="preserve">🟢 En cronograma</w:t>
       </w:r>
     </w:p>
-    <w:bookmarkEnd w:id="25"/>
-    <w:bookmarkStart w:id="26" w:name="sistema-its---transporte-inteligente"/>
+    <w:bookmarkEnd w:id="36"/>
+    <w:bookmarkStart w:id="37" w:name="sistema-its---transporte-inteligente"/>
     <w:p>
       <w:pPr>
         <w:pStyle w:val="Heading3"/>
@@ -1873,8 +1873,8 @@
         <w:t xml:space="preserve">🟡 En progreso</w:t>
       </w:r>
     </w:p>
-    <w:bookmarkEnd w:id="26"/>
-    <w:bookmarkStart w:id="27" w:name="sistema-de-control-de-accesos"/>
+    <w:bookmarkEnd w:id="37"/>
+    <w:bookmarkStart w:id="38" w:name="sistema-de-control-de-accesos"/>
     <w:p>
       <w:pPr>
         <w:pStyle w:val="Heading3"/>
@@ -1967,8 +1967,8 @@
         <w:t xml:space="preserve">🟢 En cronograma</w:t>
       </w:r>
     </w:p>
-    <w:bookmarkEnd w:id="27"/>
-    <w:bookmarkStart w:id="28" w:name="sistema-de-monitoreo-ambiental"/>
+    <w:bookmarkEnd w:id="38"/>
+    <w:bookmarkStart w:id="39" w:name="sistema-de-monitoreo-ambiental"/>
     <w:p>
       <w:pPr>
         <w:pStyle w:val="Heading3"/>
@@ -2068,9 +2068,9 @@
         </w:pict>
       </w:r>
     </w:p>
-    <w:bookmarkEnd w:id="28"/>
-    <w:bookmarkEnd w:id="29"/>
-    <w:bookmarkStart w:id="32" w:name="especificaciones-técnicas-clave"/>
+    <w:bookmarkEnd w:id="39"/>
+    <w:bookmarkEnd w:id="40"/>
+    <w:bookmarkStart w:id="43" w:name="especificaciones-técnicas-clave"/>
     <w:p>
       <w:pPr>
         <w:pStyle w:val="Heading2"/>
@@ -2079,7 +2079,7 @@
         <w:t xml:space="preserve">📐 ESPECIFICACIONES TÉCNICAS CLAVE</w:t>
       </w:r>
     </w:p>
-    <w:bookmarkStart w:id="30" w:name="tabla-consolidada-de-especificaciones"/>
+    <w:bookmarkStart w:id="41" w:name="tabla-consolidada-de-especificaciones"/>
     <w:p>
       <w:pPr>
         <w:pStyle w:val="Heading3"/>
@@ -2369,8 +2369,8 @@
         </w:tc>
       </w:tr>
     </w:tbl>
-    <w:bookmarkEnd w:id="30"/>
-    <w:bookmarkStart w:id="31" w:name="criterios-de-aceptación"/>
+    <w:bookmarkEnd w:id="41"/>
+    <w:bookmarkStart w:id="42" w:name="criterios-de-aceptación"/>
     <w:p>
       <w:pPr>
         <w:pStyle w:val="Heading3"/>
@@ -2446,9 +2446,9 @@
         </w:pict>
       </w:r>
     </w:p>
-    <w:bookmarkEnd w:id="31"/>
-    <w:bookmarkEnd w:id="32"/>
-    <w:bookmarkStart w:id="35" w:name="ubicación-y-despliegue"/>
+    <w:bookmarkEnd w:id="42"/>
+    <w:bookmarkEnd w:id="43"/>
+    <w:bookmarkStart w:id="46" w:name="ubicación-y-despliegue"/>
     <w:p>
       <w:pPr>
         <w:pStyle w:val="Heading2"/>
@@ -2457,7 +2457,7 @@
         <w:t xml:space="preserve">📍 UBICACIÓN Y DESPLIEGUE</w:t>
       </w:r>
     </w:p>
-    <w:bookmarkStart w:id="33" w:name="mapa-de-despliegue"/>
+    <w:bookmarkStart w:id="44" w:name="mapa-de-despliegue"/>
     <w:p>
       <w:pPr>
         <w:pStyle w:val="Heading3"/>
@@ -2474,8 +2474,8 @@
         <w:t xml:space="preserve">El sistema se despliega en instalaciones críticas a lo largo del corredor, con concentración en pasos a nivel, talleres, estaciones y el Centro de Control Operativo.</w:t>
       </w:r>
     </w:p>
-    <w:bookmarkEnd w:id="33"/>
-    <w:bookmarkStart w:id="34" w:name="tabla-de-sitios-principales"/>
+    <w:bookmarkEnd w:id="44"/>
+    <w:bookmarkStart w:id="45" w:name="tabla-de-sitios-principales"/>
     <w:p>
       <w:pPr>
         <w:pStyle w:val="Heading3"/>
@@ -2807,9 +2807,9 @@
         </w:pict>
       </w:r>
     </w:p>
-    <w:bookmarkEnd w:id="34"/>
-    <w:bookmarkEnd w:id="35"/>
-    <w:bookmarkStart w:id="39" w:name="operación-y-mantenimiento"/>
+    <w:bookmarkEnd w:id="45"/>
+    <w:bookmarkEnd w:id="46"/>
+    <w:bookmarkStart w:id="50" w:name="operación-y-mantenimiento"/>
     <w:p>
       <w:pPr>
         <w:pStyle w:val="Heading2"/>
@@ -2818,7 +2818,7 @@
         <w:t xml:space="preserve">⚙️ OPERACIÓN Y MANTENIMIENTO</w:t>
       </w:r>
     </w:p>
-    <w:bookmarkStart w:id="36" w:name="operación-normal"/>
+    <w:bookmarkStart w:id="47" w:name="operación-normal"/>
     <w:p>
       <w:pPr>
         <w:pStyle w:val="Heading3"/>
@@ -2835,8 +2835,8 @@
         <w:t xml:space="preserve">El sistema opera 24/7 proporcionando monitoreo continuo de instalaciones críticas, con detección automática de eventos y notificación al personal de seguridad.</w:t>
       </w:r>
     </w:p>
-    <w:bookmarkEnd w:id="36"/>
-    <w:bookmarkStart w:id="37" w:name="mantenimiento-preventivo"/>
+    <w:bookmarkEnd w:id="47"/>
+    <w:bookmarkStart w:id="48" w:name="mantenimiento-preventivo"/>
     <w:p>
       <w:pPr>
         <w:pStyle w:val="Heading3"/>
@@ -2933,8 +2933,8 @@
         <w:t xml:space="preserve">Mantenimiento mayor de equipos y actualización de software</w:t>
       </w:r>
     </w:p>
-    <w:bookmarkEnd w:id="37"/>
-    <w:bookmarkStart w:id="38" w:name="respuesta-a-eventos"/>
+    <w:bookmarkEnd w:id="48"/>
+    <w:bookmarkStart w:id="49" w:name="respuesta-a-eventos"/>
     <w:p>
       <w:pPr>
         <w:pStyle w:val="Heading3"/>
@@ -3060,9 +3060,9 @@
         </w:pict>
       </w:r>
     </w:p>
-    <w:bookmarkEnd w:id="38"/>
-    <w:bookmarkEnd w:id="39"/>
-    <w:bookmarkStart w:id="42" w:name="interfaces-con-otros-sistemas"/>
+    <w:bookmarkEnd w:id="49"/>
+    <w:bookmarkEnd w:id="50"/>
+    <w:bookmarkStart w:id="53" w:name="interfaces-con-otros-sistemas"/>
     <w:p>
       <w:pPr>
         <w:pStyle w:val="Heading2"/>
@@ -3071,7 +3071,7 @@
         <w:t xml:space="preserve">🔗 INTERFACES CON OTROS SISTEMAS</w:t>
       </w:r>
     </w:p>
-    <w:bookmarkStart w:id="40" w:name="diagrama-de-interfaces"/>
+    <w:bookmarkStart w:id="51" w:name="diagrama-de-interfaces"/>
     <w:p>
       <w:pPr>
         <w:pStyle w:val="Heading3"/>
@@ -3127,8 +3127,8 @@
         <w:t xml:space="preserve">[Control Accesos] ←→ [ITS y Seguridad] ←→ [Monitoreo Ambiental]</w:t>
       </w:r>
     </w:p>
-    <w:bookmarkEnd w:id="40"/>
-    <w:bookmarkStart w:id="41" w:name="tabla-de-interfaces-críticas"/>
+    <w:bookmarkEnd w:id="51"/>
+    <w:bookmarkStart w:id="52" w:name="tabla-de-interfaces-críticas"/>
     <w:p>
       <w:pPr>
         <w:pStyle w:val="Heading3"/>
@@ -3410,9 +3410,9 @@
         </w:pict>
       </w:r>
     </w:p>
-    <w:bookmarkEnd w:id="41"/>
-    <w:bookmarkEnd w:id="42"/>
-    <w:bookmarkStart w:id="43" w:name="riesgos-y-mitigaciones"/>
+    <w:bookmarkEnd w:id="52"/>
+    <w:bookmarkEnd w:id="53"/>
+    <w:bookmarkStart w:id="54" w:name="riesgos-y-mitigaciones"/>
     <w:p>
       <w:pPr>
         <w:pStyle w:val="Heading2"/>
@@ -3756,8 +3756,8 @@
         </w:pict>
       </w:r>
     </w:p>
-    <w:bookmarkEnd w:id="43"/>
-    <w:bookmarkStart w:id="46" w:name="cumplimiento-contractual"/>
+    <w:bookmarkEnd w:id="54"/>
+    <w:bookmarkStart w:id="57" w:name="cumplimiento-contractual"/>
     <w:p>
       <w:pPr>
         <w:pStyle w:val="Heading2"/>
@@ -3766,7 +3766,7 @@
         <w:t xml:space="preserve">📋 CUMPLIMIENTO CONTRACTUAL</w:t>
       </w:r>
     </w:p>
-    <w:bookmarkStart w:id="44" w:name="obligaciones-clave-del-contrato"/>
+    <w:bookmarkStart w:id="55" w:name="obligaciones-clave-del-contrato"/>
     <w:p>
       <w:pPr>
         <w:pStyle w:val="Heading3"/>
@@ -3943,8 +3943,8 @@
         <w:t xml:space="preserve">Plan de implementación por fases - Pendiente</w:t>
       </w:r>
     </w:p>
-    <w:bookmarkEnd w:id="44"/>
-    <w:bookmarkStart w:id="45" w:name="referencias-contractuales"/>
+    <w:bookmarkEnd w:id="55"/>
+    <w:bookmarkStart w:id="56" w:name="referencias-contractuales"/>
     <w:p>
       <w:pPr>
         <w:pStyle w:val="Heading3"/>
@@ -4048,9 +4048,9 @@
         </w:pict>
       </w:r>
     </w:p>
-    <w:bookmarkEnd w:id="45"/>
-    <w:bookmarkEnd w:id="46"/>
-    <w:bookmarkStart w:id="49" w:name="documentación-de-soporte"/>
+    <w:bookmarkEnd w:id="56"/>
+    <w:bookmarkEnd w:id="57"/>
+    <w:bookmarkStart w:id="60" w:name="documentación-de-soporte"/>
     <w:p>
       <w:pPr>
         <w:pStyle w:val="Heading2"/>
@@ -4059,7 +4059,7 @@
         <w:t xml:space="preserve">📚 DOCUMENTACIÓN DE SOPORTE</w:t>
       </w:r>
     </w:p>
-    <w:bookmarkStart w:id="47" w:name="documentos-técnicos-disponibles"/>
+    <w:bookmarkStart w:id="58" w:name="documentos-técnicos-disponibles"/>
     <w:p>
       <w:pPr>
         <w:pStyle w:val="Heading3"/>
@@ -4335,8 +4335,8 @@
         </w:tc>
       </w:tr>
     </w:tbl>
-    <w:bookmarkEnd w:id="47"/>
-    <w:bookmarkStart w:id="48" w:name="para-más-información-técnica"/>
+    <w:bookmarkEnd w:id="58"/>
+    <w:bookmarkStart w:id="59" w:name="para-más-información-técnica"/>
     <w:p>
       <w:pPr>
         <w:pStyle w:val="Heading3"/>
@@ -4360,9 +4360,9 @@
         </w:pict>
       </w:r>
     </w:p>
-    <w:bookmarkEnd w:id="48"/>
-    <w:bookmarkEnd w:id="49"/>
-    <w:bookmarkStart w:id="50" w:name="contactos-y-responsables"/>
+    <w:bookmarkEnd w:id="59"/>
+    <w:bookmarkEnd w:id="60"/>
+    <w:bookmarkStart w:id="61" w:name="contactos-y-responsables"/>
     <w:p>
       <w:pPr>
         <w:pStyle w:val="Heading2"/>
@@ -4583,8 +4583,8 @@
         </w:pict>
       </w:r>
     </w:p>
-    <w:bookmarkEnd w:id="50"/>
-    <w:bookmarkStart w:id="51" w:name="indicadores-de-desempeño-kpis"/>
+    <w:bookmarkEnd w:id="61"/>
+    <w:bookmarkStart w:id="62" w:name="indicadores-de-desempeño-kpis"/>
     <w:p>
       <w:pPr>
         <w:pStyle w:val="Heading2"/>
@@ -4916,8 +4916,8 @@
         </w:pict>
       </w:r>
     </w:p>
-    <w:bookmarkEnd w:id="51"/>
-    <w:bookmarkStart w:id="55" w:name="decisiones-técnicas-aplicadas"/>
+    <w:bookmarkEnd w:id="62"/>
+    <w:bookmarkStart w:id="66" w:name="decisiones-técnicas-aplicadas"/>
     <w:p>
       <w:pPr>
         <w:pStyle w:val="Heading2"/>
@@ -4926,7 +4926,7 @@
         <w:t xml:space="preserve">📋 DECISIONES TÉCNICAS APLICADAS</w:t>
       </w:r>
     </w:p>
-    <w:bookmarkStart w:id="52" w:name="Xc610b35923c7d81af1c4e4bb7a8f27177c71732"/>
+    <w:bookmarkStart w:id="63" w:name="Xc610b35923c7d81af1c4e4bb7a8f27177c71732"/>
     <w:p>
       <w:pPr>
         <w:pStyle w:val="Heading3"/>
@@ -4971,8 +4971,8 @@
         <w:t xml:space="preserve">Impacto: +$1,806M (+470%)</w:t>
       </w:r>
     </w:p>
-    <w:bookmarkEnd w:id="52"/>
-    <w:bookmarkStart w:id="53" w:name="Xde1d1526a6bfb7c47e883bd29e0bce8df18f74b"/>
+    <w:bookmarkEnd w:id="63"/>
+    <w:bookmarkStart w:id="64" w:name="Xde1d1526a6bfb7c47e883bd29e0bce8df18f74b"/>
     <w:p>
       <w:pPr>
         <w:pStyle w:val="Heading3"/>
@@ -5005,8 +5005,8 @@
         <w:t xml:space="preserve">Impacto: +$3,366M</w:t>
       </w:r>
     </w:p>
-    <w:bookmarkEnd w:id="53"/>
-    <w:bookmarkStart w:id="54" w:name="X4a06c18e902218867b9bce31f253b7e5cda7515"/>
+    <w:bookmarkEnd w:id="64"/>
+    <w:bookmarkStart w:id="65" w:name="X4a06c18e902218867b9bce31f253b7e5cda7515"/>
     <w:p>
       <w:pPr>
         <w:pStyle w:val="Heading3"/>
@@ -5034,9 +5034,9 @@
         </w:pict>
       </w:r>
     </w:p>
-    <w:bookmarkEnd w:id="54"/>
-    <w:bookmarkEnd w:id="55"/>
-    <w:bookmarkStart w:id="56" w:name="control-de-versiones"/>
+    <w:bookmarkEnd w:id="65"/>
+    <w:bookmarkEnd w:id="66"/>
+    <w:bookmarkStart w:id="67" w:name="control-de-versiones"/>
     <w:p>
       <w:pPr>
         <w:pStyle w:val="Heading2"/>
@@ -5235,8 +5235,8 @@
         <w:t xml:space="preserve">SISTEMA_03_ITS_y_Seguridad_Master.md v1.0</w:t>
       </w:r>
     </w:p>
-    <w:bookmarkEnd w:id="56"/>
-    <w:bookmarkEnd w:id="57"/>
+    <w:bookmarkEnd w:id="67"/>
+    <w:bookmarkEnd w:id="68"/>
     <w:sectPr>
       <w:footnotePr>
         <w:numRestart w:val="eachSect"/>
@@ -5603,10 +5603,10 @@
   <w:docDefaults>
     <w:rPrDefault>
       <w:rPr>
-        <w:rFonts w:asciiTheme="minorHAnsi" w:cstheme="minorBidi" w:eastAsiaTheme="minorEastAsia" w:hAnsiTheme="minorHAnsi"/>
+        <w:rFonts w:asciiTheme="minorHAnsi" w:cstheme="minorBidi" w:eastAsiaTheme="minorHAnsi" w:hAnsiTheme="minorHAnsi"/>
         <w:sz w:val="24"/>
         <w:szCs w:val="24"/>
-        <w:lang w:bidi="ar-SA" w:eastAsia="zh-CN" w:val="en-US"/>
+        <w:lang w:bidi="ar-SA" w:eastAsia="en-US" w:val="en-US"/>
       </w:rPr>
     </w:rPrDefault>
     <w:pPrDefault>
@@ -5658,6 +5658,8 @@
     </w:pPr>
     <w:rPr>
       <w:rFonts w:asciiTheme="majorHAnsi" w:cstheme="majorBidi" w:eastAsiaTheme="majorEastAsia" w:hAnsiTheme="majorHAnsi"/>
+      <w:spacing w:val="-10"/>
+      <w:kern w:val="28"/>
       <w:sz w:val="56"/>
       <w:szCs w:val="56"/>
     </w:rPr>
@@ -5670,6 +5672,8 @@
     <w:rsid w:val="00A10FD9"/>
     <w:rPr>
       <w:rFonts w:asciiTheme="majorHAnsi" w:cstheme="majorBidi" w:eastAsiaTheme="majorEastAsia" w:hAnsiTheme="majorHAnsi"/>
+      <w:spacing w:val="-10"/>
+      <w:kern w:val="28"/>
       <w:sz w:val="56"/>
       <w:szCs w:val="56"/>
     </w:rPr>
@@ -5710,31 +5714,23 @@
   </w:style>
   <w:style w:customStyle="1" w:styleId="Author" w:type="paragraph">
     <w:name w:val="Author"/>
-    <w:basedOn w:val="Title"/>
     <w:next w:val="BodyText"/>
     <w:qFormat/>
     <w:pPr>
       <w:keepNext/>
       <w:keepLines/>
+      <w:jc w:val="center"/>
     </w:pPr>
-    <w:rPr>
-      <w:sz w:val="24"/>
-      <w:szCs w:val="24"/>
-    </w:rPr>
   </w:style>
   <w:style w:styleId="Date" w:type="paragraph">
     <w:name w:val="Date"/>
-    <w:basedOn w:val="Title"/>
     <w:next w:val="BodyText"/>
     <w:qFormat/>
     <w:pPr>
       <w:keepNext/>
       <w:keepLines/>
+      <w:jc w:val="center"/>
     </w:pPr>
-    <w:rPr>
-      <w:sz w:val="24"/>
-      <w:szCs w:val="24"/>
-    </w:rPr>
   </w:style>
   <w:style w:customStyle="1" w:styleId="AbstractTitle" w:type="paragraph">
     <w:name w:val="Abstract Title"/>
@@ -6147,6 +6143,13 @@
       </w:tblCellMar>
     </w:tblPr>
     <w:tblStylePr w:type="firstRow">
+      <w:tblPr>
+        <w:jc w:val="left"/>
+        <w:tblInd w:type="dxa" w:w="0"/>
+      </w:tblPr>
+      <w:trPr>
+        <w:jc w:val="left"/>
+      </w:trPr>
       <w:tcPr>
         <w:tcBorders>
           <w:bottom w:val="single"/>

--- a/X_ENTREGABLES_CONSOLIDADOS/8_DOCUMENTOS_SERVIDOS/WORD/SISTEMA_03_ITS_y_Seguridad_EJECUTIVO.docx
+++ b/X_ENTREGABLES_CONSOLIDADOS/8_DOCUMENTOS_SERVIDOS/WORD/SISTEMA_03_ITS_y_Seguridad_EJECUTIVO.docx
@@ -28,7 +28,7 @@
         </w:p>
       </w:sdtContent>
     </w:sdt>
-    <w:bookmarkStart w:id="68" w:name="sistema-03-its-y-seguridad"/>
+    <w:bookmarkStart w:id="57" w:name="sistema-03-its-y-seguridad"/>
     <w:p>
       <w:pPr>
         <w:pStyle w:val="Heading1"/>
@@ -37,7 +37,7 @@
         <w:t xml:space="preserve">SISTEMA 03: ITS Y SEGURIDAD</w:t>
       </w:r>
     </w:p>
-    <w:bookmarkStart w:id="20" w:name="documento-ejecutivo-de-ingeniería"/>
+    <w:bookmarkStart w:id="9" w:name="documento-ejecutivo-de-ingeniería"/>
     <w:p>
       <w:pPr>
         <w:pStyle w:val="Heading2"/>
@@ -53,8 +53,8 @@
         </w:pict>
       </w:r>
     </w:p>
-    <w:bookmarkEnd w:id="20"/>
-    <w:bookmarkStart w:id="24" w:name="resumen-ejecutivo"/>
+    <w:bookmarkEnd w:id="9"/>
+    <w:bookmarkStart w:id="13" w:name="resumen-ejecutivo"/>
     <w:p>
       <w:pPr>
         <w:pStyle w:val="Heading2"/>
@@ -63,7 +63,7 @@
         <w:t xml:space="preserve">📊 RESUMEN EJECUTIVO</w:t>
       </w:r>
     </w:p>
-    <w:bookmarkStart w:id="21" w:name="qué-es-este-sistema-y-por-qué-importa"/>
+    <w:bookmarkStart w:id="10" w:name="qué-es-este-sistema-y-por-qué-importa"/>
     <w:p>
       <w:pPr>
         <w:pStyle w:val="Heading3"/>
@@ -96,8 +96,8 @@
         <w:t xml:space="preserve">del ferrocarril que garantiza la seguridad operacional y la protección de la infraestructura. Es como el sistema de seguridad integral que monitorea, protege y responde a situaciones de riesgo en tiempo real.</w:t>
       </w:r>
     </w:p>
-    <w:bookmarkEnd w:id="21"/>
-    <w:bookmarkStart w:id="22" w:name="X7c83a38cc8f42be1526a62fa09e05463bbe3395"/>
+    <w:bookmarkEnd w:id="10"/>
+    <w:bookmarkStart w:id="11" w:name="X7c83a38cc8f42be1526a62fa09e05463bbe3395"/>
     <w:p>
       <w:pPr>
         <w:pStyle w:val="Heading3"/>
@@ -326,8 +326,8 @@
         <w:t xml:space="preserve">99.5% CCTV, 99.5% ITS, 99.95% seguridad física (SIL 4)</w:t>
       </w:r>
     </w:p>
-    <w:bookmarkEnd w:id="22"/>
-    <w:bookmarkStart w:id="23" w:name="hitos-críticos"/>
+    <w:bookmarkEnd w:id="11"/>
+    <w:bookmarkStart w:id="12" w:name="hitos-críticos"/>
     <w:p>
       <w:pPr>
         <w:pStyle w:val="Heading3"/>
@@ -548,9 +548,9 @@
         </w:pict>
       </w:r>
     </w:p>
-    <w:bookmarkEnd w:id="23"/>
-    <w:bookmarkEnd w:id="24"/>
-    <w:bookmarkStart w:id="31" w:name="X16ad1bf8fd3c72f4f9f37ec0fde01a31e7fb65a"/>
+    <w:bookmarkEnd w:id="12"/>
+    <w:bookmarkEnd w:id="13"/>
+    <w:bookmarkStart w:id="20" w:name="X16ad1bf8fd3c72f4f9f37ec0fde01a31e7fb65a"/>
     <w:p>
       <w:pPr>
         <w:pStyle w:val="Heading2"/>
@@ -559,7 +559,7 @@
         <w:t xml:space="preserve">🔍 CRITERIOS DE DISEÑO Y JUSTIFICACIONES TÉCNICAS</w:t>
       </w:r>
     </w:p>
-    <w:bookmarkStart w:id="25" w:name="por-qué-73-cámaras-cctv-específicamente"/>
+    <w:bookmarkStart w:id="14" w:name="por-qué-73-cámaras-cctv-específicamente"/>
     <w:p>
       <w:pPr>
         <w:pStyle w:val="Heading3"/>
@@ -844,8 +844,8 @@
         <w:t xml:space="preserve">Cámaras domo con visión 360°</w:t>
       </w:r>
     </w:p>
-    <w:bookmarkEnd w:id="25"/>
-    <w:bookmarkStart w:id="26" w:name="por-qué-24-pasos-a-nivel-intervenidos"/>
+    <w:bookmarkEnd w:id="14"/>
+    <w:bookmarkStart w:id="15" w:name="por-qué-24-pasos-a-nivel-intervenidos"/>
     <w:p>
       <w:pPr>
         <w:pStyle w:val="Heading3"/>
@@ -976,8 +976,8 @@
         <w:t xml:space="preserve">24 pasos a nivel más críticos del corredor</w:t>
       </w:r>
     </w:p>
-    <w:bookmarkEnd w:id="26"/>
-    <w:bookmarkStart w:id="27" w:name="por-qué-15-sistemas-its"/>
+    <w:bookmarkEnd w:id="15"/>
+    <w:bookmarkStart w:id="16" w:name="por-qué-15-sistemas-its"/>
     <w:p>
       <w:pPr>
         <w:pStyle w:val="Heading3"/>
@@ -1086,8 +1086,8 @@
         <w:t xml:space="preserve">CCO y estación principal</w:t>
       </w:r>
     </w:p>
-    <w:bookmarkEnd w:id="27"/>
-    <w:bookmarkStart w:id="28" w:name="por-qué-8-sistemas-de-control-de-accesos"/>
+    <w:bookmarkEnd w:id="16"/>
+    <w:bookmarkStart w:id="17" w:name="por-qué-8-sistemas-de-control-de-accesos"/>
     <w:p>
       <w:pPr>
         <w:pStyle w:val="Heading3"/>
@@ -1174,8 +1174,8 @@
         <w:t xml:space="preserve">Control de acceso a áreas restringidas</w:t>
       </w:r>
     </w:p>
-    <w:bookmarkEnd w:id="28"/>
-    <w:bookmarkStart w:id="29" w:name="por-qué-arquitectura-por-zonas"/>
+    <w:bookmarkEnd w:id="17"/>
+    <w:bookmarkStart w:id="18" w:name="por-qué-arquitectura-por-zonas"/>
     <w:p>
       <w:pPr>
         <w:pStyle w:val="Heading3"/>
@@ -1274,8 +1274,8 @@
         <w:t xml:space="preserve">| Áreas Públicas | Control de accesos | Estaciones principales |</w:t>
       </w:r>
     </w:p>
-    <w:bookmarkEnd w:id="29"/>
-    <w:bookmarkStart w:id="30" w:name="X74733c6c932b1da3da0bd8ad2c049970660d4e2"/>
+    <w:bookmarkEnd w:id="18"/>
+    <w:bookmarkStart w:id="19" w:name="X74733c6c932b1da3da0bd8ad2c049970660d4e2"/>
     <w:p>
       <w:pPr>
         <w:pStyle w:val="Heading3"/>
@@ -1369,9 +1369,9 @@
         </w:pict>
       </w:r>
     </w:p>
-    <w:bookmarkEnd w:id="30"/>
-    <w:bookmarkEnd w:id="31"/>
-    <w:bookmarkStart w:id="35" w:name="función-y-propósito-del-sistema"/>
+    <w:bookmarkEnd w:id="19"/>
+    <w:bookmarkEnd w:id="20"/>
+    <w:bookmarkStart w:id="24" w:name="función-y-propósito-del-sistema"/>
     <w:p>
       <w:pPr>
         <w:pStyle w:val="Heading2"/>
@@ -1380,7 +1380,7 @@
         <w:t xml:space="preserve">🎯 FUNCIÓN Y PROPÓSITO DEL SISTEMA</w:t>
       </w:r>
     </w:p>
-    <w:bookmarkStart w:id="32" w:name="qué-hace-este-sistema"/>
+    <w:bookmarkStart w:id="21" w:name="qué-hace-este-sistema"/>
     <w:p>
       <w:pPr>
         <w:pStyle w:val="Heading3"/>
@@ -1501,8 +1501,8 @@
         <w:t xml:space="preserve">Cumplimiento de normativas ambientales</w:t>
       </w:r>
     </w:p>
-    <w:bookmarkEnd w:id="32"/>
-    <w:bookmarkStart w:id="33" w:name="por-qué-lo-necesitamos"/>
+    <w:bookmarkEnd w:id="21"/>
+    <w:bookmarkStart w:id="22" w:name="por-qué-lo-necesitamos"/>
     <w:p>
       <w:pPr>
         <w:pStyle w:val="Heading3"/>
@@ -1599,8 +1599,8 @@
         <w:t xml:space="preserve">Información al usuario y autoridades</w:t>
       </w:r>
     </w:p>
-    <w:bookmarkEnd w:id="33"/>
-    <w:bookmarkStart w:id="34" w:name="cómo-se-integra-con-otros-sistemas"/>
+    <w:bookmarkEnd w:id="22"/>
+    <w:bookmarkStart w:id="23" w:name="cómo-se-integra-con-otros-sistemas"/>
     <w:p>
       <w:pPr>
         <w:pStyle w:val="Heading3"/>
@@ -1663,9 +1663,9 @@
         </w:pict>
       </w:r>
     </w:p>
-    <w:bookmarkEnd w:id="34"/>
-    <w:bookmarkEnd w:id="35"/>
-    <w:bookmarkStart w:id="40" w:name="componentes-principales"/>
+    <w:bookmarkEnd w:id="23"/>
+    <w:bookmarkEnd w:id="24"/>
+    <w:bookmarkStart w:id="29" w:name="componentes-principales"/>
     <w:p>
       <w:pPr>
         <w:pStyle w:val="Heading2"/>
@@ -1674,7 +1674,7 @@
         <w:t xml:space="preserve">🏗️ COMPONENTES PRINCIPALES</w:t>
       </w:r>
     </w:p>
-    <w:bookmarkStart w:id="36" w:name="sistema-cctv---video-vigilancia"/>
+    <w:bookmarkStart w:id="25" w:name="sistema-cctv---video-vigilancia"/>
     <w:p>
       <w:pPr>
         <w:pStyle w:val="Heading3"/>
@@ -1779,8 +1779,8 @@
         <w:t xml:space="preserve">🟢 En cronograma</w:t>
       </w:r>
     </w:p>
-    <w:bookmarkEnd w:id="36"/>
-    <w:bookmarkStart w:id="37" w:name="sistema-its---transporte-inteligente"/>
+    <w:bookmarkEnd w:id="25"/>
+    <w:bookmarkStart w:id="26" w:name="sistema-its---transporte-inteligente"/>
     <w:p>
       <w:pPr>
         <w:pStyle w:val="Heading3"/>
@@ -1873,8 +1873,8 @@
         <w:t xml:space="preserve">🟡 En progreso</w:t>
       </w:r>
     </w:p>
-    <w:bookmarkEnd w:id="37"/>
-    <w:bookmarkStart w:id="38" w:name="sistema-de-control-de-accesos"/>
+    <w:bookmarkEnd w:id="26"/>
+    <w:bookmarkStart w:id="27" w:name="sistema-de-control-de-accesos"/>
     <w:p>
       <w:pPr>
         <w:pStyle w:val="Heading3"/>
@@ -1967,8 +1967,8 @@
         <w:t xml:space="preserve">🟢 En cronograma</w:t>
       </w:r>
     </w:p>
-    <w:bookmarkEnd w:id="38"/>
-    <w:bookmarkStart w:id="39" w:name="sistema-de-monitoreo-ambiental"/>
+    <w:bookmarkEnd w:id="27"/>
+    <w:bookmarkStart w:id="28" w:name="sistema-de-monitoreo-ambiental"/>
     <w:p>
       <w:pPr>
         <w:pStyle w:val="Heading3"/>
@@ -2068,9 +2068,9 @@
         </w:pict>
       </w:r>
     </w:p>
-    <w:bookmarkEnd w:id="39"/>
-    <w:bookmarkEnd w:id="40"/>
-    <w:bookmarkStart w:id="43" w:name="especificaciones-técnicas-clave"/>
+    <w:bookmarkEnd w:id="28"/>
+    <w:bookmarkEnd w:id="29"/>
+    <w:bookmarkStart w:id="32" w:name="especificaciones-técnicas-clave"/>
     <w:p>
       <w:pPr>
         <w:pStyle w:val="Heading2"/>
@@ -2079,7 +2079,7 @@
         <w:t xml:space="preserve">📐 ESPECIFICACIONES TÉCNICAS CLAVE</w:t>
       </w:r>
     </w:p>
-    <w:bookmarkStart w:id="41" w:name="tabla-consolidada-de-especificaciones"/>
+    <w:bookmarkStart w:id="30" w:name="tabla-consolidada-de-especificaciones"/>
     <w:p>
       <w:pPr>
         <w:pStyle w:val="Heading3"/>
@@ -2369,8 +2369,8 @@
         </w:tc>
       </w:tr>
     </w:tbl>
-    <w:bookmarkEnd w:id="41"/>
-    <w:bookmarkStart w:id="42" w:name="criterios-de-aceptación"/>
+    <w:bookmarkEnd w:id="30"/>
+    <w:bookmarkStart w:id="31" w:name="criterios-de-aceptación"/>
     <w:p>
       <w:pPr>
         <w:pStyle w:val="Heading3"/>
@@ -2446,9 +2446,9 @@
         </w:pict>
       </w:r>
     </w:p>
-    <w:bookmarkEnd w:id="42"/>
-    <w:bookmarkEnd w:id="43"/>
-    <w:bookmarkStart w:id="46" w:name="ubicación-y-despliegue"/>
+    <w:bookmarkEnd w:id="31"/>
+    <w:bookmarkEnd w:id="32"/>
+    <w:bookmarkStart w:id="35" w:name="ubicación-y-despliegue"/>
     <w:p>
       <w:pPr>
         <w:pStyle w:val="Heading2"/>
@@ -2457,7 +2457,7 @@
         <w:t xml:space="preserve">📍 UBICACIÓN Y DESPLIEGUE</w:t>
       </w:r>
     </w:p>
-    <w:bookmarkStart w:id="44" w:name="mapa-de-despliegue"/>
+    <w:bookmarkStart w:id="33" w:name="mapa-de-despliegue"/>
     <w:p>
       <w:pPr>
         <w:pStyle w:val="Heading3"/>
@@ -2474,8 +2474,8 @@
         <w:t xml:space="preserve">El sistema se despliega en instalaciones críticas a lo largo del corredor, con concentración en pasos a nivel, talleres, estaciones y el Centro de Control Operativo.</w:t>
       </w:r>
     </w:p>
-    <w:bookmarkEnd w:id="44"/>
-    <w:bookmarkStart w:id="45" w:name="tabla-de-sitios-principales"/>
+    <w:bookmarkEnd w:id="33"/>
+    <w:bookmarkStart w:id="34" w:name="tabla-de-sitios-principales"/>
     <w:p>
       <w:pPr>
         <w:pStyle w:val="Heading3"/>
@@ -2807,9 +2807,9 @@
         </w:pict>
       </w:r>
     </w:p>
-    <w:bookmarkEnd w:id="45"/>
-    <w:bookmarkEnd w:id="46"/>
-    <w:bookmarkStart w:id="50" w:name="operación-y-mantenimiento"/>
+    <w:bookmarkEnd w:id="34"/>
+    <w:bookmarkEnd w:id="35"/>
+    <w:bookmarkStart w:id="39" w:name="operación-y-mantenimiento"/>
     <w:p>
       <w:pPr>
         <w:pStyle w:val="Heading2"/>
@@ -2818,7 +2818,7 @@
         <w:t xml:space="preserve">⚙️ OPERACIÓN Y MANTENIMIENTO</w:t>
       </w:r>
     </w:p>
-    <w:bookmarkStart w:id="47" w:name="operación-normal"/>
+    <w:bookmarkStart w:id="36" w:name="operación-normal"/>
     <w:p>
       <w:pPr>
         <w:pStyle w:val="Heading3"/>
@@ -2835,8 +2835,8 @@
         <w:t xml:space="preserve">El sistema opera 24/7 proporcionando monitoreo continuo de instalaciones críticas, con detección automática de eventos y notificación al personal de seguridad.</w:t>
       </w:r>
     </w:p>
-    <w:bookmarkEnd w:id="47"/>
-    <w:bookmarkStart w:id="48" w:name="mantenimiento-preventivo"/>
+    <w:bookmarkEnd w:id="36"/>
+    <w:bookmarkStart w:id="37" w:name="mantenimiento-preventivo"/>
     <w:p>
       <w:pPr>
         <w:pStyle w:val="Heading3"/>
@@ -2933,8 +2933,8 @@
         <w:t xml:space="preserve">Mantenimiento mayor de equipos y actualización de software</w:t>
       </w:r>
     </w:p>
-    <w:bookmarkEnd w:id="48"/>
-    <w:bookmarkStart w:id="49" w:name="respuesta-a-eventos"/>
+    <w:bookmarkEnd w:id="37"/>
+    <w:bookmarkStart w:id="38" w:name="respuesta-a-eventos"/>
     <w:p>
       <w:pPr>
         <w:pStyle w:val="Heading3"/>
@@ -3060,9 +3060,9 @@
         </w:pict>
       </w:r>
     </w:p>
-    <w:bookmarkEnd w:id="49"/>
-    <w:bookmarkEnd w:id="50"/>
-    <w:bookmarkStart w:id="53" w:name="interfaces-con-otros-sistemas"/>
+    <w:bookmarkEnd w:id="38"/>
+    <w:bookmarkEnd w:id="39"/>
+    <w:bookmarkStart w:id="42" w:name="interfaces-con-otros-sistemas"/>
     <w:p>
       <w:pPr>
         <w:pStyle w:val="Heading2"/>
@@ -3071,7 +3071,7 @@
         <w:t xml:space="preserve">🔗 INTERFACES CON OTROS SISTEMAS</w:t>
       </w:r>
     </w:p>
-    <w:bookmarkStart w:id="51" w:name="diagrama-de-interfaces"/>
+    <w:bookmarkStart w:id="40" w:name="diagrama-de-interfaces"/>
     <w:p>
       <w:pPr>
         <w:pStyle w:val="Heading3"/>
@@ -3127,8 +3127,8 @@
         <w:t xml:space="preserve">[Control Accesos] ←→ [ITS y Seguridad] ←→ [Monitoreo Ambiental]</w:t>
       </w:r>
     </w:p>
-    <w:bookmarkEnd w:id="51"/>
-    <w:bookmarkStart w:id="52" w:name="tabla-de-interfaces-críticas"/>
+    <w:bookmarkEnd w:id="40"/>
+    <w:bookmarkStart w:id="41" w:name="tabla-de-interfaces-críticas"/>
     <w:p>
       <w:pPr>
         <w:pStyle w:val="Heading3"/>
@@ -3410,9 +3410,9 @@
         </w:pict>
       </w:r>
     </w:p>
-    <w:bookmarkEnd w:id="52"/>
-    <w:bookmarkEnd w:id="53"/>
-    <w:bookmarkStart w:id="54" w:name="riesgos-y-mitigaciones"/>
+    <w:bookmarkEnd w:id="41"/>
+    <w:bookmarkEnd w:id="42"/>
+    <w:bookmarkStart w:id="43" w:name="riesgos-y-mitigaciones"/>
     <w:p>
       <w:pPr>
         <w:pStyle w:val="Heading2"/>
@@ -3756,8 +3756,8 @@
         </w:pict>
       </w:r>
     </w:p>
-    <w:bookmarkEnd w:id="54"/>
-    <w:bookmarkStart w:id="57" w:name="cumplimiento-contractual"/>
+    <w:bookmarkEnd w:id="43"/>
+    <w:bookmarkStart w:id="46" w:name="cumplimiento-contractual"/>
     <w:p>
       <w:pPr>
         <w:pStyle w:val="Heading2"/>
@@ -3766,7 +3766,7 @@
         <w:t xml:space="preserve">📋 CUMPLIMIENTO CONTRACTUAL</w:t>
       </w:r>
     </w:p>
-    <w:bookmarkStart w:id="55" w:name="obligaciones-clave-del-contrato"/>
+    <w:bookmarkStart w:id="44" w:name="obligaciones-clave-del-contrato"/>
     <w:p>
       <w:pPr>
         <w:pStyle w:val="Heading3"/>
@@ -3943,8 +3943,8 @@
         <w:t xml:space="preserve">Plan de implementación por fases - Pendiente</w:t>
       </w:r>
     </w:p>
-    <w:bookmarkEnd w:id="55"/>
-    <w:bookmarkStart w:id="56" w:name="referencias-contractuales"/>
+    <w:bookmarkEnd w:id="44"/>
+    <w:bookmarkStart w:id="45" w:name="referencias-contractuales"/>
     <w:p>
       <w:pPr>
         <w:pStyle w:val="Heading3"/>
@@ -4048,9 +4048,9 @@
         </w:pict>
       </w:r>
     </w:p>
-    <w:bookmarkEnd w:id="56"/>
-    <w:bookmarkEnd w:id="57"/>
-    <w:bookmarkStart w:id="60" w:name="documentación-de-soporte"/>
+    <w:bookmarkEnd w:id="45"/>
+    <w:bookmarkEnd w:id="46"/>
+    <w:bookmarkStart w:id="49" w:name="documentación-de-soporte"/>
     <w:p>
       <w:pPr>
         <w:pStyle w:val="Heading2"/>
@@ -4059,7 +4059,7 @@
         <w:t xml:space="preserve">📚 DOCUMENTACIÓN DE SOPORTE</w:t>
       </w:r>
     </w:p>
-    <w:bookmarkStart w:id="58" w:name="documentos-técnicos-disponibles"/>
+    <w:bookmarkStart w:id="47" w:name="documentos-técnicos-disponibles"/>
     <w:p>
       <w:pPr>
         <w:pStyle w:val="Heading3"/>
@@ -4335,8 +4335,8 @@
         </w:tc>
       </w:tr>
     </w:tbl>
-    <w:bookmarkEnd w:id="58"/>
-    <w:bookmarkStart w:id="59" w:name="para-más-información-técnica"/>
+    <w:bookmarkEnd w:id="47"/>
+    <w:bookmarkStart w:id="48" w:name="para-más-información-técnica"/>
     <w:p>
       <w:pPr>
         <w:pStyle w:val="Heading3"/>
@@ -4360,9 +4360,9 @@
         </w:pict>
       </w:r>
     </w:p>
-    <w:bookmarkEnd w:id="59"/>
-    <w:bookmarkEnd w:id="60"/>
-    <w:bookmarkStart w:id="61" w:name="contactos-y-responsables"/>
+    <w:bookmarkEnd w:id="48"/>
+    <w:bookmarkEnd w:id="49"/>
+    <w:bookmarkStart w:id="50" w:name="contactos-y-responsables"/>
     <w:p>
       <w:pPr>
         <w:pStyle w:val="Heading2"/>
@@ -4583,8 +4583,8 @@
         </w:pict>
       </w:r>
     </w:p>
-    <w:bookmarkEnd w:id="61"/>
-    <w:bookmarkStart w:id="62" w:name="indicadores-de-desempeño-kpis"/>
+    <w:bookmarkEnd w:id="50"/>
+    <w:bookmarkStart w:id="51" w:name="indicadores-de-desempeño-kpis"/>
     <w:p>
       <w:pPr>
         <w:pStyle w:val="Heading2"/>
@@ -4916,8 +4916,8 @@
         </w:pict>
       </w:r>
     </w:p>
-    <w:bookmarkEnd w:id="62"/>
-    <w:bookmarkStart w:id="66" w:name="decisiones-técnicas-aplicadas"/>
+    <w:bookmarkEnd w:id="51"/>
+    <w:bookmarkStart w:id="55" w:name="decisiones-técnicas-aplicadas"/>
     <w:p>
       <w:pPr>
         <w:pStyle w:val="Heading2"/>
@@ -4926,7 +4926,7 @@
         <w:t xml:space="preserve">📋 DECISIONES TÉCNICAS APLICADAS</w:t>
       </w:r>
     </w:p>
-    <w:bookmarkStart w:id="63" w:name="Xc610b35923c7d81af1c4e4bb7a8f27177c71732"/>
+    <w:bookmarkStart w:id="52" w:name="Xc610b35923c7d81af1c4e4bb7a8f27177c71732"/>
     <w:p>
       <w:pPr>
         <w:pStyle w:val="Heading3"/>
@@ -4971,8 +4971,8 @@
         <w:t xml:space="preserve">Impacto: +$1,806M (+470%)</w:t>
       </w:r>
     </w:p>
-    <w:bookmarkEnd w:id="63"/>
-    <w:bookmarkStart w:id="64" w:name="Xde1d1526a6bfb7c47e883bd29e0bce8df18f74b"/>
+    <w:bookmarkEnd w:id="52"/>
+    <w:bookmarkStart w:id="53" w:name="Xde1d1526a6bfb7c47e883bd29e0bce8df18f74b"/>
     <w:p>
       <w:pPr>
         <w:pStyle w:val="Heading3"/>
@@ -5005,8 +5005,8 @@
         <w:t xml:space="preserve">Impacto: +$3,366M</w:t>
       </w:r>
     </w:p>
-    <w:bookmarkEnd w:id="64"/>
-    <w:bookmarkStart w:id="65" w:name="X4a06c18e902218867b9bce31f253b7e5cda7515"/>
+    <w:bookmarkEnd w:id="53"/>
+    <w:bookmarkStart w:id="54" w:name="X4a06c18e902218867b9bce31f253b7e5cda7515"/>
     <w:p>
       <w:pPr>
         <w:pStyle w:val="Heading3"/>
@@ -5034,9 +5034,9 @@
         </w:pict>
       </w:r>
     </w:p>
-    <w:bookmarkEnd w:id="65"/>
-    <w:bookmarkEnd w:id="66"/>
-    <w:bookmarkStart w:id="67" w:name="control-de-versiones"/>
+    <w:bookmarkEnd w:id="54"/>
+    <w:bookmarkEnd w:id="55"/>
+    <w:bookmarkStart w:id="56" w:name="control-de-versiones"/>
     <w:p>
       <w:pPr>
         <w:pStyle w:val="Heading2"/>
@@ -5235,8 +5235,8 @@
         <w:t xml:space="preserve">SISTEMA_03_ITS_y_Seguridad_Master.md v1.0</w:t>
       </w:r>
     </w:p>
-    <w:bookmarkEnd w:id="67"/>
-    <w:bookmarkEnd w:id="68"/>
+    <w:bookmarkEnd w:id="56"/>
+    <w:bookmarkEnd w:id="57"/>
     <w:sectPr>
       <w:footnotePr>
         <w:numRestart w:val="eachSect"/>
@@ -5603,10 +5603,10 @@
   <w:docDefaults>
     <w:rPrDefault>
       <w:rPr>
-        <w:rFonts w:asciiTheme="minorHAnsi" w:cstheme="minorBidi" w:eastAsiaTheme="minorHAnsi" w:hAnsiTheme="minorHAnsi"/>
+        <w:rFonts w:asciiTheme="minorHAnsi" w:cstheme="minorBidi" w:eastAsiaTheme="minorEastAsia" w:hAnsiTheme="minorHAnsi"/>
         <w:sz w:val="24"/>
         <w:szCs w:val="24"/>
-        <w:lang w:bidi="ar-SA" w:eastAsia="en-US" w:val="en-US"/>
+        <w:lang w:bidi="ar-SA" w:eastAsia="zh-CN" w:val="en-US"/>
       </w:rPr>
     </w:rPrDefault>
     <w:pPrDefault>
@@ -5658,8 +5658,6 @@
     </w:pPr>
     <w:rPr>
       <w:rFonts w:asciiTheme="majorHAnsi" w:cstheme="majorBidi" w:eastAsiaTheme="majorEastAsia" w:hAnsiTheme="majorHAnsi"/>
-      <w:spacing w:val="-10"/>
-      <w:kern w:val="28"/>
       <w:sz w:val="56"/>
       <w:szCs w:val="56"/>
     </w:rPr>
@@ -5672,8 +5670,6 @@
     <w:rsid w:val="00A10FD9"/>
     <w:rPr>
       <w:rFonts w:asciiTheme="majorHAnsi" w:cstheme="majorBidi" w:eastAsiaTheme="majorEastAsia" w:hAnsiTheme="majorHAnsi"/>
-      <w:spacing w:val="-10"/>
-      <w:kern w:val="28"/>
       <w:sz w:val="56"/>
       <w:szCs w:val="56"/>
     </w:rPr>
@@ -5714,23 +5710,31 @@
   </w:style>
   <w:style w:customStyle="1" w:styleId="Author" w:type="paragraph">
     <w:name w:val="Author"/>
+    <w:basedOn w:val="Title"/>
     <w:next w:val="BodyText"/>
     <w:qFormat/>
     <w:pPr>
       <w:keepNext/>
       <w:keepLines/>
-      <w:jc w:val="center"/>
     </w:pPr>
+    <w:rPr>
+      <w:sz w:val="24"/>
+      <w:szCs w:val="24"/>
+    </w:rPr>
   </w:style>
   <w:style w:styleId="Date" w:type="paragraph">
     <w:name w:val="Date"/>
+    <w:basedOn w:val="Title"/>
     <w:next w:val="BodyText"/>
     <w:qFormat/>
     <w:pPr>
       <w:keepNext/>
       <w:keepLines/>
-      <w:jc w:val="center"/>
     </w:pPr>
+    <w:rPr>
+      <w:sz w:val="24"/>
+      <w:szCs w:val="24"/>
+    </w:rPr>
   </w:style>
   <w:style w:customStyle="1" w:styleId="AbstractTitle" w:type="paragraph">
     <w:name w:val="Abstract Title"/>
@@ -6143,13 +6147,6 @@
       </w:tblCellMar>
     </w:tblPr>
     <w:tblStylePr w:type="firstRow">
-      <w:tblPr>
-        <w:jc w:val="left"/>
-        <w:tblInd w:type="dxa" w:w="0"/>
-      </w:tblPr>
-      <w:trPr>
-        <w:jc w:val="left"/>
-      </w:trPr>
       <w:tcPr>
         <w:tcBorders>
           <w:bottom w:val="single"/>

--- a/X_ENTREGABLES_CONSOLIDADOS/8_DOCUMENTOS_SERVIDOS/WORD/SISTEMA_03_ITS_y_Seguridad_EJECUTIVO.docx
+++ b/X_ENTREGABLES_CONSOLIDADOS/8_DOCUMENTOS_SERVIDOS/WORD/SISTEMA_03_ITS_y_Seguridad_EJECUTIVO.docx
@@ -28,7 +28,7 @@
         </w:p>
       </w:sdtContent>
     </w:sdt>
-    <w:bookmarkStart w:id="57" w:name="sistema-03-its-y-seguridad"/>
+    <w:bookmarkStart w:id="68" w:name="sistema-03-its-y-seguridad"/>
     <w:p>
       <w:pPr>
         <w:pStyle w:val="Heading1"/>
@@ -37,7 +37,7 @@
         <w:t xml:space="preserve">SISTEMA 03: ITS Y SEGURIDAD</w:t>
       </w:r>
     </w:p>
-    <w:bookmarkStart w:id="9" w:name="documento-ejecutivo-de-ingeniería"/>
+    <w:bookmarkStart w:id="20" w:name="documento-ejecutivo-de-ingeniería"/>
     <w:p>
       <w:pPr>
         <w:pStyle w:val="Heading2"/>
@@ -53,8 +53,8 @@
         </w:pict>
       </w:r>
     </w:p>
-    <w:bookmarkEnd w:id="9"/>
-    <w:bookmarkStart w:id="13" w:name="resumen-ejecutivo"/>
+    <w:bookmarkEnd w:id="20"/>
+    <w:bookmarkStart w:id="24" w:name="resumen-ejecutivo"/>
     <w:p>
       <w:pPr>
         <w:pStyle w:val="Heading2"/>
@@ -63,7 +63,7 @@
         <w:t xml:space="preserve">📊 RESUMEN EJECUTIVO</w:t>
       </w:r>
     </w:p>
-    <w:bookmarkStart w:id="10" w:name="qué-es-este-sistema-y-por-qué-importa"/>
+    <w:bookmarkStart w:id="21" w:name="qué-es-este-sistema-y-por-qué-importa"/>
     <w:p>
       <w:pPr>
         <w:pStyle w:val="Heading3"/>
@@ -84,10 +84,24 @@
       </w:r>
       <w:r>
         <w:rPr>
-          <w:b/>
-          <w:bCs/>
-        </w:rPr>
-        <w:t xml:space="preserve">“sistema de vigilancia y protección”</w:t>
+          <w:bCs/>
+          <w:b/>
+        </w:rPr>
+        <w:t xml:space="preserve">“</w:t>
+      </w:r>
+      <w:r>
+        <w:rPr>
+          <w:bCs/>
+          <w:b/>
+        </w:rPr>
+        <w:t xml:space="preserve">sistema de vigilancia y protección</w:t>
+      </w:r>
+      <w:r>
+        <w:rPr>
+          <w:bCs/>
+          <w:b/>
+        </w:rPr>
+        <w:t xml:space="preserve">”</w:t>
       </w:r>
       <w:r>
         <w:t xml:space="preserve"> </w:t>
@@ -96,8 +110,8 @@
         <w:t xml:space="preserve">del ferrocarril que garantiza la seguridad operacional y la protección de la infraestructura. Es como el sistema de seguridad integral que monitorea, protege y responde a situaciones de riesgo en tiempo real.</w:t>
       </w:r>
     </w:p>
-    <w:bookmarkEnd w:id="10"/>
-    <w:bookmarkStart w:id="11" w:name="X7c83a38cc8f42be1526a62fa09e05463bbe3395"/>
+    <w:bookmarkEnd w:id="21"/>
+    <w:bookmarkStart w:id="22" w:name="X7c83a38cc8f42be1526a62fa09e05463bbe3395"/>
     <w:p>
       <w:pPr>
         <w:pStyle w:val="Heading3"/>
@@ -108,16 +122,16 @@
     </w:p>
     <w:p>
       <w:pPr>
-        <w:pStyle w:val="Compact"/>
         <w:numPr>
           <w:ilvl w:val="0"/>
           <w:numId w:val="1001"/>
         </w:numPr>
-      </w:pPr>
-      <w:r>
-        <w:rPr>
-          <w:b/>
-          <w:bCs/>
+        <w:pStyle w:val="Compact"/>
+      </w:pPr>
+      <w:r>
+        <w:rPr>
+          <w:bCs/>
+          <w:b/>
         </w:rPr>
         <w:t xml:space="preserve">Inversión estimada:</w:t>
       </w:r>
@@ -130,16 +144,16 @@
     </w:p>
     <w:p>
       <w:pPr>
-        <w:pStyle w:val="Compact"/>
         <w:numPr>
           <w:ilvl w:val="0"/>
           <w:numId w:val="1001"/>
         </w:numPr>
-      </w:pPr>
-      <w:r>
-        <w:rPr>
-          <w:b/>
-          <w:bCs/>
+        <w:pStyle w:val="Compact"/>
+      </w:pPr>
+      <w:r>
+        <w:rPr>
+          <w:bCs/>
+          <w:b/>
         </w:rPr>
         <w:t xml:space="preserve">73 cámaras CCTV:</w:t>
       </w:r>
@@ -152,16 +166,16 @@
     </w:p>
     <w:p>
       <w:pPr>
-        <w:pStyle w:val="Compact"/>
         <w:numPr>
           <w:ilvl w:val="0"/>
           <w:numId w:val="1001"/>
         </w:numPr>
-      </w:pPr>
-      <w:r>
-        <w:rPr>
-          <w:b/>
-          <w:bCs/>
+        <w:pStyle w:val="Compact"/>
+      </w:pPr>
+      <w:r>
+        <w:rPr>
+          <w:bCs/>
+          <w:b/>
         </w:rPr>
         <w:t xml:space="preserve">48 cámaras PAN:</w:t>
       </w:r>
@@ -174,16 +188,16 @@
     </w:p>
     <w:p>
       <w:pPr>
-        <w:pStyle w:val="Compact"/>
         <w:numPr>
           <w:ilvl w:val="0"/>
           <w:numId w:val="1001"/>
         </w:numPr>
-      </w:pPr>
-      <w:r>
-        <w:rPr>
-          <w:b/>
-          <w:bCs/>
+        <w:pStyle w:val="Compact"/>
+      </w:pPr>
+      <w:r>
+        <w:rPr>
+          <w:bCs/>
+          <w:b/>
         </w:rPr>
         <w:t xml:space="preserve">12 cámaras talleres:</w:t>
       </w:r>
@@ -196,16 +210,16 @@
     </w:p>
     <w:p>
       <w:pPr>
-        <w:pStyle w:val="Compact"/>
         <w:numPr>
           <w:ilvl w:val="0"/>
           <w:numId w:val="1001"/>
         </w:numPr>
-      </w:pPr>
-      <w:r>
-        <w:rPr>
-          <w:b/>
-          <w:bCs/>
+        <w:pStyle w:val="Compact"/>
+      </w:pPr>
+      <w:r>
+        <w:rPr>
+          <w:bCs/>
+          <w:b/>
         </w:rPr>
         <w:t xml:space="preserve">8 cámaras CCO:</w:t>
       </w:r>
@@ -218,16 +232,16 @@
     </w:p>
     <w:p>
       <w:pPr>
-        <w:pStyle w:val="Compact"/>
         <w:numPr>
           <w:ilvl w:val="0"/>
           <w:numId w:val="1001"/>
         </w:numPr>
-      </w:pPr>
-      <w:r>
-        <w:rPr>
-          <w:b/>
-          <w:bCs/>
+        <w:pStyle w:val="Compact"/>
+      </w:pPr>
+      <w:r>
+        <w:rPr>
+          <w:bCs/>
+          <w:b/>
         </w:rPr>
         <w:t xml:space="preserve">5 cámaras estaciones:</w:t>
       </w:r>
@@ -240,16 +254,16 @@
     </w:p>
     <w:p>
       <w:pPr>
-        <w:pStyle w:val="Compact"/>
         <w:numPr>
           <w:ilvl w:val="0"/>
           <w:numId w:val="1001"/>
         </w:numPr>
-      </w:pPr>
-      <w:r>
-        <w:rPr>
-          <w:b/>
-          <w:bCs/>
+        <w:pStyle w:val="Compact"/>
+      </w:pPr>
+      <w:r>
+        <w:rPr>
+          <w:bCs/>
+          <w:b/>
         </w:rPr>
         <w:t xml:space="preserve">15 sistemas ITS:</w:t>
       </w:r>
@@ -262,16 +276,16 @@
     </w:p>
     <w:p>
       <w:pPr>
-        <w:pStyle w:val="Compact"/>
         <w:numPr>
           <w:ilvl w:val="0"/>
           <w:numId w:val="1001"/>
         </w:numPr>
-      </w:pPr>
-      <w:r>
-        <w:rPr>
-          <w:b/>
-          <w:bCs/>
+        <w:pStyle w:val="Compact"/>
+      </w:pPr>
+      <w:r>
+        <w:rPr>
+          <w:bCs/>
+          <w:b/>
         </w:rPr>
         <w:t xml:space="preserve">8 sistemas de control de accesos:</w:t>
       </w:r>
@@ -284,16 +298,16 @@
     </w:p>
     <w:p>
       <w:pPr>
-        <w:pStyle w:val="Compact"/>
         <w:numPr>
           <w:ilvl w:val="0"/>
           <w:numId w:val="1001"/>
         </w:numPr>
-      </w:pPr>
-      <w:r>
-        <w:rPr>
-          <w:b/>
-          <w:bCs/>
+        <w:pStyle w:val="Compact"/>
+      </w:pPr>
+      <w:r>
+        <w:rPr>
+          <w:bCs/>
+          <w:b/>
         </w:rPr>
         <w:t xml:space="preserve">Cobertura:</w:t>
       </w:r>
@@ -306,16 +320,16 @@
     </w:p>
     <w:p>
       <w:pPr>
-        <w:pStyle w:val="Compact"/>
         <w:numPr>
           <w:ilvl w:val="0"/>
           <w:numId w:val="1001"/>
         </w:numPr>
-      </w:pPr>
-      <w:r>
-        <w:rPr>
-          <w:b/>
-          <w:bCs/>
+        <w:pStyle w:val="Compact"/>
+      </w:pPr>
+      <w:r>
+        <w:rPr>
+          <w:bCs/>
+          <w:b/>
         </w:rPr>
         <w:t xml:space="preserve">Disponibilidad requerida:</w:t>
       </w:r>
@@ -326,8 +340,8 @@
         <w:t xml:space="preserve">99.5% CCTV, 99.5% ITS, 99.95% seguridad física (SIL 4)</w:t>
       </w:r>
     </w:p>
-    <w:bookmarkEnd w:id="11"/>
-    <w:bookmarkStart w:id="12" w:name="hitos-críticos"/>
+    <w:bookmarkEnd w:id="22"/>
+    <w:bookmarkStart w:id="23" w:name="hitos-críticos"/>
     <w:p>
       <w:pPr>
         <w:pStyle w:val="Heading3"/>
@@ -341,6 +355,7 @@
         <w:tblStyle w:val="Table"/>
         <w:tblW w:type="auto" w:w="0"/>
         <w:tblLook w:firstRow="1" w:lastRow="0" w:firstColumn="0" w:lastColumn="0" w:noHBand="0" w:noVBand="0" w:val="0020"/>
+        <w:jc w:val="start"/>
       </w:tblPr>
       <w:tblGrid>
         <w:gridCol w:w="2640"/>
@@ -349,7 +364,7 @@
       </w:tblGrid>
       <w:tr>
         <w:trPr>
-          <w:tblHeader w:val="on"/>
+          <w:tblHeader w:val="true"/>
         </w:trPr>
         <w:tc>
           <w:tcPr/>
@@ -397,7 +412,7 @@
               <w:jc w:val="left"/>
             </w:pPr>
             <w:r>
-              <w:t xml:space="preserve">Diseño Conceptual</w:t>
+              <w:t xml:space="preserve">Diseno Conceptual</w:t>
             </w:r>
           </w:p>
         </w:tc>
@@ -548,18 +563,18 @@
         </w:pict>
       </w:r>
     </w:p>
-    <w:bookmarkEnd w:id="12"/>
-    <w:bookmarkEnd w:id="13"/>
-    <w:bookmarkStart w:id="20" w:name="X16ad1bf8fd3c72f4f9f37ec0fde01a31e7fb65a"/>
+    <w:bookmarkEnd w:id="23"/>
+    <w:bookmarkEnd w:id="24"/>
+    <w:bookmarkStart w:id="31" w:name="X803e86927c714bbbb99cb452fc37c99f7ada6f4"/>
     <w:p>
       <w:pPr>
         <w:pStyle w:val="Heading2"/>
       </w:pPr>
       <w:r>
-        <w:t xml:space="preserve">🔍 CRITERIOS DE DISEÑO Y JUSTIFICACIONES TÉCNICAS</w:t>
-      </w:r>
-    </w:p>
-    <w:bookmarkStart w:id="14" w:name="por-qué-73-cámaras-cctv-específicamente"/>
+        <w:t xml:space="preserve">🔍 CRITERIOS DE DISENO Y JUSTIFICACIONES TÉCNICAS</w:t>
+      </w:r>
+    </w:p>
+    <w:bookmarkStart w:id="25" w:name="por-qué-73-cámaras-cctv-específicamente"/>
     <w:p>
       <w:pPr>
         <w:pStyle w:val="Heading3"/>
@@ -574,8 +589,8 @@
       </w:pPr>
       <w:r>
         <w:rPr>
-          <w:b/>
-          <w:bCs/>
+          <w:bCs/>
+          <w:b/>
         </w:rPr>
         <w:t xml:space="preserve">Desglose Técnico por Ubicación:</w:t>
       </w:r>
@@ -590,8 +605,8 @@
       </w:r>
       <w:r>
         <w:rPr>
-          <w:b/>
-          <w:bCs/>
+          <w:bCs/>
+          <w:b/>
         </w:rPr>
         <w:t xml:space="preserve">48 cámaras PAN:</w:t>
       </w:r>
@@ -612,8 +627,8 @@
       </w:r>
       <w:r>
         <w:rPr>
-          <w:b/>
-          <w:bCs/>
+          <w:bCs/>
+          <w:b/>
         </w:rPr>
         <w:t xml:space="preserve">Justificación:</w:t>
       </w:r>
@@ -634,8 +649,8 @@
       </w:r>
       <w:r>
         <w:rPr>
-          <w:b/>
-          <w:bCs/>
+          <w:bCs/>
+          <w:b/>
         </w:rPr>
         <w:t xml:space="preserve">Tecnología:</w:t>
       </w:r>
@@ -656,8 +671,8 @@
       </w:r>
       <w:r>
         <w:rPr>
-          <w:b/>
-          <w:bCs/>
+          <w:bCs/>
+          <w:b/>
         </w:rPr>
         <w:t xml:space="preserve">12 cámaras talleres:</w:t>
       </w:r>
@@ -678,8 +693,8 @@
       </w:r>
       <w:r>
         <w:rPr>
-          <w:b/>
-          <w:bCs/>
+          <w:bCs/>
+          <w:b/>
         </w:rPr>
         <w:t xml:space="preserve">Justificación:</w:t>
       </w:r>
@@ -700,8 +715,8 @@
       </w:r>
       <w:r>
         <w:rPr>
-          <w:b/>
-          <w:bCs/>
+          <w:bCs/>
+          <w:b/>
         </w:rPr>
         <w:t xml:space="preserve">Tecnología:</w:t>
       </w:r>
@@ -722,8 +737,8 @@
       </w:r>
       <w:r>
         <w:rPr>
-          <w:b/>
-          <w:bCs/>
+          <w:bCs/>
+          <w:b/>
         </w:rPr>
         <w:t xml:space="preserve">8 cámaras CCO:</w:t>
       </w:r>
@@ -744,8 +759,8 @@
       </w:r>
       <w:r>
         <w:rPr>
-          <w:b/>
-          <w:bCs/>
+          <w:bCs/>
+          <w:b/>
         </w:rPr>
         <w:t xml:space="preserve">Justificación:</w:t>
       </w:r>
@@ -766,8 +781,8 @@
       </w:r>
       <w:r>
         <w:rPr>
-          <w:b/>
-          <w:bCs/>
+          <w:bCs/>
+          <w:b/>
         </w:rPr>
         <w:t xml:space="preserve">Tecnología:</w:t>
       </w:r>
@@ -788,8 +803,8 @@
       </w:r>
       <w:r>
         <w:rPr>
-          <w:b/>
-          <w:bCs/>
+          <w:bCs/>
+          <w:b/>
         </w:rPr>
         <w:t xml:space="preserve">5 cámaras estaciones:</w:t>
       </w:r>
@@ -810,8 +825,8 @@
       </w:r>
       <w:r>
         <w:rPr>
-          <w:b/>
-          <w:bCs/>
+          <w:bCs/>
+          <w:b/>
         </w:rPr>
         <w:t xml:space="preserve">Justificación:</w:t>
       </w:r>
@@ -832,8 +847,8 @@
       </w:r>
       <w:r>
         <w:rPr>
-          <w:b/>
-          <w:bCs/>
+          <w:bCs/>
+          <w:b/>
         </w:rPr>
         <w:t xml:space="preserve">Tecnología:</w:t>
       </w:r>
@@ -844,8 +859,8 @@
         <w:t xml:space="preserve">Cámaras domo con visión 360°</w:t>
       </w:r>
     </w:p>
-    <w:bookmarkEnd w:id="14"/>
-    <w:bookmarkStart w:id="15" w:name="por-qué-24-pasos-a-nivel-intervenidos"/>
+    <w:bookmarkEnd w:id="25"/>
+    <w:bookmarkStart w:id="26" w:name="por-qué-24-pasos-a-nivel-intervenidos"/>
     <w:p>
       <w:pPr>
         <w:pStyle w:val="Heading3"/>
@@ -860,8 +875,8 @@
       </w:pPr>
       <w:r>
         <w:rPr>
-          <w:b/>
-          <w:bCs/>
+          <w:bCs/>
+          <w:b/>
         </w:rPr>
         <w:t xml:space="preserve">Criterios de Selección:</w:t>
       </w:r>
@@ -876,8 +891,8 @@
       </w:r>
       <w:r>
         <w:rPr>
-          <w:b/>
-          <w:bCs/>
+          <w:bCs/>
+          <w:b/>
         </w:rPr>
         <w:t xml:space="preserve">Tráfico vehicular:</w:t>
       </w:r>
@@ -898,8 +913,8 @@
       </w:r>
       <w:r>
         <w:rPr>
-          <w:b/>
-          <w:bCs/>
+          <w:bCs/>
+          <w:b/>
         </w:rPr>
         <w:t xml:space="preserve">Seguridad:</w:t>
       </w:r>
@@ -920,8 +935,8 @@
       </w:r>
       <w:r>
         <w:rPr>
-          <w:b/>
-          <w:bCs/>
+          <w:bCs/>
+          <w:b/>
         </w:rPr>
         <w:t xml:space="preserve">Accesibilidad:</w:t>
       </w:r>
@@ -942,8 +957,8 @@
       </w:r>
       <w:r>
         <w:rPr>
-          <w:b/>
-          <w:bCs/>
+          <w:bCs/>
+          <w:b/>
         </w:rPr>
         <w:t xml:space="preserve">Priorización:</w:t>
       </w:r>
@@ -964,8 +979,8 @@
       </w:r>
       <w:r>
         <w:rPr>
-          <w:b/>
-          <w:bCs/>
+          <w:bCs/>
+          <w:b/>
         </w:rPr>
         <w:t xml:space="preserve">Cobertura:</w:t>
       </w:r>
@@ -976,8 +991,8 @@
         <w:t xml:space="preserve">24 pasos a nivel más críticos del corredor</w:t>
       </w:r>
     </w:p>
-    <w:bookmarkEnd w:id="15"/>
-    <w:bookmarkStart w:id="16" w:name="por-qué-15-sistemas-its"/>
+    <w:bookmarkEnd w:id="26"/>
+    <w:bookmarkStart w:id="27" w:name="por-qué-15-sistemas-its"/>
     <w:p>
       <w:pPr>
         <w:pStyle w:val="Heading3"/>
@@ -992,8 +1007,8 @@
       </w:pPr>
       <w:r>
         <w:rPr>
-          <w:b/>
-          <w:bCs/>
+          <w:bCs/>
+          <w:b/>
         </w:rPr>
         <w:t xml:space="preserve">Componentes ITS Justificados:</w:t>
       </w:r>
@@ -1008,8 +1023,8 @@
       </w:r>
       <w:r>
         <w:rPr>
-          <w:b/>
-          <w:bCs/>
+          <w:bCs/>
+          <w:b/>
         </w:rPr>
         <w:t xml:space="preserve">5 sistemas de gestión de tráfico:</w:t>
       </w:r>
@@ -1030,8 +1045,8 @@
       </w:r>
       <w:r>
         <w:rPr>
-          <w:b/>
-          <w:bCs/>
+          <w:bCs/>
+          <w:b/>
         </w:rPr>
         <w:t xml:space="preserve">5 sistemas de información al usuario:</w:t>
       </w:r>
@@ -1052,8 +1067,8 @@
       </w:r>
       <w:r>
         <w:rPr>
-          <w:b/>
-          <w:bCs/>
+          <w:bCs/>
+          <w:b/>
         </w:rPr>
         <w:t xml:space="preserve">3 sistemas de monitoreo ambiental:</w:t>
       </w:r>
@@ -1074,8 +1089,8 @@
       </w:r>
       <w:r>
         <w:rPr>
-          <w:b/>
-          <w:bCs/>
+          <w:bCs/>
+          <w:b/>
         </w:rPr>
         <w:t xml:space="preserve">2 sistemas de gestión de emergencias:</w:t>
       </w:r>
@@ -1086,8 +1101,8 @@
         <w:t xml:space="preserve">CCO y estación principal</w:t>
       </w:r>
     </w:p>
-    <w:bookmarkEnd w:id="16"/>
-    <w:bookmarkStart w:id="17" w:name="por-qué-8-sistemas-de-control-de-accesos"/>
+    <w:bookmarkEnd w:id="27"/>
+    <w:bookmarkStart w:id="28" w:name="por-qué-8-sistemas-de-control-de-accesos"/>
     <w:p>
       <w:pPr>
         <w:pStyle w:val="Heading3"/>
@@ -1102,8 +1117,8 @@
       </w:pPr>
       <w:r>
         <w:rPr>
-          <w:b/>
-          <w:bCs/>
+          <w:bCs/>
+          <w:b/>
         </w:rPr>
         <w:t xml:space="preserve">Ubicaciones Justificadas:</w:t>
       </w:r>
@@ -1118,8 +1133,8 @@
       </w:r>
       <w:r>
         <w:rPr>
-          <w:b/>
-          <w:bCs/>
+          <w:bCs/>
+          <w:b/>
         </w:rPr>
         <w:t xml:space="preserve">1 CCO:</w:t>
       </w:r>
@@ -1140,8 +1155,8 @@
       </w:r>
       <w:r>
         <w:rPr>
-          <w:b/>
-          <w:bCs/>
+          <w:bCs/>
+          <w:b/>
         </w:rPr>
         <w:t xml:space="preserve">4 talleres:</w:t>
       </w:r>
@@ -1162,8 +1177,8 @@
       </w:r>
       <w:r>
         <w:rPr>
-          <w:b/>
-          <w:bCs/>
+          <w:bCs/>
+          <w:b/>
         </w:rPr>
         <w:t xml:space="preserve">3 estaciones principales:</w:t>
       </w:r>
@@ -1174,8 +1189,8 @@
         <w:t xml:space="preserve">Control de acceso a áreas restringidas</w:t>
       </w:r>
     </w:p>
-    <w:bookmarkEnd w:id="17"/>
-    <w:bookmarkStart w:id="18" w:name="por-qué-arquitectura-por-zonas"/>
+    <w:bookmarkEnd w:id="28"/>
+    <w:bookmarkStart w:id="29" w:name="por-qué-arquitectura-por-zonas"/>
     <w:p>
       <w:pPr>
         <w:pStyle w:val="Heading3"/>
@@ -1190,8 +1205,8 @@
       </w:pPr>
       <w:r>
         <w:rPr>
-          <w:b/>
-          <w:bCs/>
+          <w:bCs/>
+          <w:b/>
         </w:rPr>
         <w:t xml:space="preserve">Justificación de Zonificación:</w:t>
       </w:r>
@@ -1218,8 +1233,8 @@
       </w:r>
       <w:r>
         <w:rPr>
-          <w:b/>
-          <w:bCs/>
+          <w:bCs/>
+          <w:b/>
         </w:rPr>
         <w:t xml:space="preserve">Zona 1</w:t>
       </w:r>
@@ -1240,8 +1255,8 @@
       </w:r>
       <w:r>
         <w:rPr>
-          <w:b/>
-          <w:bCs/>
+          <w:bCs/>
+          <w:b/>
         </w:rPr>
         <w:t xml:space="preserve">Zona 2</w:t>
       </w:r>
@@ -1262,8 +1277,8 @@
       </w:r>
       <w:r>
         <w:rPr>
-          <w:b/>
-          <w:bCs/>
+          <w:bCs/>
+          <w:b/>
         </w:rPr>
         <w:t xml:space="preserve">Zona 3</w:t>
       </w:r>
@@ -1274,8 +1289,8 @@
         <w:t xml:space="preserve">| Áreas Públicas | Control de accesos | Estaciones principales |</w:t>
       </w:r>
     </w:p>
-    <w:bookmarkEnd w:id="18"/>
-    <w:bookmarkStart w:id="19" w:name="X74733c6c932b1da3da0bd8ad2c049970660d4e2"/>
+    <w:bookmarkEnd w:id="29"/>
+    <w:bookmarkStart w:id="30" w:name="X74733c6c932b1da3da0bd8ad2c049970660d4e2"/>
     <w:p>
       <w:pPr>
         <w:pStyle w:val="Heading3"/>
@@ -1290,8 +1305,8 @@
       </w:pPr>
       <w:r>
         <w:rPr>
-          <w:b/>
-          <w:bCs/>
+          <w:bCs/>
+          <w:b/>
         </w:rPr>
         <w:t xml:space="preserve">Criterios de Disponibilidad:</w:t>
       </w:r>
@@ -1306,8 +1321,8 @@
       </w:r>
       <w:r>
         <w:rPr>
-          <w:b/>
-          <w:bCs/>
+          <w:bCs/>
+          <w:b/>
         </w:rPr>
         <w:t xml:space="preserve">99.5% CCTV:</w:t>
       </w:r>
@@ -1328,8 +1343,8 @@
       </w:r>
       <w:r>
         <w:rPr>
-          <w:b/>
-          <w:bCs/>
+          <w:bCs/>
+          <w:b/>
         </w:rPr>
         <w:t xml:space="preserve">99.5% ITS:</w:t>
       </w:r>
@@ -1350,8 +1365,8 @@
       </w:r>
       <w:r>
         <w:rPr>
-          <w:b/>
-          <w:bCs/>
+          <w:bCs/>
+          <w:b/>
         </w:rPr>
         <w:t xml:space="preserve">99.95% Seguridad Física:</w:t>
       </w:r>
@@ -1369,9 +1384,9 @@
         </w:pict>
       </w:r>
     </w:p>
-    <w:bookmarkEnd w:id="19"/>
-    <w:bookmarkEnd w:id="20"/>
-    <w:bookmarkStart w:id="24" w:name="función-y-propósito-del-sistema"/>
+    <w:bookmarkEnd w:id="30"/>
+    <w:bookmarkEnd w:id="31"/>
+    <w:bookmarkStart w:id="35" w:name="función-y-propósito-del-sistema"/>
     <w:p>
       <w:pPr>
         <w:pStyle w:val="Heading2"/>
@@ -1380,7 +1395,7 @@
         <w:t xml:space="preserve">🎯 FUNCIÓN Y PROPÓSITO DEL SISTEMA</w:t>
       </w:r>
     </w:p>
-    <w:bookmarkStart w:id="21" w:name="qué-hace-este-sistema"/>
+    <w:bookmarkStart w:id="32" w:name="qué-hace-este-sistema"/>
     <w:p>
       <w:pPr>
         <w:pStyle w:val="Heading3"/>
@@ -1401,8 +1416,8 @@
       </w:r>
       <w:r>
         <w:rPr>
-          <w:b/>
-          <w:bCs/>
+          <w:bCs/>
+          <w:b/>
         </w:rPr>
         <w:t xml:space="preserve">protección integral</w:t>
       </w:r>
@@ -1423,8 +1438,8 @@
       </w:r>
       <w:r>
         <w:rPr>
-          <w:b/>
-          <w:bCs/>
+          <w:bCs/>
+          <w:b/>
         </w:rPr>
         <w:t xml:space="preserve">Video vigilancia:</w:t>
       </w:r>
@@ -1445,8 +1460,8 @@
       </w:r>
       <w:r>
         <w:rPr>
-          <w:b/>
-          <w:bCs/>
+          <w:bCs/>
+          <w:b/>
         </w:rPr>
         <w:t xml:space="preserve">Sistemas ITS:</w:t>
       </w:r>
@@ -1467,8 +1482,8 @@
       </w:r>
       <w:r>
         <w:rPr>
-          <w:b/>
-          <w:bCs/>
+          <w:bCs/>
+          <w:b/>
         </w:rPr>
         <w:t xml:space="preserve">Control de accesos:</w:t>
       </w:r>
@@ -1489,8 +1504,8 @@
       </w:r>
       <w:r>
         <w:rPr>
-          <w:b/>
-          <w:bCs/>
+          <w:bCs/>
+          <w:b/>
         </w:rPr>
         <w:t xml:space="preserve">Monitoreo ambiental:</w:t>
       </w:r>
@@ -1501,8 +1516,8 @@
         <w:t xml:space="preserve">Cumplimiento de normativas ambientales</w:t>
       </w:r>
     </w:p>
-    <w:bookmarkEnd w:id="21"/>
-    <w:bookmarkStart w:id="22" w:name="por-qué-lo-necesitamos"/>
+    <w:bookmarkEnd w:id="32"/>
+    <w:bookmarkStart w:id="33" w:name="por-qué-lo-necesitamos"/>
     <w:p>
       <w:pPr>
         <w:pStyle w:val="Heading3"/>
@@ -1513,16 +1528,16 @@
     </w:p>
     <w:p>
       <w:pPr>
-        <w:pStyle w:val="Compact"/>
         <w:numPr>
           <w:ilvl w:val="0"/>
           <w:numId w:val="1002"/>
         </w:numPr>
-      </w:pPr>
-      <w:r>
-        <w:rPr>
-          <w:b/>
-          <w:bCs/>
+        <w:pStyle w:val="Compact"/>
+      </w:pPr>
+      <w:r>
+        <w:rPr>
+          <w:bCs/>
+          <w:b/>
         </w:rPr>
         <w:t xml:space="preserve">Seguridad:</w:t>
       </w:r>
@@ -1535,16 +1550,16 @@
     </w:p>
     <w:p>
       <w:pPr>
-        <w:pStyle w:val="Compact"/>
         <w:numPr>
           <w:ilvl w:val="0"/>
           <w:numId w:val="1002"/>
         </w:numPr>
-      </w:pPr>
-      <w:r>
-        <w:rPr>
-          <w:b/>
-          <w:bCs/>
+        <w:pStyle w:val="Compact"/>
+      </w:pPr>
+      <w:r>
+        <w:rPr>
+          <w:bCs/>
+          <w:b/>
         </w:rPr>
         <w:t xml:space="preserve">Cumplimiento:</w:t>
       </w:r>
@@ -1557,16 +1572,16 @@
     </w:p>
     <w:p>
       <w:pPr>
-        <w:pStyle w:val="Compact"/>
         <w:numPr>
           <w:ilvl w:val="0"/>
           <w:numId w:val="1002"/>
         </w:numPr>
-      </w:pPr>
-      <w:r>
-        <w:rPr>
-          <w:b/>
-          <w:bCs/>
+        <w:pStyle w:val="Compact"/>
+      </w:pPr>
+      <w:r>
+        <w:rPr>
+          <w:bCs/>
+          <w:b/>
         </w:rPr>
         <w:t xml:space="preserve">Eficiencia:</w:t>
       </w:r>
@@ -1579,16 +1594,16 @@
     </w:p>
     <w:p>
       <w:pPr>
-        <w:pStyle w:val="Compact"/>
         <w:numPr>
           <w:ilvl w:val="0"/>
           <w:numId w:val="1002"/>
         </w:numPr>
-      </w:pPr>
-      <w:r>
-        <w:rPr>
-          <w:b/>
-          <w:bCs/>
+        <w:pStyle w:val="Compact"/>
+      </w:pPr>
+      <w:r>
+        <w:rPr>
+          <w:bCs/>
+          <w:b/>
         </w:rPr>
         <w:t xml:space="preserve">Transparencia:</w:t>
       </w:r>
@@ -1599,8 +1614,8 @@
         <w:t xml:space="preserve">Información al usuario y autoridades</w:t>
       </w:r>
     </w:p>
-    <w:bookmarkEnd w:id="22"/>
-    <w:bookmarkStart w:id="23" w:name="cómo-se-integra-con-otros-sistemas"/>
+    <w:bookmarkEnd w:id="33"/>
+    <w:bookmarkStart w:id="34" w:name="cómo-se-integra-con-otros-sistemas"/>
     <w:p>
       <w:pPr>
         <w:pStyle w:val="Heading3"/>
@@ -1663,9 +1678,9 @@
         </w:pict>
       </w:r>
     </w:p>
-    <w:bookmarkEnd w:id="23"/>
-    <w:bookmarkEnd w:id="24"/>
-    <w:bookmarkStart w:id="29" w:name="componentes-principales"/>
+    <w:bookmarkEnd w:id="34"/>
+    <w:bookmarkEnd w:id="35"/>
+    <w:bookmarkStart w:id="40" w:name="componentes-principales"/>
     <w:p>
       <w:pPr>
         <w:pStyle w:val="Heading2"/>
@@ -1674,7 +1689,7 @@
         <w:t xml:space="preserve">🏗️ COMPONENTES PRINCIPALES</w:t>
       </w:r>
     </w:p>
-    <w:bookmarkStart w:id="25" w:name="sistema-cctv---video-vigilancia"/>
+    <w:bookmarkStart w:id="36" w:name="sistema-cctv---video-vigilancia"/>
     <w:p>
       <w:pPr>
         <w:pStyle w:val="Heading3"/>
@@ -1689,8 +1704,8 @@
       </w:pPr>
       <w:r>
         <w:rPr>
-          <w:b/>
-          <w:bCs/>
+          <w:bCs/>
+          <w:b/>
         </w:rPr>
         <w:t xml:space="preserve">Propósito:</w:t>
       </w:r>
@@ -1707,8 +1722,8 @@
       </w:pPr>
       <w:r>
         <w:rPr>
-          <w:b/>
-          <w:bCs/>
+          <w:bCs/>
+          <w:b/>
         </w:rPr>
         <w:t xml:space="preserve">Componentes instalados:</w:t>
       </w:r>
@@ -1767,8 +1782,8 @@
       </w:pPr>
       <w:r>
         <w:rPr>
-          <w:b/>
-          <w:bCs/>
+          <w:bCs/>
+          <w:b/>
         </w:rPr>
         <w:t xml:space="preserve">Estado general:</w:t>
       </w:r>
@@ -1779,8 +1794,8 @@
         <w:t xml:space="preserve">🟢 En cronograma</w:t>
       </w:r>
     </w:p>
-    <w:bookmarkEnd w:id="25"/>
-    <w:bookmarkStart w:id="26" w:name="sistema-its---transporte-inteligente"/>
+    <w:bookmarkEnd w:id="36"/>
+    <w:bookmarkStart w:id="37" w:name="sistema-its---transporte-inteligente"/>
     <w:p>
       <w:pPr>
         <w:pStyle w:val="Heading3"/>
@@ -1795,8 +1810,8 @@
       </w:pPr>
       <w:r>
         <w:rPr>
-          <w:b/>
-          <w:bCs/>
+          <w:bCs/>
+          <w:b/>
         </w:rPr>
         <w:t xml:space="preserve">Propósito:</w:t>
       </w:r>
@@ -1813,8 +1828,8 @@
       </w:pPr>
       <w:r>
         <w:rPr>
-          <w:b/>
-          <w:bCs/>
+          <w:bCs/>
+          <w:b/>
         </w:rPr>
         <w:t xml:space="preserve">Componentes instalados:</w:t>
       </w:r>
@@ -1861,8 +1876,8 @@
       </w:pPr>
       <w:r>
         <w:rPr>
-          <w:b/>
-          <w:bCs/>
+          <w:bCs/>
+          <w:b/>
         </w:rPr>
         <w:t xml:space="preserve">Estado general:</w:t>
       </w:r>
@@ -1873,8 +1888,8 @@
         <w:t xml:space="preserve">🟡 En progreso</w:t>
       </w:r>
     </w:p>
-    <w:bookmarkEnd w:id="26"/>
-    <w:bookmarkStart w:id="27" w:name="sistema-de-control-de-accesos"/>
+    <w:bookmarkEnd w:id="37"/>
+    <w:bookmarkStart w:id="38" w:name="sistema-de-control-de-accesos"/>
     <w:p>
       <w:pPr>
         <w:pStyle w:val="Heading3"/>
@@ -1889,8 +1904,8 @@
       </w:pPr>
       <w:r>
         <w:rPr>
-          <w:b/>
-          <w:bCs/>
+          <w:bCs/>
+          <w:b/>
         </w:rPr>
         <w:t xml:space="preserve">Propósito:</w:t>
       </w:r>
@@ -1907,8 +1922,8 @@
       </w:pPr>
       <w:r>
         <w:rPr>
-          <w:b/>
-          <w:bCs/>
+          <w:bCs/>
+          <w:b/>
         </w:rPr>
         <w:t xml:space="preserve">Componentes instalados:</w:t>
       </w:r>
@@ -1955,8 +1970,8 @@
       </w:pPr>
       <w:r>
         <w:rPr>
-          <w:b/>
-          <w:bCs/>
+          <w:bCs/>
+          <w:b/>
         </w:rPr>
         <w:t xml:space="preserve">Estado general:</w:t>
       </w:r>
@@ -1967,8 +1982,8 @@
         <w:t xml:space="preserve">🟢 En cronograma</w:t>
       </w:r>
     </w:p>
-    <w:bookmarkEnd w:id="27"/>
-    <w:bookmarkStart w:id="28" w:name="sistema-de-monitoreo-ambiental"/>
+    <w:bookmarkEnd w:id="38"/>
+    <w:bookmarkStart w:id="39" w:name="sistema-de-monitoreo-ambiental"/>
     <w:p>
       <w:pPr>
         <w:pStyle w:val="Heading3"/>
@@ -1983,8 +1998,8 @@
       </w:pPr>
       <w:r>
         <w:rPr>
-          <w:b/>
-          <w:bCs/>
+          <w:bCs/>
+          <w:b/>
         </w:rPr>
         <w:t xml:space="preserve">Propósito:</w:t>
       </w:r>
@@ -2001,8 +2016,8 @@
       </w:pPr>
       <w:r>
         <w:rPr>
-          <w:b/>
-          <w:bCs/>
+          <w:bCs/>
+          <w:b/>
         </w:rPr>
         <w:t xml:space="preserve">Componentes instalados:</w:t>
       </w:r>
@@ -2049,8 +2064,8 @@
       </w:pPr>
       <w:r>
         <w:rPr>
-          <w:b/>
-          <w:bCs/>
+          <w:bCs/>
+          <w:b/>
         </w:rPr>
         <w:t xml:space="preserve">Estado general:</w:t>
       </w:r>
@@ -2068,9 +2083,9 @@
         </w:pict>
       </w:r>
     </w:p>
-    <w:bookmarkEnd w:id="28"/>
-    <w:bookmarkEnd w:id="29"/>
-    <w:bookmarkStart w:id="32" w:name="especificaciones-técnicas-clave"/>
+    <w:bookmarkEnd w:id="39"/>
+    <w:bookmarkEnd w:id="40"/>
+    <w:bookmarkStart w:id="43" w:name="especificaciones-técnicas-clave"/>
     <w:p>
       <w:pPr>
         <w:pStyle w:val="Heading2"/>
@@ -2079,7 +2094,7 @@
         <w:t xml:space="preserve">📐 ESPECIFICACIONES TÉCNICAS CLAVE</w:t>
       </w:r>
     </w:p>
-    <w:bookmarkStart w:id="30" w:name="tabla-consolidada-de-especificaciones"/>
+    <w:bookmarkStart w:id="41" w:name="tabla-consolidada-de-especificaciones"/>
     <w:p>
       <w:pPr>
         <w:pStyle w:val="Heading3"/>
@@ -2093,6 +2108,7 @@
         <w:tblStyle w:val="Table"/>
         <w:tblW w:type="auto" w:w="0"/>
         <w:tblLook w:firstRow="1" w:lastRow="0" w:firstColumn="0" w:lastColumn="0" w:noHBand="0" w:noVBand="0" w:val="0020"/>
+        <w:jc w:val="start"/>
       </w:tblPr>
       <w:tblGrid>
         <w:gridCol w:w="2640"/>
@@ -2101,7 +2117,7 @@
       </w:tblGrid>
       <w:tr>
         <w:trPr>
-          <w:tblHeader w:val="on"/>
+          <w:tblHeader w:val="true"/>
         </w:trPr>
         <w:tc>
           <w:tcPr/>
@@ -2369,8 +2385,8 @@
         </w:tc>
       </w:tr>
     </w:tbl>
-    <w:bookmarkEnd w:id="30"/>
-    <w:bookmarkStart w:id="31" w:name="criterios-de-aceptación"/>
+    <w:bookmarkEnd w:id="41"/>
+    <w:bookmarkStart w:id="42" w:name="criterios-de-aceptación"/>
     <w:p>
       <w:pPr>
         <w:pStyle w:val="Heading3"/>
@@ -2381,11 +2397,11 @@
     </w:p>
     <w:p>
       <w:pPr>
-        <w:pStyle w:val="Compact"/>
         <w:numPr>
           <w:ilvl w:val="0"/>
           <w:numId w:val="1003"/>
         </w:numPr>
+        <w:pStyle w:val="Compact"/>
       </w:pPr>
       <w:r>
         <w:t xml:space="preserve">✅ Resolución mínima 1080p para todas las cámaras</w:t>
@@ -2393,11 +2409,11 @@
     </w:p>
     <w:p>
       <w:pPr>
-        <w:pStyle w:val="Compact"/>
         <w:numPr>
           <w:ilvl w:val="0"/>
           <w:numId w:val="1003"/>
         </w:numPr>
+        <w:pStyle w:val="Compact"/>
       </w:pPr>
       <w:r>
         <w:t xml:space="preserve">✅ Almacenamiento 30 días de grabación histórica</w:t>
@@ -2405,11 +2421,11 @@
     </w:p>
     <w:p>
       <w:pPr>
-        <w:pStyle w:val="Compact"/>
         <w:numPr>
           <w:ilvl w:val="0"/>
           <w:numId w:val="1003"/>
         </w:numPr>
+        <w:pStyle w:val="Compact"/>
       </w:pPr>
       <w:r>
         <w:t xml:space="preserve">✅ Disponibilidad 99.5% de sistemas críticos</w:t>
@@ -2417,11 +2433,11 @@
     </w:p>
     <w:p>
       <w:pPr>
-        <w:pStyle w:val="Compact"/>
         <w:numPr>
           <w:ilvl w:val="0"/>
           <w:numId w:val="1003"/>
         </w:numPr>
+        <w:pStyle w:val="Compact"/>
       </w:pPr>
       <w:r>
         <w:t xml:space="preserve">✅ Integración completa con sistemas de control</w:t>
@@ -2429,11 +2445,11 @@
     </w:p>
     <w:p>
       <w:pPr>
-        <w:pStyle w:val="Compact"/>
         <w:numPr>
           <w:ilvl w:val="0"/>
           <w:numId w:val="1003"/>
         </w:numPr>
+        <w:pStyle w:val="Compact"/>
       </w:pPr>
       <w:r>
         <w:t xml:space="preserve">✅ Cumplimiento normativo ambiental</w:t>
@@ -2446,9 +2462,9 @@
         </w:pict>
       </w:r>
     </w:p>
-    <w:bookmarkEnd w:id="31"/>
-    <w:bookmarkEnd w:id="32"/>
-    <w:bookmarkStart w:id="35" w:name="ubicación-y-despliegue"/>
+    <w:bookmarkEnd w:id="42"/>
+    <w:bookmarkEnd w:id="43"/>
+    <w:bookmarkStart w:id="46" w:name="ubicación-y-despliegue"/>
     <w:p>
       <w:pPr>
         <w:pStyle w:val="Heading2"/>
@@ -2457,7 +2473,7 @@
         <w:t xml:space="preserve">📍 UBICACIÓN Y DESPLIEGUE</w:t>
       </w:r>
     </w:p>
-    <w:bookmarkStart w:id="33" w:name="mapa-de-despliegue"/>
+    <w:bookmarkStart w:id="44" w:name="mapa-de-despliegue"/>
     <w:p>
       <w:pPr>
         <w:pStyle w:val="Heading3"/>
@@ -2474,8 +2490,8 @@
         <w:t xml:space="preserve">El sistema se despliega en instalaciones críticas a lo largo del corredor, con concentración en pasos a nivel, talleres, estaciones y el Centro de Control Operativo.</w:t>
       </w:r>
     </w:p>
-    <w:bookmarkEnd w:id="33"/>
-    <w:bookmarkStart w:id="34" w:name="tabla-de-sitios-principales"/>
+    <w:bookmarkEnd w:id="44"/>
+    <w:bookmarkStart w:id="45" w:name="tabla-de-sitios-principales"/>
     <w:p>
       <w:pPr>
         <w:pStyle w:val="Heading3"/>
@@ -2489,6 +2505,7 @@
         <w:tblStyle w:val="Table"/>
         <w:tblW w:type="auto" w:w="0"/>
         <w:tblLook w:firstRow="1" w:lastRow="0" w:firstColumn="0" w:lastColumn="0" w:noHBand="0" w:noVBand="0" w:val="0020"/>
+        <w:jc w:val="start"/>
       </w:tblPr>
       <w:tblGrid>
         <w:gridCol w:w="1980"/>
@@ -2498,7 +2515,7 @@
       </w:tblGrid>
       <w:tr>
         <w:trPr>
-          <w:tblHeader w:val="on"/>
+          <w:tblHeader w:val="true"/>
         </w:trPr>
         <w:tc>
           <w:tcPr/>
@@ -2807,9 +2824,9 @@
         </w:pict>
       </w:r>
     </w:p>
-    <w:bookmarkEnd w:id="34"/>
-    <w:bookmarkEnd w:id="35"/>
-    <w:bookmarkStart w:id="39" w:name="operación-y-mantenimiento"/>
+    <w:bookmarkEnd w:id="45"/>
+    <w:bookmarkEnd w:id="46"/>
+    <w:bookmarkStart w:id="50" w:name="operación-y-mantenimiento"/>
     <w:p>
       <w:pPr>
         <w:pStyle w:val="Heading2"/>
@@ -2818,7 +2835,7 @@
         <w:t xml:space="preserve">⚙️ OPERACIÓN Y MANTENIMIENTO</w:t>
       </w:r>
     </w:p>
-    <w:bookmarkStart w:id="36" w:name="operación-normal"/>
+    <w:bookmarkStart w:id="47" w:name="operación-normal"/>
     <w:p>
       <w:pPr>
         <w:pStyle w:val="Heading3"/>
@@ -2835,8 +2852,8 @@
         <w:t xml:space="preserve">El sistema opera 24/7 proporcionando monitoreo continuo de instalaciones críticas, con detección automática de eventos y notificación al personal de seguridad.</w:t>
       </w:r>
     </w:p>
-    <w:bookmarkEnd w:id="36"/>
-    <w:bookmarkStart w:id="37" w:name="mantenimiento-preventivo"/>
+    <w:bookmarkEnd w:id="47"/>
+    <w:bookmarkStart w:id="48" w:name="mantenimiento-preventivo"/>
     <w:p>
       <w:pPr>
         <w:pStyle w:val="Heading3"/>
@@ -2847,16 +2864,16 @@
     </w:p>
     <w:p>
       <w:pPr>
-        <w:pStyle w:val="Compact"/>
         <w:numPr>
           <w:ilvl w:val="0"/>
           <w:numId w:val="1004"/>
         </w:numPr>
-      </w:pPr>
-      <w:r>
-        <w:rPr>
-          <w:b/>
-          <w:bCs/>
+        <w:pStyle w:val="Compact"/>
+      </w:pPr>
+      <w:r>
+        <w:rPr>
+          <w:bCs/>
+          <w:b/>
         </w:rPr>
         <w:t xml:space="preserve">Diario:</w:t>
       </w:r>
@@ -2869,16 +2886,16 @@
     </w:p>
     <w:p>
       <w:pPr>
-        <w:pStyle w:val="Compact"/>
         <w:numPr>
           <w:ilvl w:val="0"/>
           <w:numId w:val="1004"/>
         </w:numPr>
-      </w:pPr>
-      <w:r>
-        <w:rPr>
-          <w:b/>
-          <w:bCs/>
+        <w:pStyle w:val="Compact"/>
+      </w:pPr>
+      <w:r>
+        <w:rPr>
+          <w:bCs/>
+          <w:b/>
         </w:rPr>
         <w:t xml:space="preserve">Semanal:</w:t>
       </w:r>
@@ -2891,16 +2908,16 @@
     </w:p>
     <w:p>
       <w:pPr>
-        <w:pStyle w:val="Compact"/>
         <w:numPr>
           <w:ilvl w:val="0"/>
           <w:numId w:val="1004"/>
         </w:numPr>
-      </w:pPr>
-      <w:r>
-        <w:rPr>
-          <w:b/>
-          <w:bCs/>
+        <w:pStyle w:val="Compact"/>
+      </w:pPr>
+      <w:r>
+        <w:rPr>
+          <w:bCs/>
+          <w:b/>
         </w:rPr>
         <w:t xml:space="preserve">Mensual:</w:t>
       </w:r>
@@ -2913,16 +2930,16 @@
     </w:p>
     <w:p>
       <w:pPr>
-        <w:pStyle w:val="Compact"/>
         <w:numPr>
           <w:ilvl w:val="0"/>
           <w:numId w:val="1004"/>
         </w:numPr>
-      </w:pPr>
-      <w:r>
-        <w:rPr>
-          <w:b/>
-          <w:bCs/>
+        <w:pStyle w:val="Compact"/>
+      </w:pPr>
+      <w:r>
+        <w:rPr>
+          <w:bCs/>
+          <w:b/>
         </w:rPr>
         <w:t xml:space="preserve">Trimestral:</w:t>
       </w:r>
@@ -2933,8 +2950,8 @@
         <w:t xml:space="preserve">Mantenimiento mayor de equipos y actualización de software</w:t>
       </w:r>
     </w:p>
-    <w:bookmarkEnd w:id="37"/>
-    <w:bookmarkStart w:id="38" w:name="respuesta-a-eventos"/>
+    <w:bookmarkEnd w:id="48"/>
+    <w:bookmarkStart w:id="49" w:name="respuesta-a-eventos"/>
     <w:p>
       <w:pPr>
         <w:pStyle w:val="Heading3"/>
@@ -2945,16 +2962,16 @@
     </w:p>
     <w:p>
       <w:pPr>
-        <w:pStyle w:val="Compact"/>
         <w:numPr>
           <w:ilvl w:val="0"/>
           <w:numId w:val="1005"/>
         </w:numPr>
-      </w:pPr>
-      <w:r>
-        <w:rPr>
-          <w:b/>
-          <w:bCs/>
+        <w:pStyle w:val="Compact"/>
+      </w:pPr>
+      <w:r>
+        <w:rPr>
+          <w:bCs/>
+          <w:b/>
         </w:rPr>
         <w:t xml:space="preserve">Detección automática</w:t>
       </w:r>
@@ -2967,16 +2984,16 @@
     </w:p>
     <w:p>
       <w:pPr>
-        <w:pStyle w:val="Compact"/>
         <w:numPr>
           <w:ilvl w:val="0"/>
           <w:numId w:val="1005"/>
         </w:numPr>
-      </w:pPr>
-      <w:r>
-        <w:rPr>
-          <w:b/>
-          <w:bCs/>
+        <w:pStyle w:val="Compact"/>
+      </w:pPr>
+      <w:r>
+        <w:rPr>
+          <w:bCs/>
+          <w:b/>
         </w:rPr>
         <w:t xml:space="preserve">Notificación inmediata</w:t>
       </w:r>
@@ -2989,16 +3006,16 @@
     </w:p>
     <w:p>
       <w:pPr>
-        <w:pStyle w:val="Compact"/>
         <w:numPr>
           <w:ilvl w:val="0"/>
           <w:numId w:val="1005"/>
         </w:numPr>
-      </w:pPr>
-      <w:r>
-        <w:rPr>
-          <w:b/>
-          <w:bCs/>
+        <w:pStyle w:val="Compact"/>
+      </w:pPr>
+      <w:r>
+        <w:rPr>
+          <w:bCs/>
+          <w:b/>
         </w:rPr>
         <w:t xml:space="preserve">Grabación automática</w:t>
       </w:r>
@@ -3011,16 +3028,16 @@
     </w:p>
     <w:p>
       <w:pPr>
-        <w:pStyle w:val="Compact"/>
         <w:numPr>
           <w:ilvl w:val="0"/>
           <w:numId w:val="1005"/>
         </w:numPr>
-      </w:pPr>
-      <w:r>
-        <w:rPr>
-          <w:b/>
-          <w:bCs/>
+        <w:pStyle w:val="Compact"/>
+      </w:pPr>
+      <w:r>
+        <w:rPr>
+          <w:bCs/>
+          <w:b/>
         </w:rPr>
         <w:t xml:space="preserve">Respuesta coordinada</w:t>
       </w:r>
@@ -3033,16 +3050,16 @@
     </w:p>
     <w:p>
       <w:pPr>
-        <w:pStyle w:val="Compact"/>
         <w:numPr>
           <w:ilvl w:val="0"/>
           <w:numId w:val="1005"/>
         </w:numPr>
-      </w:pPr>
-      <w:r>
-        <w:rPr>
-          <w:b/>
-          <w:bCs/>
+        <w:pStyle w:val="Compact"/>
+      </w:pPr>
+      <w:r>
+        <w:rPr>
+          <w:bCs/>
+          <w:b/>
         </w:rPr>
         <w:t xml:space="preserve">Documentación</w:t>
       </w:r>
@@ -3060,9 +3077,9 @@
         </w:pict>
       </w:r>
     </w:p>
-    <w:bookmarkEnd w:id="38"/>
-    <w:bookmarkEnd w:id="39"/>
-    <w:bookmarkStart w:id="42" w:name="interfaces-con-otros-sistemas"/>
+    <w:bookmarkEnd w:id="49"/>
+    <w:bookmarkEnd w:id="50"/>
+    <w:bookmarkStart w:id="53" w:name="interfaces-con-otros-sistemas"/>
     <w:p>
       <w:pPr>
         <w:pStyle w:val="Heading2"/>
@@ -3071,7 +3088,7 @@
         <w:t xml:space="preserve">🔗 INTERFACES CON OTROS SISTEMAS</w:t>
       </w:r>
     </w:p>
-    <w:bookmarkStart w:id="40" w:name="diagrama-de-interfaces"/>
+    <w:bookmarkStart w:id="51" w:name="diagrama-de-interfaces"/>
     <w:p>
       <w:pPr>
         <w:pStyle w:val="Heading3"/>
@@ -3127,8 +3144,8 @@
         <w:t xml:space="preserve">[Control Accesos] ←→ [ITS y Seguridad] ←→ [Monitoreo Ambiental]</w:t>
       </w:r>
     </w:p>
-    <w:bookmarkEnd w:id="40"/>
-    <w:bookmarkStart w:id="41" w:name="tabla-de-interfaces-críticas"/>
+    <w:bookmarkEnd w:id="51"/>
+    <w:bookmarkStart w:id="52" w:name="tabla-de-interfaces-críticas"/>
     <w:p>
       <w:pPr>
         <w:pStyle w:val="Heading3"/>
@@ -3142,6 +3159,7 @@
         <w:tblStyle w:val="Table"/>
         <w:tblW w:type="auto" w:w="0"/>
         <w:tblLook w:firstRow="1" w:lastRow="0" w:firstColumn="0" w:lastColumn="0" w:noHBand="0" w:noVBand="0" w:val="0020"/>
+        <w:jc w:val="start"/>
       </w:tblPr>
       <w:tblGrid>
         <w:gridCol w:w="1980"/>
@@ -3151,7 +3169,7 @@
       </w:tblGrid>
       <w:tr>
         <w:trPr>
-          <w:tblHeader w:val="on"/>
+          <w:tblHeader w:val="true"/>
         </w:trPr>
         <w:tc>
           <w:tcPr/>
@@ -3410,9 +3428,9 @@
         </w:pict>
       </w:r>
     </w:p>
-    <w:bookmarkEnd w:id="41"/>
-    <w:bookmarkEnd w:id="42"/>
-    <w:bookmarkStart w:id="43" w:name="riesgos-y-mitigaciones"/>
+    <w:bookmarkEnd w:id="52"/>
+    <w:bookmarkEnd w:id="53"/>
+    <w:bookmarkStart w:id="54" w:name="riesgos-y-mitigaciones"/>
     <w:p>
       <w:pPr>
         <w:pStyle w:val="Heading2"/>
@@ -3425,8 +3443,9 @@
       <w:tblPr>
         <w:tblStyle w:val="Table"/>
         <w:tblW w:type="pct" w:w="5000"/>
+        <w:tblLook w:firstRow="1" w:lastRow="0" w:firstColumn="0" w:lastColumn="0" w:noHBand="0" w:noVBand="0" w:val="0020"/>
+        <w:jc w:val="start"/>
         <w:tblLayout w:type="fixed"/>
-        <w:tblLook w:firstRow="1" w:lastRow="0" w:firstColumn="0" w:lastColumn="0" w:noHBand="0" w:noVBand="0" w:val="0020"/>
       </w:tblPr>
       <w:tblGrid>
         <w:gridCol w:w="1218"/>
@@ -3437,7 +3456,7 @@
       </w:tblGrid>
       <w:tr>
         <w:trPr>
-          <w:tblHeader w:val="on"/>
+          <w:tblHeader w:val="true"/>
         </w:trPr>
         <w:tc>
           <w:tcPr/>
@@ -3756,8 +3775,8 @@
         </w:pict>
       </w:r>
     </w:p>
-    <w:bookmarkEnd w:id="43"/>
-    <w:bookmarkStart w:id="46" w:name="cumplimiento-contractual"/>
+    <w:bookmarkEnd w:id="54"/>
+    <w:bookmarkStart w:id="57" w:name="cumplimiento-contractual"/>
     <w:p>
       <w:pPr>
         <w:pStyle w:val="Heading2"/>
@@ -3766,7 +3785,7 @@
         <w:t xml:space="preserve">📋 CUMPLIMIENTO CONTRACTUAL</w:t>
       </w:r>
     </w:p>
-    <w:bookmarkStart w:id="44" w:name="obligaciones-clave-del-contrato"/>
+    <w:bookmarkStart w:id="55" w:name="obligaciones-clave-del-contrato"/>
     <w:p>
       <w:pPr>
         <w:pStyle w:val="Heading3"/>
@@ -3777,11 +3796,11 @@
     </w:p>
     <w:p>
       <w:pPr>
-        <w:pStyle w:val="Compact"/>
         <w:numPr>
           <w:ilvl w:val="0"/>
           <w:numId w:val="1006"/>
         </w:numPr>
+        <w:pStyle w:val="Compact"/>
       </w:pPr>
       <w:r>
         <w:t xml:space="preserve">✅</w:t>
@@ -3791,8 +3810,8 @@
       </w:r>
       <w:r>
         <w:rPr>
-          <w:b/>
-          <w:bCs/>
+          <w:bCs/>
+          <w:b/>
         </w:rPr>
         <w:t xml:space="preserve">AT1 - Seguridad:</w:t>
       </w:r>
@@ -3805,11 +3824,11 @@
     </w:p>
     <w:p>
       <w:pPr>
-        <w:pStyle w:val="Compact"/>
         <w:numPr>
           <w:ilvl w:val="0"/>
           <w:numId w:val="1006"/>
         </w:numPr>
+        <w:pStyle w:val="Compact"/>
       </w:pPr>
       <w:r>
         <w:t xml:space="preserve">✅</w:t>
@@ -3819,8 +3838,8 @@
       </w:r>
       <w:r>
         <w:rPr>
-          <w:b/>
-          <w:bCs/>
+          <w:bCs/>
+          <w:b/>
         </w:rPr>
         <w:t xml:space="preserve">AT3 - Especificaciones:</w:t>
       </w:r>
@@ -3833,11 +3852,11 @@
     </w:p>
     <w:p>
       <w:pPr>
-        <w:pStyle w:val="Compact"/>
         <w:numPr>
           <w:ilvl w:val="0"/>
           <w:numId w:val="1006"/>
         </w:numPr>
+        <w:pStyle w:val="Compact"/>
       </w:pPr>
       <w:r>
         <w:t xml:space="preserve">✅</w:t>
@@ -3847,8 +3866,8 @@
       </w:r>
       <w:r>
         <w:rPr>
-          <w:b/>
-          <w:bCs/>
+          <w:bCs/>
+          <w:b/>
         </w:rPr>
         <w:t xml:space="preserve">AT4 - Indicadores:</w:t>
       </w:r>
@@ -3861,11 +3880,11 @@
     </w:p>
     <w:p>
       <w:pPr>
-        <w:pStyle w:val="Compact"/>
         <w:numPr>
           <w:ilvl w:val="0"/>
           <w:numId w:val="1006"/>
         </w:numPr>
+        <w:pStyle w:val="Compact"/>
       </w:pPr>
       <w:r>
         <w:t xml:space="preserve">✅</w:t>
@@ -3875,8 +3894,8 @@
       </w:r>
       <w:r>
         <w:rPr>
-          <w:b/>
-          <w:bCs/>
+          <w:bCs/>
+          <w:b/>
         </w:rPr>
         <w:t xml:space="preserve">AT6 - Ambiental:</w:t>
       </w:r>
@@ -3889,11 +3908,11 @@
     </w:p>
     <w:p>
       <w:pPr>
-        <w:pStyle w:val="Compact"/>
         <w:numPr>
           <w:ilvl w:val="0"/>
           <w:numId w:val="1006"/>
         </w:numPr>
+        <w:pStyle w:val="Compact"/>
       </w:pPr>
       <w:r>
         <w:t xml:space="preserve">⏳</w:t>
@@ -3903,8 +3922,8 @@
       </w:r>
       <w:r>
         <w:rPr>
-          <w:b/>
-          <w:bCs/>
+          <w:bCs/>
+          <w:b/>
         </w:rPr>
         <w:t xml:space="preserve">AT8 - Operaciones:</w:t>
       </w:r>
@@ -3917,11 +3936,11 @@
     </w:p>
     <w:p>
       <w:pPr>
-        <w:pStyle w:val="Compact"/>
         <w:numPr>
           <w:ilvl w:val="0"/>
           <w:numId w:val="1006"/>
         </w:numPr>
+        <w:pStyle w:val="Compact"/>
       </w:pPr>
       <w:r>
         <w:t xml:space="preserve">❌</w:t>
@@ -3931,8 +3950,8 @@
       </w:r>
       <w:r>
         <w:rPr>
-          <w:b/>
-          <w:bCs/>
+          <w:bCs/>
+          <w:b/>
         </w:rPr>
         <w:t xml:space="preserve">AT9 - Cronograma:</w:t>
       </w:r>
@@ -3943,8 +3962,8 @@
         <w:t xml:space="preserve">Plan de implementación por fases - Pendiente</w:t>
       </w:r>
     </w:p>
-    <w:bookmarkEnd w:id="44"/>
-    <w:bookmarkStart w:id="45" w:name="referencias-contractuales"/>
+    <w:bookmarkEnd w:id="55"/>
+    <w:bookmarkStart w:id="56" w:name="referencias-contractuales"/>
     <w:p>
       <w:pPr>
         <w:pStyle w:val="Heading3"/>
@@ -3955,16 +3974,16 @@
     </w:p>
     <w:p>
       <w:pPr>
-        <w:pStyle w:val="Compact"/>
         <w:numPr>
           <w:ilvl w:val="0"/>
           <w:numId w:val="1007"/>
         </w:numPr>
-      </w:pPr>
-      <w:r>
-        <w:rPr>
-          <w:b/>
-          <w:bCs/>
+        <w:pStyle w:val="Compact"/>
+      </w:pPr>
+      <w:r>
+        <w:rPr>
+          <w:bCs/>
+          <w:b/>
         </w:rPr>
         <w:t xml:space="preserve">Apéndice Técnico 1:</w:t>
       </w:r>
@@ -3977,16 +3996,16 @@
     </w:p>
     <w:p>
       <w:pPr>
-        <w:pStyle w:val="Compact"/>
         <w:numPr>
           <w:ilvl w:val="0"/>
           <w:numId w:val="1007"/>
         </w:numPr>
-      </w:pPr>
-      <w:r>
-        <w:rPr>
-          <w:b/>
-          <w:bCs/>
+        <w:pStyle w:val="Compact"/>
+      </w:pPr>
+      <w:r>
+        <w:rPr>
+          <w:bCs/>
+          <w:b/>
         </w:rPr>
         <w:t xml:space="preserve">Apéndice Técnico 3:</w:t>
       </w:r>
@@ -3999,16 +4018,16 @@
     </w:p>
     <w:p>
       <w:pPr>
-        <w:pStyle w:val="Compact"/>
         <w:numPr>
           <w:ilvl w:val="0"/>
           <w:numId w:val="1007"/>
         </w:numPr>
-      </w:pPr>
-      <w:r>
-        <w:rPr>
-          <w:b/>
-          <w:bCs/>
+        <w:pStyle w:val="Compact"/>
+      </w:pPr>
+      <w:r>
+        <w:rPr>
+          <w:bCs/>
+          <w:b/>
         </w:rPr>
         <w:t xml:space="preserve">Apéndice Técnico 4:</w:t>
       </w:r>
@@ -4016,21 +4035,21 @@
         <w:t xml:space="preserve"> </w:t>
       </w:r>
       <w:r>
-        <w:t xml:space="preserve">Indicadores de desempeño - Disponibilidad 99.5%</w:t>
-      </w:r>
-    </w:p>
-    <w:p>
-      <w:pPr>
-        <w:pStyle w:val="Compact"/>
+        <w:t xml:space="preserve">Indicadores de desempeno - Disponibilidad 99.5%</w:t>
+      </w:r>
+    </w:p>
+    <w:p>
+      <w:pPr>
         <w:numPr>
           <w:ilvl w:val="0"/>
           <w:numId w:val="1007"/>
         </w:numPr>
-      </w:pPr>
-      <w:r>
-        <w:rPr>
-          <w:b/>
-          <w:bCs/>
+        <w:pStyle w:val="Compact"/>
+      </w:pPr>
+      <w:r>
+        <w:rPr>
+          <w:bCs/>
+          <w:b/>
         </w:rPr>
         <w:t xml:space="preserve">Apéndice Técnico 6:</w:t>
       </w:r>
@@ -4048,9 +4067,9 @@
         </w:pict>
       </w:r>
     </w:p>
-    <w:bookmarkEnd w:id="45"/>
-    <w:bookmarkEnd w:id="46"/>
-    <w:bookmarkStart w:id="49" w:name="documentación-de-soporte"/>
+    <w:bookmarkEnd w:id="56"/>
+    <w:bookmarkEnd w:id="57"/>
+    <w:bookmarkStart w:id="60" w:name="documentación-de-soporte"/>
     <w:p>
       <w:pPr>
         <w:pStyle w:val="Heading2"/>
@@ -4059,7 +4078,7 @@
         <w:t xml:space="preserve">📚 DOCUMENTACIÓN DE SOPORTE</w:t>
       </w:r>
     </w:p>
-    <w:bookmarkStart w:id="47" w:name="documentos-técnicos-disponibles"/>
+    <w:bookmarkStart w:id="58" w:name="documentos-técnicos-disponibles"/>
     <w:p>
       <w:pPr>
         <w:pStyle w:val="Heading3"/>
@@ -4072,8 +4091,9 @@
       <w:tblPr>
         <w:tblStyle w:val="Table"/>
         <w:tblW w:type="pct" w:w="5000"/>
+        <w:tblLook w:firstRow="1" w:lastRow="0" w:firstColumn="0" w:lastColumn="0" w:noHBand="0" w:noVBand="0" w:val="0020"/>
+        <w:jc w:val="start"/>
         <w:tblLayout w:type="fixed"/>
-        <w:tblLook w:firstRow="1" w:lastRow="0" w:firstColumn="0" w:lastColumn="0" w:noHBand="0" w:noVBand="0" w:val="0020"/>
       </w:tblPr>
       <w:tblGrid>
         <w:gridCol w:w="2354"/>
@@ -4083,7 +4103,7 @@
       </w:tblGrid>
       <w:tr>
         <w:trPr>
-          <w:tblHeader w:val="on"/>
+          <w:tblHeader w:val="true"/>
         </w:trPr>
         <w:tc>
           <w:tcPr/>
@@ -4335,8 +4355,8 @@
         </w:tc>
       </w:tr>
     </w:tbl>
-    <w:bookmarkEnd w:id="47"/>
-    <w:bookmarkStart w:id="48" w:name="para-más-información-técnica"/>
+    <w:bookmarkEnd w:id="58"/>
+    <w:bookmarkStart w:id="59" w:name="para-más-información-técnica"/>
     <w:p>
       <w:pPr>
         <w:pStyle w:val="Heading3"/>
@@ -4360,9 +4380,9 @@
         </w:pict>
       </w:r>
     </w:p>
-    <w:bookmarkEnd w:id="48"/>
-    <w:bookmarkEnd w:id="49"/>
-    <w:bookmarkStart w:id="50" w:name="contactos-y-responsables"/>
+    <w:bookmarkEnd w:id="59"/>
+    <w:bookmarkEnd w:id="60"/>
+    <w:bookmarkStart w:id="61" w:name="contactos-y-responsables"/>
     <w:p>
       <w:pPr>
         <w:pStyle w:val="Heading2"/>
@@ -4376,6 +4396,7 @@
         <w:tblStyle w:val="Table"/>
         <w:tblW w:type="auto" w:w="0"/>
         <w:tblLook w:firstRow="1" w:lastRow="0" w:firstColumn="0" w:lastColumn="0" w:noHBand="0" w:noVBand="0" w:val="0020"/>
+        <w:jc w:val="start"/>
       </w:tblPr>
       <w:tblGrid>
         <w:gridCol w:w="2640"/>
@@ -4384,7 +4405,7 @@
       </w:tblGrid>
       <w:tr>
         <w:trPr>
-          <w:tblHeader w:val="on"/>
+          <w:tblHeader w:val="true"/>
         </w:trPr>
         <w:tc>
           <w:tcPr/>
@@ -4583,14 +4604,14 @@
         </w:pict>
       </w:r>
     </w:p>
-    <w:bookmarkEnd w:id="50"/>
-    <w:bookmarkStart w:id="51" w:name="indicadores-de-desempeño-kpis"/>
+    <w:bookmarkEnd w:id="61"/>
+    <w:bookmarkStart w:id="62" w:name="indicadores-de-desempeno-kpis"/>
     <w:p>
       <w:pPr>
         <w:pStyle w:val="Heading2"/>
       </w:pPr>
       <w:r>
-        <w:t xml:space="preserve">📊 INDICADORES DE DESEMPEÑO (KPIs)</w:t>
+        <w:t xml:space="preserve">📊 INDICADORES DE DESEMPENO (KPIs)</w:t>
       </w:r>
     </w:p>
     <w:tbl>
@@ -4598,6 +4619,7 @@
         <w:tblStyle w:val="Table"/>
         <w:tblW w:type="auto" w:w="0"/>
         <w:tblLook w:firstRow="1" w:lastRow="0" w:firstColumn="0" w:lastColumn="0" w:noHBand="0" w:noVBand="0" w:val="0020"/>
+        <w:jc w:val="start"/>
       </w:tblPr>
       <w:tblGrid>
         <w:gridCol w:w="1980"/>
@@ -4607,7 +4629,7 @@
       </w:tblGrid>
       <w:tr>
         <w:trPr>
-          <w:tblHeader w:val="on"/>
+          <w:tblHeader w:val="true"/>
         </w:trPr>
         <w:tc>
           <w:tcPr/>
@@ -4916,8 +4938,8 @@
         </w:pict>
       </w:r>
     </w:p>
-    <w:bookmarkEnd w:id="51"/>
-    <w:bookmarkStart w:id="55" w:name="decisiones-técnicas-aplicadas"/>
+    <w:bookmarkEnd w:id="62"/>
+    <w:bookmarkStart w:id="66" w:name="decisiones-técnicas-aplicadas"/>
     <w:p>
       <w:pPr>
         <w:pStyle w:val="Heading2"/>
@@ -4926,7 +4948,7 @@
         <w:t xml:space="preserve">📋 DECISIONES TÉCNICAS APLICADAS</w:t>
       </w:r>
     </w:p>
-    <w:bookmarkStart w:id="52" w:name="Xc610b35923c7d81af1c4e4bb7a8f27177c71732"/>
+    <w:bookmarkStart w:id="63" w:name="Xc610b35923c7d81af1c4e4bb7a8f27177c71732"/>
     <w:p>
       <w:pPr>
         <w:pStyle w:val="Heading3"/>
@@ -4937,11 +4959,11 @@
     </w:p>
     <w:p>
       <w:pPr>
-        <w:pStyle w:val="Compact"/>
         <w:numPr>
           <w:ilvl w:val="0"/>
           <w:numId w:val="1008"/>
         </w:numPr>
+        <w:pStyle w:val="Compact"/>
       </w:pPr>
       <w:r>
         <w:t xml:space="preserve">Cambio: Cámaras PAN 48 → 73 PTZ 4MP (+52%)</w:t>
@@ -4949,11 +4971,11 @@
     </w:p>
     <w:p>
       <w:pPr>
-        <w:pStyle w:val="Compact"/>
         <w:numPr>
           <w:ilvl w:val="0"/>
           <w:numId w:val="1008"/>
         </w:numPr>
+        <w:pStyle w:val="Compact"/>
       </w:pPr>
       <w:r>
         <w:t xml:space="preserve">Just: Cobertura completa corredor + nodos críticos</w:t>
@@ -4961,18 +4983,18 @@
     </w:p>
     <w:p>
       <w:pPr>
-        <w:pStyle w:val="Compact"/>
         <w:numPr>
           <w:ilvl w:val="0"/>
           <w:numId w:val="1008"/>
         </w:numPr>
+        <w:pStyle w:val="Compact"/>
       </w:pPr>
       <w:r>
         <w:t xml:space="preserve">Impacto: +$1,806M (+470%)</w:t>
       </w:r>
     </w:p>
-    <w:bookmarkEnd w:id="52"/>
-    <w:bookmarkStart w:id="53" w:name="Xde1d1526a6bfb7c47e883bd29e0bce8df18f74b"/>
+    <w:bookmarkEnd w:id="63"/>
+    <w:bookmarkStart w:id="64" w:name="Xde1d1526a6bfb7c47e883bd29e0bce8df18f74b"/>
     <w:p>
       <w:pPr>
         <w:pStyle w:val="Heading3"/>
@@ -4983,11 +5005,11 @@
     </w:p>
     <w:p>
       <w:pPr>
-        <w:pStyle w:val="Compact"/>
         <w:numPr>
           <w:ilvl w:val="0"/>
           <w:numId w:val="1009"/>
         </w:numPr>
+        <w:pStyle w:val="Compact"/>
       </w:pPr>
       <w:r>
         <w:t xml:space="preserve">Cambio: Actualización precios instalación y sistemas detección PAN</w:t>
@@ -4995,18 +5017,18 @@
     </w:p>
     <w:p>
       <w:pPr>
-        <w:pStyle w:val="Compact"/>
         <w:numPr>
           <w:ilvl w:val="0"/>
           <w:numId w:val="1009"/>
         </w:numPr>
+        <w:pStyle w:val="Compact"/>
       </w:pPr>
       <w:r>
         <w:t xml:space="preserve">Impacto: +$3,366M</w:t>
       </w:r>
     </w:p>
-    <w:bookmarkEnd w:id="53"/>
-    <w:bookmarkStart w:id="54" w:name="X4a06c18e902218867b9bce31f253b7e5cda7515"/>
+    <w:bookmarkEnd w:id="64"/>
+    <w:bookmarkStart w:id="65" w:name="X4a06c18e902218867b9bce31f253b7e5cda7515"/>
     <w:p>
       <w:pPr>
         <w:pStyle w:val="Heading3"/>
@@ -5017,11 +5039,11 @@
     </w:p>
     <w:p>
       <w:pPr>
-        <w:pStyle w:val="Compact"/>
         <w:numPr>
           <w:ilvl w:val="0"/>
           <w:numId w:val="1010"/>
         </w:numPr>
+        <w:pStyle w:val="Compact"/>
       </w:pPr>
       <w:r>
         <w:t xml:space="preserve">Cambio: Descripción técnica (ISO 14443, IP65/IK10)</w:t>
@@ -5034,9 +5056,9 @@
         </w:pict>
       </w:r>
     </w:p>
-    <w:bookmarkEnd w:id="54"/>
-    <w:bookmarkEnd w:id="55"/>
-    <w:bookmarkStart w:id="56" w:name="control-de-versiones"/>
+    <w:bookmarkEnd w:id="65"/>
+    <w:bookmarkEnd w:id="66"/>
+    <w:bookmarkStart w:id="67" w:name="control-de-versiones"/>
     <w:p>
       <w:pPr>
         <w:pStyle w:val="Heading2"/>
@@ -5049,8 +5071,9 @@
       <w:tblPr>
         <w:tblStyle w:val="Table"/>
         <w:tblW w:type="pct" w:w="5000"/>
+        <w:tblLook w:firstRow="1" w:lastRow="0" w:firstColumn="0" w:lastColumn="0" w:noHBand="0" w:noVBand="0" w:val="0020"/>
+        <w:jc w:val="start"/>
         <w:tblLayout w:type="fixed"/>
-        <w:tblLook w:firstRow="1" w:lastRow="0" w:firstColumn="0" w:lastColumn="0" w:noHBand="0" w:noVBand="0" w:val="0020"/>
       </w:tblPr>
       <w:tblGrid>
         <w:gridCol w:w="1425"/>
@@ -5060,7 +5083,7 @@
       </w:tblGrid>
       <w:tr>
         <w:trPr>
-          <w:tblHeader w:val="on"/>
+          <w:tblHeader w:val="true"/>
         </w:trPr>
         <w:tc>
           <w:tcPr/>
@@ -5175,8 +5198,8 @@
       </w:pPr>
       <w:r>
         <w:rPr>
-          <w:b/>
-          <w:bCs/>
+          <w:bCs/>
+          <w:b/>
         </w:rPr>
         <w:t xml:space="preserve">Documento preparado por:</w:t>
       </w:r>
@@ -5191,8 +5214,8 @@
       </w:r>
       <w:r>
         <w:rPr>
-          <w:b/>
-          <w:bCs/>
+          <w:bCs/>
+          <w:b/>
         </w:rPr>
         <w:t xml:space="preserve">Última actualización:</w:t>
       </w:r>
@@ -5207,8 +5230,8 @@
       </w:r>
       <w:r>
         <w:rPr>
-          <w:b/>
-          <w:bCs/>
+          <w:bCs/>
+          <w:b/>
         </w:rPr>
         <w:t xml:space="preserve">Próxima revisión:</w:t>
       </w:r>
@@ -5223,8 +5246,8 @@
       </w:r>
       <w:r>
         <w:rPr>
-          <w:b/>
-          <w:bCs/>
+          <w:bCs/>
+          <w:b/>
         </w:rPr>
         <w:t xml:space="preserve">Basado en:</w:t>
       </w:r>
@@ -5235,13 +5258,9 @@
         <w:t xml:space="preserve">SISTEMA_03_ITS_y_Seguridad_Master.md v1.0</w:t>
       </w:r>
     </w:p>
-    <w:bookmarkEnd w:id="56"/>
-    <w:bookmarkEnd w:id="57"/>
-    <w:sectPr>
-      <w:footnotePr>
-        <w:numRestart w:val="eachSect"/>
-      </w:footnotePr>
-    </w:sectPr>
+    <w:bookmarkEnd w:id="67"/>
+    <w:bookmarkEnd w:id="68"/>
+    <w:sectPr/>
   </w:body>
 </w:document>
 </file>
@@ -5272,14 +5291,14 @@
 <file path=word/numbering.xml><?xml version="1.0" encoding="utf-8"?>
 <w:numbering xmlns:w="http://schemas.openxmlformats.org/wordprocessingml/2006/main">
   <w:abstractNum w:abstractNumId="990">
-    <w:nsid w:val="0000A990"/>
+    <w:nsid w:val="A990"/>
     <w:multiLevelType w:val="multilevel"/>
     <w:lvl w:ilvl="0">
       <w:numFmt w:val="bullet"/>
       <w:lvlText w:val=" "/>
       <w:lvlJc w:val="left"/>
       <w:pPr>
-        <w:ind w:left="720" w:hanging="360"/>
+        <w:ind w:left="720" w:hanging="480"/>
       </w:pPr>
     </w:lvl>
     <w:lvl w:ilvl="1">
@@ -5287,7 +5306,7 @@
       <w:lvlText w:val=" "/>
       <w:lvlJc w:val="left"/>
       <w:pPr>
-        <w:ind w:left="1440" w:hanging="360"/>
+        <w:ind w:left="1440" w:hanging="480"/>
       </w:pPr>
     </w:lvl>
     <w:lvl w:ilvl="2">
@@ -5295,7 +5314,7 @@
       <w:lvlText w:val=" "/>
       <w:lvlJc w:val="left"/>
       <w:pPr>
-        <w:ind w:left="2160" w:hanging="360"/>
+        <w:ind w:left="2160" w:hanging="480"/>
       </w:pPr>
     </w:lvl>
     <w:lvl w:ilvl="3">
@@ -5303,7 +5322,7 @@
       <w:lvlText w:val=" "/>
       <w:lvlJc w:val="left"/>
       <w:pPr>
-        <w:ind w:left="2880" w:hanging="360"/>
+        <w:ind w:left="2880" w:hanging="480"/>
       </w:pPr>
     </w:lvl>
     <w:lvl w:ilvl="4">
@@ -5311,7 +5330,7 @@
       <w:lvlText w:val=" "/>
       <w:lvlJc w:val="left"/>
       <w:pPr>
-        <w:ind w:left="3600" w:hanging="360"/>
+        <w:ind w:left="3600" w:hanging="480"/>
       </w:pPr>
     </w:lvl>
     <w:lvl w:ilvl="5">
@@ -5319,7 +5338,7 @@
       <w:lvlText w:val=" "/>
       <w:lvlJc w:val="left"/>
       <w:pPr>
-        <w:ind w:left="4320" w:hanging="360"/>
+        <w:ind w:left="4320" w:hanging="480"/>
       </w:pPr>
     </w:lvl>
     <w:lvl w:ilvl="6">
@@ -5327,7 +5346,7 @@
       <w:lvlText w:val=" "/>
       <w:lvlJc w:val="left"/>
       <w:pPr>
-        <w:ind w:left="5040" w:hanging="360"/>
+        <w:ind w:left="5040" w:hanging="480"/>
       </w:pPr>
     </w:lvl>
     <w:lvl w:ilvl="7">
@@ -5335,7 +5354,7 @@
       <w:lvlText w:val=" "/>
       <w:lvlJc w:val="left"/>
       <w:pPr>
-        <w:ind w:left="5760" w:hanging="360"/>
+        <w:ind w:left="5760" w:hanging="480"/>
       </w:pPr>
     </w:lvl>
     <w:lvl w:ilvl="8">
@@ -5343,115 +5362,88 @@
       <w:lvlText w:val=" "/>
       <w:lvlJc w:val="left"/>
       <w:pPr>
-        <w:ind w:left="6480" w:hanging="360"/>
+        <w:ind w:left="6480" w:hanging="480"/>
       </w:pPr>
     </w:lvl>
   </w:abstractNum>
   <w:abstractNum w:abstractNumId="991">
-    <w:nsid w:val="0000A991"/>
+    <w:nsid w:val="A991"/>
     <w:multiLevelType w:val="multilevel"/>
     <w:lvl w:ilvl="0">
       <w:numFmt w:val="bullet"/>
-      <w:lvlText w:val=""/>
+      <w:lvlText w:val="•"/>
       <w:lvlJc w:val="left"/>
       <w:pPr>
-        <w:ind w:left="720" w:hanging="360"/>
-      </w:pPr>
-      <w:rPr>
-        <w:rFonts w:ascii="Symbol" w:hAnsi="Symbol" w:cs="Symbol" w:hint="default"/>
-      </w:rPr>
+        <w:ind w:left="720" w:hanging="480"/>
+      </w:pPr>
     </w:lvl>
     <w:lvl w:ilvl="1">
       <w:numFmt w:val="bullet"/>
-      <w:lvlText w:val="o"/>
+      <w:lvlText w:val="–"/>
       <w:lvlJc w:val="left"/>
       <w:pPr>
-        <w:ind w:left="1440" w:hanging="360"/>
-      </w:pPr>
-      <w:rPr>
-        <w:rFonts w:ascii="Courier New" w:hAnsi="Courier New" w:cs="Courier New" w:hint="default"/>
-      </w:rPr>
+        <w:ind w:left="1440" w:hanging="480"/>
+      </w:pPr>
     </w:lvl>
     <w:lvl w:ilvl="2">
       <w:numFmt w:val="bullet"/>
-      <w:lvlText w:val=""/>
+      <w:lvlText w:val="•"/>
       <w:lvlJc w:val="left"/>
       <w:pPr>
-        <w:ind w:left="2160" w:hanging="360"/>
-      </w:pPr>
-      <w:rPr>
-        <w:rFonts w:ascii="Wingdings" w:hAnsi="Wingdings" w:cs="Wingdings" w:hint="default"/>
-      </w:rPr>
+        <w:ind w:left="2160" w:hanging="480"/>
+      </w:pPr>
     </w:lvl>
     <w:lvl w:ilvl="3">
       <w:numFmt w:val="bullet"/>
-      <w:lvlText w:val=""/>
+      <w:lvlText w:val="–"/>
       <w:lvlJc w:val="left"/>
       <w:pPr>
-        <w:ind w:left="2880" w:hanging="360"/>
-      </w:pPr>
-      <w:rPr>
-        <w:rFonts w:ascii="Symbol" w:hAnsi="Symbol" w:cs="Symbol" w:hint="default"/>
-      </w:rPr>
+        <w:ind w:left="2880" w:hanging="480"/>
+      </w:pPr>
     </w:lvl>
     <w:lvl w:ilvl="4">
       <w:numFmt w:val="bullet"/>
-      <w:lvlText w:val="o"/>
+      <w:lvlText w:val="•"/>
       <w:lvlJc w:val="left"/>
       <w:pPr>
-        <w:ind w:left="3600" w:hanging="360"/>
-      </w:pPr>
-      <w:rPr>
-        <w:rFonts w:ascii="Courier New" w:hAnsi="Courier New" w:cs="Courier New" w:hint="default"/>
-      </w:rPr>
+        <w:ind w:left="3600" w:hanging="480"/>
+      </w:pPr>
     </w:lvl>
     <w:lvl w:ilvl="5">
       <w:numFmt w:val="bullet"/>
-      <w:lvlText w:val=""/>
+      <w:lvlText w:val="–"/>
       <w:lvlJc w:val="left"/>
       <w:pPr>
-        <w:ind w:left="4320" w:hanging="360"/>
-      </w:pPr>
-      <w:rPr>
-        <w:rFonts w:ascii="Wingdings" w:hAnsi="Wingdings" w:cs="Wingdings" w:hint="default"/>
-      </w:rPr>
+        <w:ind w:left="4320" w:hanging="480"/>
+      </w:pPr>
     </w:lvl>
     <w:lvl w:ilvl="6">
       <w:numFmt w:val="bullet"/>
-      <w:lvlText w:val=""/>
+      <w:lvlText w:val="•"/>
       <w:lvlJc w:val="left"/>
       <w:pPr>
-        <w:ind w:left="5040" w:hanging="360"/>
-      </w:pPr>
-      <w:rPr>
-        <w:rFonts w:ascii="Symbol" w:hAnsi="Symbol" w:cs="Symbol" w:hint="default"/>
-      </w:rPr>
+        <w:ind w:left="5040" w:hanging="480"/>
+      </w:pPr>
     </w:lvl>
     <w:lvl w:ilvl="7">
       <w:numFmt w:val="bullet"/>
-      <w:lvlText w:val="o"/>
+      <w:lvlText w:val="–"/>
       <w:lvlJc w:val="left"/>
       <w:pPr>
-        <w:ind w:left="5760" w:hanging="360"/>
-      </w:pPr>
-      <w:rPr>
-        <w:rFonts w:ascii="Courier New" w:hAnsi="Courier New" w:cs="Courier New" w:hint="default"/>
-      </w:rPr>
+        <w:ind w:left="5760" w:hanging="480"/>
+      </w:pPr>
     </w:lvl>
     <w:lvl w:ilvl="8">
       <w:numFmt w:val="bullet"/>
-      <w:lvlText w:val=""/>
+      <w:lvlText w:val="•"/>
       <w:lvlJc w:val="left"/>
       <w:pPr>
-        <w:ind w:left="6480" w:hanging="360"/>
-      </w:pPr>
-      <w:rPr>
-        <w:rFonts w:ascii="Wingdings" w:hAnsi="Wingdings" w:cs="Wingdings" w:hint="default"/>
-      </w:rPr>
+        <w:ind w:left="6480" w:hanging="480"/>
+      </w:pPr>
     </w:lvl>
   </w:abstractNum>
   <w:abstractNum w:abstractNumId="99411">
-    <w:nsid w:val="00A99411"/>
+    <w:nsid w:val="A99411"/>
     <w:multiLevelType w:val="multilevel"/>
     <w:lvl w:ilvl="0">
       <w:start w:val="1"/>
@@ -5459,7 +5451,7 @@
       <w:lvlText w:val="%1."/>
       <w:lvlJc w:val="left"/>
       <w:pPr>
-        <w:ind w:left="720" w:hanging="360"/>
+        <w:ind w:left="720" w:hanging="480"/>
       </w:pPr>
     </w:lvl>
     <w:lvl w:ilvl="1">
@@ -5468,7 +5460,7 @@
       <w:lvlText w:val="%2."/>
       <w:lvlJc w:val="left"/>
       <w:pPr>
-        <w:ind w:left="1440" w:hanging="360"/>
+        <w:ind w:left="1440" w:hanging="480"/>
       </w:pPr>
     </w:lvl>
     <w:lvl w:ilvl="2">
@@ -5477,7 +5469,7 @@
       <w:lvlText w:val="%3."/>
       <w:lvlJc w:val="left"/>
       <w:pPr>
-        <w:ind w:left="2160" w:hanging="360"/>
+        <w:ind w:left="2160" w:hanging="480"/>
       </w:pPr>
     </w:lvl>
     <w:lvl w:ilvl="3">
@@ -5486,7 +5478,7 @@
       <w:lvlText w:val="%4."/>
       <w:lvlJc w:val="left"/>
       <w:pPr>
-        <w:ind w:left="2880" w:hanging="360"/>
+        <w:ind w:left="2880" w:hanging="480"/>
       </w:pPr>
     </w:lvl>
     <w:lvl w:ilvl="4">
@@ -5495,7 +5487,7 @@
       <w:lvlText w:val="%5."/>
       <w:lvlJc w:val="left"/>
       <w:pPr>
-        <w:ind w:left="3600" w:hanging="360"/>
+        <w:ind w:left="3600" w:hanging="480"/>
       </w:pPr>
     </w:lvl>
     <w:lvl w:ilvl="5">
@@ -5504,7 +5496,7 @@
       <w:lvlText w:val="%6."/>
       <w:lvlJc w:val="left"/>
       <w:pPr>
-        <w:ind w:left="4320" w:hanging="360"/>
+        <w:ind w:left="4320" w:hanging="480"/>
       </w:pPr>
     </w:lvl>
     <w:lvl w:ilvl="6">
@@ -5513,7 +5505,7 @@
       <w:lvlText w:val="%7."/>
       <w:lvlJc w:val="left"/>
       <w:pPr>
-        <w:ind w:left="5040" w:hanging="360"/>
+        <w:ind w:left="5040" w:hanging="480"/>
       </w:pPr>
     </w:lvl>
     <w:lvl w:ilvl="7">
@@ -5522,7 +5514,7 @@
       <w:lvlText w:val="%8."/>
       <w:lvlJc w:val="left"/>
       <w:pPr>
-        <w:ind w:left="5760" w:hanging="360"/>
+        <w:ind w:left="5760" w:hanging="480"/>
       </w:pPr>
     </w:lvl>
     <w:lvl w:ilvl="8">
@@ -5531,7 +5523,7 @@
       <w:lvlText w:val="%9."/>
       <w:lvlJc w:val="left"/>
       <w:pPr>
-        <w:ind w:left="6480" w:hanging="360"/>
+        <w:ind w:left="6480" w:hanging="480"/>
       </w:pPr>
     </w:lvl>
   </w:abstractNum>
@@ -5603,10 +5595,10 @@
   <w:docDefaults>
     <w:rPrDefault>
       <w:rPr>
-        <w:rFonts w:asciiTheme="minorHAnsi" w:cstheme="minorBidi" w:eastAsiaTheme="minorEastAsia" w:hAnsiTheme="minorHAnsi"/>
+        <w:rFonts w:asciiTheme="minorHAnsi" w:cstheme="minorBidi" w:eastAsiaTheme="minorHAnsi" w:hAnsiTheme="minorHAnsi"/>
         <w:sz w:val="24"/>
         <w:szCs w:val="24"/>
-        <w:lang w:bidi="ar-SA" w:eastAsia="zh-CN" w:val="en-US"/>
+        <w:lang w:bidi="ar-SA" w:eastAsia="en-US" w:val="en-US"/>
       </w:rPr>
     </w:rPrDefault>
     <w:pPrDefault>
@@ -5624,10 +5616,10 @@
     <w:name w:val="Body Text"/>
     <w:basedOn w:val="Normal"/>
     <w:link w:val="BodyTextChar"/>
-    <w:qFormat/>
     <w:pPr>
       <w:spacing w:after="180" w:before="180"/>
     </w:pPr>
+    <w:qFormat/>
   </w:style>
   <w:style w:customStyle="1" w:styleId="FirstParagraph" w:type="paragraph">
     <w:name w:val="First Paragraph"/>
@@ -5647,94 +5639,57 @@
     <w:name w:val="Title"/>
     <w:basedOn w:val="Normal"/>
     <w:next w:val="BodyText"/>
-    <w:link w:val="TitleChar"/>
-    <w:uiPriority w:val="10"/>
     <w:qFormat/>
-    <w:rsid w:val="00A10FD9"/>
     <w:pPr>
-      <w:spacing w:after="80" w:line="240" w:lineRule="auto"/>
-      <w:contextualSpacing/>
+      <w:keepNext/>
+      <w:keepLines/>
+      <w:spacing w:after="240" w:before="480"/>
       <w:jc w:val="center"/>
     </w:pPr>
     <w:rPr>
       <w:rFonts w:asciiTheme="majorHAnsi" w:cstheme="majorBidi" w:eastAsiaTheme="majorEastAsia" w:hAnsiTheme="majorHAnsi"/>
-      <w:sz w:val="56"/>
-      <w:szCs w:val="56"/>
-    </w:rPr>
-  </w:style>
-  <w:style w:customStyle="1" w:styleId="TitleChar" w:type="character">
-    <w:name w:val="Title Char"/>
-    <w:basedOn w:val="DefaultParagraphFont"/>
-    <w:link w:val="Title"/>
-    <w:uiPriority w:val="10"/>
-    <w:rsid w:val="00A10FD9"/>
-    <w:rPr>
-      <w:rFonts w:asciiTheme="majorHAnsi" w:cstheme="majorBidi" w:eastAsiaTheme="majorEastAsia" w:hAnsiTheme="majorHAnsi"/>
-      <w:sz w:val="56"/>
-      <w:szCs w:val="56"/>
+      <w:b/>
+      <w:bCs/>
+      <w:color w:themeColor="accent1" w:themeShade="B5" w:val="345A8A"/>
+      <w:sz w:val="36"/>
+      <w:szCs w:val="36"/>
     </w:rPr>
   </w:style>
   <w:style w:styleId="Subtitle" w:type="paragraph">
     <w:name w:val="Subtitle"/>
-    <w:basedOn w:val="Title"/>
-    <w:next w:val="BodyText"/>
-    <w:link w:val="SubtitleChar"/>
-    <w:uiPriority w:val="11"/>
-    <w:qFormat/>
-    <w:rsid w:val="00A10FD9"/>
-    <w:pPr>
-      <w:numPr>
-        <w:ilvl w:val="1"/>
-      </w:numPr>
-    </w:pPr>
-    <w:rPr>
-      <w:rFonts w:cstheme="majorBidi" w:eastAsiaTheme="majorEastAsia"/>
-      <w:spacing w:val="15"/>
-      <w:sz w:val="28"/>
-      <w:szCs w:val="28"/>
-    </w:rPr>
-  </w:style>
-  <w:style w:customStyle="1" w:styleId="SubtitleChar" w:type="character">
-    <w:name w:val="Subtitle Char"/>
-    <w:basedOn w:val="DefaultParagraphFont"/>
-    <w:link w:val="Subtitle"/>
-    <w:uiPriority w:val="11"/>
-    <w:rsid w:val="00A10FD9"/>
-    <w:rPr>
-      <w:rFonts w:cstheme="majorBidi" w:eastAsiaTheme="majorEastAsia"/>
-      <w:color w:themeColor="text1" w:themeTint="A6" w:val="595959"/>
-      <w:spacing w:val="15"/>
-      <w:sz w:val="28"/>
-      <w:szCs w:val="28"/>
-    </w:rPr>
-  </w:style>
-  <w:style w:customStyle="1" w:styleId="Author" w:type="paragraph">
-    <w:name w:val="Author"/>
     <w:basedOn w:val="Title"/>
     <w:next w:val="BodyText"/>
     <w:qFormat/>
     <w:pPr>
       <w:keepNext/>
       <w:keepLines/>
+      <w:spacing w:after="240" w:before="240"/>
+      <w:jc w:val="center"/>
     </w:pPr>
     <w:rPr>
-      <w:sz w:val="24"/>
-      <w:szCs w:val="24"/>
+      <w:sz w:val="30"/>
+      <w:szCs w:val="30"/>
     </w:rPr>
   </w:style>
-  <w:style w:styleId="Date" w:type="paragraph">
-    <w:name w:val="Date"/>
-    <w:basedOn w:val="Title"/>
+  <w:style w:customStyle="1" w:styleId="Author" w:type="paragraph">
+    <w:name w:val="Author"/>
     <w:next w:val="BodyText"/>
     <w:qFormat/>
     <w:pPr>
       <w:keepNext/>
       <w:keepLines/>
+      <w:jc w:val="center"/>
     </w:pPr>
-    <w:rPr>
-      <w:sz w:val="24"/>
-      <w:szCs w:val="24"/>
-    </w:rPr>
+  </w:style>
+  <w:style w:styleId="Date" w:type="paragraph">
+    <w:name w:val="Date"/>
+    <w:next w:val="BodyText"/>
+    <w:qFormat/>
+    <w:pPr>
+      <w:keepNext/>
+      <w:keepLines/>
+      <w:jc w:val="center"/>
+    </w:pPr>
   </w:style>
   <w:style w:customStyle="1" w:styleId="AbstractTitle" w:type="paragraph">
     <w:name w:val="Abstract Title"/>
@@ -5744,13 +5699,15 @@
     <w:pPr>
       <w:keepNext/>
       <w:keepLines/>
+      <w:jc w:val="center"/>
       <w:spacing w:after="0" w:before="300"/>
-      <w:jc w:val="center"/>
     </w:pPr>
     <w:rPr>
-      <w:b/>
       <w:sz w:val="20"/>
       <w:szCs w:val="20"/>
+      <w:b/>
+      <w:color w:val="345A8A"/>
+      &gt;
     </w:rPr>
   </w:style>
   <w:style w:customStyle="1" w:styleId="Abstract" w:type="paragraph">
@@ -5777,321 +5734,191 @@
     <w:rPr/>
   </w:style>
   <w:style w:styleId="Heading1" w:type="paragraph">
-    <w:name w:val="heading 1"/>
+    <w:name w:val="Heading 1"/>
     <w:basedOn w:val="Normal"/>
     <w:next w:val="BodyText"/>
-    <w:link w:val="Heading1Char"/>
     <w:uiPriority w:val="9"/>
     <w:qFormat/>
-    <w:rsid w:val="00A10FD9"/>
     <w:pPr>
       <w:keepNext/>
       <w:keepLines/>
-      <w:spacing w:after="80" w:before="360"/>
+      <w:spacing w:after="0" w:before="480"/>
       <w:outlineLvl w:val="0"/>
     </w:pPr>
     <w:rPr>
       <w:rFonts w:asciiTheme="majorHAnsi" w:cstheme="majorBidi" w:eastAsiaTheme="majorEastAsia" w:hAnsiTheme="majorHAnsi"/>
-      <w:color w:themeColor="accent1" w:themeShade="BF" w:val="0F4761"/>
-      <w:sz w:val="40"/>
-      <w:szCs w:val="40"/>
+      <w:b/>
+      <w:bCs/>
+      <w:color w:themeColor="accent1" w:val="4F81BD"/>
+      <w:sz w:val="32"/>
+      <w:szCs w:val="32"/>
     </w:rPr>
   </w:style>
   <w:style w:styleId="Heading2" w:type="paragraph">
-    <w:name w:val="heading 2"/>
+    <w:name w:val="Heading 2"/>
     <w:basedOn w:val="Normal"/>
     <w:next w:val="BodyText"/>
-    <w:link w:val="Heading2Char"/>
     <w:uiPriority w:val="9"/>
-    <w:semiHidden/>
     <w:unhideWhenUsed/>
     <w:qFormat/>
-    <w:rsid w:val="00A10FD9"/>
     <w:pPr>
       <w:keepNext/>
       <w:keepLines/>
-      <w:spacing w:after="80" w:before="160"/>
+      <w:spacing w:after="0" w:before="200"/>
       <w:outlineLvl w:val="1"/>
     </w:pPr>
     <w:rPr>
       <w:rFonts w:asciiTheme="majorHAnsi" w:cstheme="majorBidi" w:eastAsiaTheme="majorEastAsia" w:hAnsiTheme="majorHAnsi"/>
-      <w:color w:themeColor="accent1" w:themeShade="BF" w:val="0F4761"/>
-      <w:sz w:val="32"/>
-      <w:szCs w:val="32"/>
+      <w:b/>
+      <w:bCs/>
+      <w:color w:themeColor="accent1" w:val="4F81BD"/>
+      <w:sz w:val="28"/>
+      <w:szCs w:val="28"/>
     </w:rPr>
   </w:style>
   <w:style w:styleId="Heading3" w:type="paragraph">
-    <w:name w:val="heading 3"/>
+    <w:name w:val="Heading 3"/>
     <w:basedOn w:val="Normal"/>
     <w:next w:val="BodyText"/>
-    <w:link w:val="Heading3Char"/>
     <w:uiPriority w:val="9"/>
-    <w:semiHidden/>
     <w:unhideWhenUsed/>
     <w:qFormat/>
-    <w:rsid w:val="00A10FD9"/>
     <w:pPr>
       <w:keepNext/>
       <w:keepLines/>
-      <w:spacing w:after="80" w:before="160"/>
+      <w:spacing w:after="0" w:before="200"/>
       <w:outlineLvl w:val="2"/>
     </w:pPr>
     <w:rPr>
-      <w:rFonts w:cstheme="majorBidi" w:eastAsiaTheme="majorEastAsia"/>
-      <w:color w:themeColor="accent1" w:themeShade="BF" w:val="0F4761"/>
-      <w:sz w:val="28"/>
-      <w:szCs w:val="28"/>
+      <w:rFonts w:asciiTheme="majorHAnsi" w:cstheme="majorBidi" w:eastAsiaTheme="majorEastAsia" w:hAnsiTheme="majorHAnsi"/>
+      <w:b/>
+      <w:bCs/>
+      <w:color w:themeColor="accent1" w:val="4F81BD"/>
+      <w:sz w:val="24"/>
+      <w:szCs w:val="24"/>
     </w:rPr>
   </w:style>
   <w:style w:styleId="Heading4" w:type="paragraph">
-    <w:name w:val="heading 4"/>
+    <w:name w:val="Heading 4"/>
     <w:basedOn w:val="Normal"/>
     <w:next w:val="BodyText"/>
-    <w:link w:val="Heading4Char"/>
     <w:uiPriority w:val="9"/>
-    <w:semiHidden/>
     <w:unhideWhenUsed/>
     <w:qFormat/>
-    <w:rsid w:val="00A10FD9"/>
     <w:pPr>
       <w:keepNext/>
       <w:keepLines/>
-      <w:spacing w:after="40" w:before="80"/>
+      <w:spacing w:after="0" w:before="200"/>
       <w:outlineLvl w:val="3"/>
     </w:pPr>
     <w:rPr>
-      <w:rFonts w:cstheme="majorBidi" w:eastAsiaTheme="majorEastAsia"/>
+      <w:rFonts w:asciiTheme="majorHAnsi" w:cstheme="majorBidi" w:eastAsiaTheme="majorEastAsia" w:hAnsiTheme="majorHAnsi"/>
       <w:i/>
-      <w:iCs/>
-      <w:color w:themeColor="accent1" w:themeShade="BF" w:val="0F4761"/>
+      <w:bCs/>
+      <w:color w:themeColor="accent1" w:val="4F81BD"/>
+      <w:sz w:val="24"/>
+      <w:szCs w:val="24"/>
     </w:rPr>
   </w:style>
   <w:style w:styleId="Heading5" w:type="paragraph">
-    <w:name w:val="heading 5"/>
+    <w:name w:val="Heading 5"/>
     <w:basedOn w:val="Normal"/>
     <w:next w:val="BodyText"/>
-    <w:link w:val="Heading5Char"/>
     <w:uiPriority w:val="9"/>
-    <w:semiHidden/>
     <w:unhideWhenUsed/>
     <w:qFormat/>
-    <w:rsid w:val="00A10FD9"/>
     <w:pPr>
       <w:keepNext/>
       <w:keepLines/>
-      <w:spacing w:after="40" w:before="80"/>
+      <w:spacing w:after="0" w:before="200"/>
       <w:outlineLvl w:val="4"/>
     </w:pPr>
     <w:rPr>
-      <w:rFonts w:cstheme="majorBidi" w:eastAsiaTheme="majorEastAsia"/>
-      <w:color w:themeColor="accent1" w:themeShade="BF" w:val="0F4761"/>
+      <w:rFonts w:asciiTheme="majorHAnsi" w:cstheme="majorBidi" w:eastAsiaTheme="majorEastAsia" w:hAnsiTheme="majorHAnsi"/>
+      <w:iCs/>
+      <w:color w:themeColor="accent1" w:val="4F81BD"/>
+      <w:sz w:val="24"/>
+      <w:szCs w:val="24"/>
     </w:rPr>
   </w:style>
   <w:style w:styleId="Heading6" w:type="paragraph">
-    <w:name w:val="heading 6"/>
+    <w:name w:val="Heading 6"/>
     <w:basedOn w:val="Normal"/>
     <w:next w:val="BodyText"/>
-    <w:link w:val="Heading6Char"/>
     <w:uiPriority w:val="9"/>
-    <w:semiHidden/>
     <w:unhideWhenUsed/>
     <w:qFormat/>
-    <w:rsid w:val="00A10FD9"/>
     <w:pPr>
       <w:keepNext/>
       <w:keepLines/>
-      <w:spacing w:after="0" w:before="40"/>
+      <w:spacing w:after="0" w:before="200"/>
       <w:outlineLvl w:val="5"/>
     </w:pPr>
     <w:rPr>
-      <w:rFonts w:cstheme="majorBidi" w:eastAsiaTheme="majorEastAsia"/>
-      <w:i/>
-      <w:iCs/>
-      <w:color w:themeColor="text1" w:themeTint="A6" w:val="595959"/>
+      <w:rFonts w:asciiTheme="majorHAnsi" w:cstheme="majorBidi" w:eastAsiaTheme="majorEastAsia" w:hAnsiTheme="majorHAnsi"/>
+      <w:color w:themeColor="accent1" w:val="4F81BD"/>
+      <w:sz w:val="24"/>
+      <w:szCs w:val="24"/>
     </w:rPr>
   </w:style>
   <w:style w:styleId="Heading7" w:type="paragraph">
-    <w:name w:val="heading 7"/>
+    <w:name w:val="Heading 7"/>
     <w:basedOn w:val="Normal"/>
     <w:next w:val="BodyText"/>
-    <w:link w:val="Heading7Char"/>
     <w:uiPriority w:val="9"/>
-    <w:semiHidden/>
     <w:unhideWhenUsed/>
     <w:qFormat/>
-    <w:rsid w:val="00A10FD9"/>
     <w:pPr>
       <w:keepNext/>
       <w:keepLines/>
-      <w:spacing w:after="0" w:before="40"/>
+      <w:spacing w:after="0" w:before="200"/>
       <w:outlineLvl w:val="6"/>
     </w:pPr>
     <w:rPr>
-      <w:rFonts w:cstheme="majorBidi" w:eastAsiaTheme="majorEastAsia"/>
-      <w:color w:themeColor="text1" w:themeTint="A6" w:val="595959"/>
+      <w:rFonts w:asciiTheme="majorHAnsi" w:cstheme="majorBidi" w:eastAsiaTheme="majorEastAsia" w:hAnsiTheme="majorHAnsi"/>
+      <w:color w:themeColor="accent1" w:val="4F81BD"/>
+      <w:sz w:val="24"/>
+      <w:szCs w:val="24"/>
     </w:rPr>
   </w:style>
   <w:style w:styleId="Heading8" w:type="paragraph">
-    <w:name w:val="heading 8"/>
+    <w:name w:val="Heading 8"/>
     <w:basedOn w:val="Normal"/>
     <w:next w:val="BodyText"/>
-    <w:link w:val="Heading8Char"/>
     <w:uiPriority w:val="9"/>
-    <w:semiHidden/>
     <w:unhideWhenUsed/>
     <w:qFormat/>
-    <w:rsid w:val="00A10FD9"/>
     <w:pPr>
       <w:keepNext/>
       <w:keepLines/>
-      <w:spacing w:after="0"/>
+      <w:spacing w:after="0" w:before="200"/>
       <w:outlineLvl w:val="7"/>
     </w:pPr>
     <w:rPr>
-      <w:rFonts w:cstheme="majorBidi" w:eastAsiaTheme="majorEastAsia"/>
-      <w:i/>
-      <w:iCs/>
-      <w:color w:themeColor="text1" w:themeTint="D8" w:val="272727"/>
+      <w:rFonts w:asciiTheme="majorHAnsi" w:cstheme="majorBidi" w:eastAsiaTheme="majorEastAsia" w:hAnsiTheme="majorHAnsi"/>
+      <w:color w:themeColor="accent1" w:val="4F81BD"/>
+      <w:sz w:val="24"/>
+      <w:szCs w:val="24"/>
     </w:rPr>
   </w:style>
   <w:style w:styleId="Heading9" w:type="paragraph">
-    <w:name w:val="heading 9"/>
+    <w:name w:val="Heading 9"/>
     <w:basedOn w:val="Normal"/>
     <w:next w:val="BodyText"/>
-    <w:link w:val="Heading9Char"/>
     <w:uiPriority w:val="9"/>
-    <w:semiHidden/>
     <w:unhideWhenUsed/>
     <w:qFormat/>
-    <w:rsid w:val="00A10FD9"/>
     <w:pPr>
       <w:keepNext/>
       <w:keepLines/>
-      <w:spacing w:after="0"/>
+      <w:spacing w:after="0" w:before="200"/>
       <w:outlineLvl w:val="8"/>
     </w:pPr>
     <w:rPr>
-      <w:rFonts w:cstheme="majorBidi" w:eastAsiaTheme="majorEastAsia"/>
-      <w:color w:themeColor="text1" w:themeTint="D8" w:val="272727"/>
-    </w:rPr>
-  </w:style>
-  <w:style w:customStyle="1" w:styleId="Heading1Char" w:type="character">
-    <w:name w:val="Heading 1 Char"/>
-    <w:basedOn w:val="DefaultParagraphFont"/>
-    <w:link w:val="Heading1"/>
-    <w:uiPriority w:val="9"/>
-    <w:rsid w:val="00A10FD9"/>
-    <w:rPr>
       <w:rFonts w:asciiTheme="majorHAnsi" w:cstheme="majorBidi" w:eastAsiaTheme="majorEastAsia" w:hAnsiTheme="majorHAnsi"/>
-      <w:color w:themeColor="accent1" w:themeShade="BF" w:val="0F4761"/>
-      <w:sz w:val="40"/>
-      <w:szCs w:val="40"/>
-    </w:rPr>
-  </w:style>
-  <w:style w:customStyle="1" w:styleId="Heading2Char" w:type="character">
-    <w:name w:val="Heading 2 Char"/>
-    <w:basedOn w:val="DefaultParagraphFont"/>
-    <w:link w:val="Heading2"/>
-    <w:uiPriority w:val="9"/>
-    <w:semiHidden/>
-    <w:rsid w:val="00A10FD9"/>
-    <w:rPr>
-      <w:rFonts w:asciiTheme="majorHAnsi" w:cstheme="majorBidi" w:eastAsiaTheme="majorEastAsia" w:hAnsiTheme="majorHAnsi"/>
-      <w:color w:themeColor="accent1" w:themeShade="BF" w:val="0F4761"/>
-      <w:sz w:val="32"/>
-      <w:szCs w:val="32"/>
-    </w:rPr>
-  </w:style>
-  <w:style w:customStyle="1" w:styleId="Heading3Char" w:type="character">
-    <w:name w:val="Heading 3 Char"/>
-    <w:basedOn w:val="DefaultParagraphFont"/>
-    <w:link w:val="Heading3"/>
-    <w:uiPriority w:val="9"/>
-    <w:semiHidden/>
-    <w:rsid w:val="00A10FD9"/>
-    <w:rPr>
-      <w:rFonts w:cstheme="majorBidi" w:eastAsiaTheme="majorEastAsia"/>
-      <w:color w:themeColor="accent1" w:themeShade="BF" w:val="0F4761"/>
-      <w:sz w:val="28"/>
-      <w:szCs w:val="28"/>
-    </w:rPr>
-  </w:style>
-  <w:style w:customStyle="1" w:styleId="Heading4Char" w:type="character">
-    <w:name w:val="Heading 4 Char"/>
-    <w:basedOn w:val="DefaultParagraphFont"/>
-    <w:link w:val="Heading4"/>
-    <w:uiPriority w:val="9"/>
-    <w:semiHidden/>
-    <w:rsid w:val="00A10FD9"/>
-    <w:rPr>
-      <w:rFonts w:cstheme="majorBidi" w:eastAsiaTheme="majorEastAsia"/>
-      <w:i/>
-      <w:iCs/>
-      <w:color w:themeColor="accent1" w:themeShade="BF" w:val="0F4761"/>
-    </w:rPr>
-  </w:style>
-  <w:style w:customStyle="1" w:styleId="Heading5Char" w:type="character">
-    <w:name w:val="Heading 5 Char"/>
-    <w:basedOn w:val="DefaultParagraphFont"/>
-    <w:link w:val="Heading5"/>
-    <w:uiPriority w:val="9"/>
-    <w:semiHidden/>
-    <w:rsid w:val="00A10FD9"/>
-    <w:rPr>
-      <w:rFonts w:cstheme="majorBidi" w:eastAsiaTheme="majorEastAsia"/>
-      <w:color w:themeColor="accent1" w:themeShade="BF" w:val="0F4761"/>
-    </w:rPr>
-  </w:style>
-  <w:style w:customStyle="1" w:styleId="Heading6Char" w:type="character">
-    <w:name w:val="Heading 6 Char"/>
-    <w:basedOn w:val="DefaultParagraphFont"/>
-    <w:link w:val="Heading6"/>
-    <w:uiPriority w:val="9"/>
-    <w:semiHidden/>
-    <w:rsid w:val="00A10FD9"/>
-    <w:rPr>
-      <w:rFonts w:cstheme="majorBidi" w:eastAsiaTheme="majorEastAsia"/>
-      <w:i/>
-      <w:iCs/>
-      <w:color w:themeColor="text1" w:themeTint="A6" w:val="595959"/>
-    </w:rPr>
-  </w:style>
-  <w:style w:customStyle="1" w:styleId="Heading7Char" w:type="character">
-    <w:name w:val="Heading 7 Char"/>
-    <w:basedOn w:val="DefaultParagraphFont"/>
-    <w:link w:val="Heading7"/>
-    <w:uiPriority w:val="9"/>
-    <w:semiHidden/>
-    <w:rsid w:val="00A10FD9"/>
-    <w:rPr>
-      <w:rFonts w:cstheme="majorBidi" w:eastAsiaTheme="majorEastAsia"/>
-      <w:color w:themeColor="text1" w:themeTint="A6" w:val="595959"/>
-    </w:rPr>
-  </w:style>
-  <w:style w:customStyle="1" w:styleId="Heading8Char" w:type="character">
-    <w:name w:val="Heading 8 Char"/>
-    <w:basedOn w:val="DefaultParagraphFont"/>
-    <w:link w:val="Heading8"/>
-    <w:uiPriority w:val="9"/>
-    <w:semiHidden/>
-    <w:rsid w:val="00A10FD9"/>
-    <w:rPr>
-      <w:rFonts w:cstheme="majorBidi" w:eastAsiaTheme="majorEastAsia"/>
-      <w:i/>
-      <w:iCs/>
-      <w:color w:themeColor="text1" w:themeTint="D8" w:val="272727"/>
-    </w:rPr>
-  </w:style>
-  <w:style w:customStyle="1" w:styleId="Heading9Char" w:type="character">
-    <w:name w:val="Heading 9 Char"/>
-    <w:basedOn w:val="DefaultParagraphFont"/>
-    <w:link w:val="Heading9"/>
-    <w:uiPriority w:val="9"/>
-    <w:semiHidden/>
-    <w:rsid w:val="00A10FD9"/>
-    <w:rPr>
-      <w:rFonts w:cstheme="majorBidi" w:eastAsiaTheme="majorEastAsia"/>
-      <w:color w:themeColor="text1" w:themeTint="D8" w:val="272727"/>
+      <w:color w:themeColor="accent1" w:val="4F81BD"/>
+      <w:sz w:val="24"/>
+      <w:szCs w:val="24"/>
     </w:rPr>
   </w:style>
   <w:style w:styleId="BlockText" w:type="paragraph">
@@ -6116,8 +5943,8 @@
   </w:style>
   <w:style w:styleId="FootnoteBlockText" w:type="paragraph">
     <w:name w:val="Footnote Block Text"/>
-    <w:basedOn w:val="FootnoteText"/>
-    <w:next w:val="FootnoteText"/>
+    <w:basedOn w:val="Footnote Text"/>
+    <w:next w:val="Footnote Text"/>
     <w:uiPriority w:val="9"/>
     <w:unhideWhenUsed/>
     <w:qFormat/>
@@ -6147,11 +5974,18 @@
       </w:tblCellMar>
     </w:tblPr>
     <w:tblStylePr w:type="firstRow">
+      <w:tblPr>
+        <w:jc w:val="left"/>
+        <w:tblInd w:type="dxa" w:w="0"/>
+      </w:tblPr>
+      <w:trPr>
+        <w:jc w:val="left"/>
+      </w:trPr>
       <w:tcPr>
+        <w:vAlign w:val="bottom"/>
         <w:tcBorders>
           <w:bottom w:val="single"/>
         </w:tcBorders>
-        <w:vAlign w:val="bottom"/>
       </w:tcPr>
     </w:tblStylePr>
   </w:style>
@@ -6266,8 +6100,8 @@
     <w:name w:val="KeywordTok"/>
     <w:basedOn w:val="VerbatimChar"/>
     <w:rPr>
+      <w:color w:val="007020"/>
       <w:b/>
-      <w:color w:val="007020"/>
     </w:rPr>
   </w:style>
   <w:style w:type="character" w:customStyle="1" w:styleId="DataTypeTok">
@@ -6344,42 +6178,42 @@
     <w:name w:val="ImportTok"/>
     <w:basedOn w:val="VerbatimChar"/>
     <w:rPr>
+      <w:color w:val="008000"/>
       <w:b/>
-      <w:color w:val="008000"/>
     </w:rPr>
   </w:style>
   <w:style w:type="character" w:customStyle="1" w:styleId="CommentTok">
     <w:name w:val="CommentTok"/>
     <w:basedOn w:val="VerbatimChar"/>
     <w:rPr>
+      <w:color w:val="60a0b0"/>
       <w:i/>
-      <w:color w:val="60a0b0"/>
     </w:rPr>
   </w:style>
   <w:style w:type="character" w:customStyle="1" w:styleId="DocumentationTok">
     <w:name w:val="DocumentationTok"/>
     <w:basedOn w:val="VerbatimChar"/>
     <w:rPr>
+      <w:color w:val="ba2121"/>
       <w:i/>
-      <w:color w:val="ba2121"/>
     </w:rPr>
   </w:style>
   <w:style w:type="character" w:customStyle="1" w:styleId="AnnotationTok">
     <w:name w:val="AnnotationTok"/>
     <w:basedOn w:val="VerbatimChar"/>
     <w:rPr>
+      <w:color w:val="60a0b0"/>
       <w:b/>
       <w:i/>
-      <w:color w:val="60a0b0"/>
     </w:rPr>
   </w:style>
   <w:style w:type="character" w:customStyle="1" w:styleId="CommentVarTok">
     <w:name w:val="CommentVarTok"/>
     <w:basedOn w:val="VerbatimChar"/>
     <w:rPr>
+      <w:color w:val="60a0b0"/>
       <w:b/>
       <w:i/>
-      <w:color w:val="60a0b0"/>
     </w:rPr>
   </w:style>
   <w:style w:type="character" w:customStyle="1" w:styleId="OtherTok">
@@ -6407,8 +6241,8 @@
     <w:name w:val="ControlFlowTok"/>
     <w:basedOn w:val="VerbatimChar"/>
     <w:rPr>
+      <w:color w:val="007020"/>
       <w:b/>
-      <w:color w:val="007020"/>
     </w:rPr>
   </w:style>
   <w:style w:type="character" w:customStyle="1" w:styleId="OperatorTok">
@@ -6453,34 +6287,34 @@
     <w:name w:val="InformationTok"/>
     <w:basedOn w:val="VerbatimChar"/>
     <w:rPr>
+      <w:color w:val="60a0b0"/>
       <w:b/>
       <w:i/>
-      <w:color w:val="60a0b0"/>
     </w:rPr>
   </w:style>
   <w:style w:type="character" w:customStyle="1" w:styleId="WarningTok">
     <w:name w:val="WarningTok"/>
     <w:basedOn w:val="VerbatimChar"/>
     <w:rPr>
+      <w:color w:val="60a0b0"/>
       <w:b/>
       <w:i/>
-      <w:color w:val="60a0b0"/>
     </w:rPr>
   </w:style>
   <w:style w:type="character" w:customStyle="1" w:styleId="AlertTok">
     <w:name w:val="AlertTok"/>
     <w:basedOn w:val="VerbatimChar"/>
     <w:rPr>
+      <w:color w:val="ff0000"/>
       <w:b/>
-      <w:color w:val="ff0000"/>
     </w:rPr>
   </w:style>
   <w:style w:type="character" w:customStyle="1" w:styleId="ErrorTok">
     <w:name w:val="ErrorTok"/>
     <w:basedOn w:val="VerbatimChar"/>
     <w:rPr>
+      <w:color w:val="ff0000"/>
       <w:b/>
-      <w:color w:val="ff0000"/>
     </w:rPr>
   </w:style>
   <w:style w:type="character" w:customStyle="1" w:styleId="NormalTok">
@@ -6502,44 +6336,44 @@
         <a:sysClr val="window" lastClr="FFFFFF"/>
       </a:lt1>
       <a:dk2>
-        <a:srgbClr val="0E2841"/>
+        <a:srgbClr val="1F497D"/>
       </a:dk2>
       <a:lt2>
-        <a:srgbClr val="E8E8E8"/>
+        <a:srgbClr val="EEECE1"/>
       </a:lt2>
       <a:accent1>
-        <a:srgbClr val="156082"/>
+        <a:srgbClr val="4F81BD"/>
       </a:accent1>
       <a:accent2>
-        <a:srgbClr val="E97132"/>
+        <a:srgbClr val="C0504D"/>
       </a:accent2>
       <a:accent3>
-        <a:srgbClr val="196B24"/>
+        <a:srgbClr val="9BBB59"/>
       </a:accent3>
       <a:accent4>
-        <a:srgbClr val="0F9ED5"/>
+        <a:srgbClr val="8064A2"/>
       </a:accent4>
       <a:accent5>
-        <a:srgbClr val="A02B93"/>
+        <a:srgbClr val="4BACC6"/>
       </a:accent5>
       <a:accent6>
-        <a:srgbClr val="4EA72E"/>
+        <a:srgbClr val="F79646"/>
       </a:accent6>
       <a:hlink>
-        <a:srgbClr val="467886"/>
+        <a:srgbClr val="0000FF"/>
       </a:hlink>
       <a:folHlink>
-        <a:srgbClr val="96607D"/>
+        <a:srgbClr val="800080"/>
       </a:folHlink>
     </a:clrScheme>
     <a:fontScheme name="Office">
       <a:majorFont>
-        <a:latin typeface="Aptos Display" panose="02110004020202020204"/>
+        <a:latin typeface="Calibri"/>
         <a:ea typeface=""/>
         <a:cs typeface=""/>
-        <a:font script="Jpan" typeface="游ゴシック Light"/>
+        <a:font script="Jpan" typeface="ＭＳ ゴシック"/>
         <a:font script="Hang" typeface="맑은 고딕"/>
-        <a:font script="Hans" typeface="等线 Light"/>
+        <a:font script="Hans" typeface="宋体"/>
         <a:font script="Hant" typeface="新細明體"/>
         <a:font script="Arab" typeface="Times New Roman"/>
         <a:font script="Hebr" typeface="Times New Roman"/>
@@ -6566,32 +6400,14 @@
         <a:font script="Mong" typeface="Mongolian Baiti"/>
         <a:font script="Viet" typeface="Times New Roman"/>
         <a:font script="Uigh" typeface="Microsoft Uighur"/>
-        <a:font script="Geor" typeface="Sylfaen"/>
-        <a:font script="Armn" typeface="Arial"/>
-        <a:font script="Bugi" typeface="Leelawadee UI"/>
-        <a:font script="Bopo" typeface="Microsoft JhengHei"/>
-        <a:font script="Java" typeface="Javanese Text"/>
-        <a:font script="Lisu" typeface="Segoe UI"/>
-        <a:font script="Mymr" typeface="Myanmar Text"/>
-        <a:font script="Nkoo" typeface="Ebrima"/>
-        <a:font script="Olck" typeface="Nirmala UI"/>
-        <a:font script="Osma" typeface="Ebrima"/>
-        <a:font script="Phag" typeface="Phagspa"/>
-        <a:font script="Syrn" typeface="Estrangelo Edessa"/>
-        <a:font script="Syrj" typeface="Estrangelo Edessa"/>
-        <a:font script="Syre" typeface="Estrangelo Edessa"/>
-        <a:font script="Sora" typeface="Nirmala UI"/>
-        <a:font script="Tale" typeface="Microsoft Tai Le"/>
-        <a:font script="Talu" typeface="Microsoft New Tai Lue"/>
-        <a:font script="Tfng" typeface="Ebrima"/>
       </a:majorFont>
       <a:minorFont>
-        <a:latin typeface="Aptos" panose="02110004020202020204"/>
+        <a:latin typeface="Cambria"/>
         <a:ea typeface=""/>
         <a:cs typeface=""/>
-        <a:font script="Jpan" typeface="游明朝"/>
+        <a:font script="Jpan" typeface="ＭＳ 明朝"/>
         <a:font script="Hang" typeface="맑은 고딕"/>
-        <a:font script="Hans" typeface="等线"/>
+        <a:font script="Hans" typeface="宋体"/>
         <a:font script="Hant" typeface="新細明體"/>
         <a:font script="Arab" typeface="Arial"/>
         <a:font script="Hebr" typeface="Arial"/>
@@ -6618,24 +6434,6 @@
         <a:font script="Mong" typeface="Mongolian Baiti"/>
         <a:font script="Viet" typeface="Arial"/>
         <a:font script="Uigh" typeface="Microsoft Uighur"/>
-        <a:font script="Geor" typeface="Sylfaen"/>
-        <a:font script="Armn" typeface="Arial"/>
-        <a:font script="Bugi" typeface="Leelawadee UI"/>
-        <a:font script="Bopo" typeface="Microsoft JhengHei"/>
-        <a:font script="Java" typeface="Javanese Text"/>
-        <a:font script="Lisu" typeface="Segoe UI"/>
-        <a:font script="Mymr" typeface="Myanmar Text"/>
-        <a:font script="Nkoo" typeface="Ebrima"/>
-        <a:font script="Olck" typeface="Nirmala UI"/>
-        <a:font script="Osma" typeface="Ebrima"/>
-        <a:font script="Phag" typeface="Phagspa"/>
-        <a:font script="Syrn" typeface="Estrangelo Edessa"/>
-        <a:font script="Syrj" typeface="Estrangelo Edessa"/>
-        <a:font script="Syre" typeface="Estrangelo Edessa"/>
-        <a:font script="Sora" typeface="Nirmala UI"/>
-        <a:font script="Tale" typeface="Microsoft Tai Le"/>
-        <a:font script="Talu" typeface="Microsoft New Tai Lue"/>
-        <a:font script="Tfng" typeface="Ebrima"/>
       </a:minorFont>
     </a:fontScheme>
     <a:fmtScheme name="Office">
@@ -6647,141 +6445,200 @@
           <a:gsLst>
             <a:gs pos="0">
               <a:schemeClr val="phClr">
-                <a:lumMod val="110000"/>
-                <a:satMod val="105000"/>
-                <a:tint val="67000"/>
+                <a:tint val="50000"/>
+                <a:satMod val="300000"/>
               </a:schemeClr>
             </a:gs>
-            <a:gs pos="50000">
+            <a:gs pos="35000">
               <a:schemeClr val="phClr">
-                <a:lumMod val="105000"/>
-                <a:satMod val="103000"/>
-                <a:tint val="73000"/>
+                <a:tint val="37000"/>
+                <a:satMod val="300000"/>
               </a:schemeClr>
             </a:gs>
             <a:gs pos="100000">
               <a:schemeClr val="phClr">
-                <a:lumMod val="105000"/>
-                <a:satMod val="109000"/>
-                <a:tint val="81000"/>
+                <a:tint val="15000"/>
+                <a:satMod val="350000"/>
               </a:schemeClr>
             </a:gs>
           </a:gsLst>
-          <a:lin ang="5400000" scaled="0"/>
+          <a:lin ang="16200000" scaled="1"/>
         </a:gradFill>
         <a:gradFill rotWithShape="1">
           <a:gsLst>
             <a:gs pos="0">
               <a:schemeClr val="phClr">
-                <a:satMod val="103000"/>
-                <a:lumMod val="102000"/>
-                <a:tint val="94000"/>
-              </a:schemeClr>
-            </a:gs>
-            <a:gs pos="50000">
-              <a:schemeClr val="phClr">
-                <a:satMod val="110000"/>
-                <a:lumMod val="100000"/>
+                <a:tint val="100000"/>
                 <a:shade val="100000"/>
+                <a:satMod val="130000"/>
               </a:schemeClr>
             </a:gs>
             <a:gs pos="100000">
               <a:schemeClr val="phClr">
-                <a:lumMod val="99000"/>
-                <a:satMod val="120000"/>
-                <a:shade val="78000"/>
+                <a:tint val="50000"/>
+                <a:shade val="100000"/>
+                <a:satMod val="350000"/>
               </a:schemeClr>
             </a:gs>
           </a:gsLst>
-          <a:lin ang="5400000" scaled="0"/>
+          <a:lin ang="16200000" scaled="0"/>
         </a:gradFill>
       </a:fillStyleLst>
       <a:lnStyleLst>
-        <a:ln w="6350" cap="flat" cmpd="sng" algn="ctr">
+        <a:ln w="9525" cap="flat" cmpd="sng" algn="ctr">
+          <a:solidFill>
+            <a:schemeClr val="phClr">
+              <a:shade val="95000"/>
+              <a:satMod val="105000"/>
+            </a:schemeClr>
+          </a:solidFill>
+          <a:prstDash val="solid"/>
+        </a:ln>
+        <a:ln w="25400" cap="flat" cmpd="sng" algn="ctr">
           <a:solidFill>
             <a:schemeClr val="phClr"/>
           </a:solidFill>
           <a:prstDash val="solid"/>
-          <a:miter lim="800000"/>
         </a:ln>
-        <a:ln w="12700" cap="flat" cmpd="sng" algn="ctr">
+        <a:ln w="38100" cap="flat" cmpd="sng" algn="ctr">
           <a:solidFill>
             <a:schemeClr val="phClr"/>
           </a:solidFill>
           <a:prstDash val="solid"/>
-          <a:miter lim="800000"/>
-        </a:ln>
-        <a:ln w="19050" cap="flat" cmpd="sng" algn="ctr">
-          <a:solidFill>
-            <a:schemeClr val="phClr"/>
-          </a:solidFill>
-          <a:prstDash val="solid"/>
-          <a:miter lim="800000"/>
         </a:ln>
       </a:lnStyleLst>
       <a:effectStyleLst>
         <a:effectStyle>
-          <a:effectLst/>
-        </a:effectStyle>
-        <a:effectStyle>
-          <a:effectLst/>
+          <a:effectLst>
+            <a:outerShdw blurRad="40000" dist="20000" dir="5400000" rotWithShape="0">
+              <a:srgbClr val="000000">
+                <a:alpha val="38000"/>
+              </a:srgbClr>
+            </a:outerShdw>
+          </a:effectLst>
         </a:effectStyle>
         <a:effectStyle>
           <a:effectLst>
-            <a:outerShdw blurRad="57150" dist="19050" dir="5400000" algn="ctr" rotWithShape="0">
+            <a:outerShdw blurRad="40000" dist="23000" dir="5400000" rotWithShape="0">
               <a:srgbClr val="000000">
-                <a:alpha val="63000"/>
+                <a:alpha val="35000"/>
               </a:srgbClr>
             </a:outerShdw>
           </a:effectLst>
+        </a:effectStyle>
+        <a:effectStyle>
+          <a:effectLst>
+            <a:outerShdw blurRad="40000" dist="23000" dir="5400000" rotWithShape="0">
+              <a:srgbClr val="000000">
+                <a:alpha val="35000"/>
+              </a:srgbClr>
+            </a:outerShdw>
+          </a:effectLst>
+          <a:scene3d>
+            <a:camera prst="orthographicFront">
+              <a:rot lat="0" lon="0" rev="0"/>
+            </a:camera>
+            <a:lightRig rig="threePt" dir="t">
+              <a:rot lat="0" lon="0" rev="1200000"/>
+            </a:lightRig>
+          </a:scene3d>
+          <a:sp3d>
+            <a:bevelT w="63500" h="25400"/>
+          </a:sp3d>
         </a:effectStyle>
       </a:effectStyleLst>
       <a:bgFillStyleLst>
         <a:solidFill>
           <a:schemeClr val="phClr"/>
         </a:solidFill>
-        <a:solidFill>
-          <a:schemeClr val="phClr">
-            <a:tint val="95000"/>
-            <a:satMod val="170000"/>
-          </a:schemeClr>
-        </a:solidFill>
         <a:gradFill rotWithShape="1">
           <a:gsLst>
             <a:gs pos="0">
               <a:schemeClr val="phClr">
-                <a:tint val="93000"/>
-                <a:satMod val="150000"/>
-                <a:shade val="98000"/>
-                <a:lumMod val="102000"/>
+                <a:tint val="40000"/>
+                <a:satMod val="350000"/>
               </a:schemeClr>
             </a:gs>
-            <a:gs pos="50000">
+            <a:gs pos="40000">
               <a:schemeClr val="phClr">
-                <a:tint val="98000"/>
-                <a:satMod val="130000"/>
-                <a:shade val="90000"/>
-                <a:lumMod val="103000"/>
+                <a:tint val="45000"/>
+                <a:shade val="99000"/>
+                <a:satMod val="350000"/>
               </a:schemeClr>
             </a:gs>
             <a:gs pos="100000">
               <a:schemeClr val="phClr">
-                <a:shade val="63000"/>
-                <a:satMod val="120000"/>
+                <a:shade val="20000"/>
+                <a:satMod val="255000"/>
               </a:schemeClr>
             </a:gs>
           </a:gsLst>
-          <a:lin ang="5400000" scaled="0"/>
+          <a:path path="circle">
+            <a:fillToRect l="50000" t="-80000" r="50000" b="180000"/>
+          </a:path>
+        </a:gradFill>
+        <a:gradFill rotWithShape="1">
+          <a:gsLst>
+            <a:gs pos="0">
+              <a:schemeClr val="phClr">
+                <a:tint val="80000"/>
+                <a:satMod val="300000"/>
+              </a:schemeClr>
+            </a:gs>
+            <a:gs pos="100000">
+              <a:schemeClr val="phClr">
+                <a:shade val="30000"/>
+                <a:satMod val="200000"/>
+              </a:schemeClr>
+            </a:gs>
+          </a:gsLst>
+          <a:path path="circle">
+            <a:fillToRect l="50000" t="50000" r="50000" b="50000"/>
+          </a:path>
         </a:gradFill>
       </a:bgFillStyleLst>
     </a:fmtScheme>
   </a:themeElements>
-  <a:objectDefaults/>
+  <a:objectDefaults>
+    <a:spDef>
+      <a:spPr/>
+      <a:bodyPr/>
+      <a:lstStyle/>
+      <a:style>
+        <a:lnRef idx="1">
+          <a:schemeClr val="accent1"/>
+        </a:lnRef>
+        <a:fillRef idx="3">
+          <a:schemeClr val="accent1"/>
+        </a:fillRef>
+        <a:effectRef idx="2">
+          <a:schemeClr val="accent1"/>
+        </a:effectRef>
+        <a:fontRef idx="minor">
+          <a:schemeClr val="lt1"/>
+        </a:fontRef>
+      </a:style>
+    </a:spDef>
+    <a:lnDef>
+      <a:spPr/>
+      <a:bodyPr/>
+      <a:lstStyle/>
+      <a:style>
+        <a:lnRef idx="2">
+          <a:schemeClr val="accent1"/>
+        </a:lnRef>
+        <a:fillRef idx="0">
+          <a:schemeClr val="accent1"/>
+        </a:fillRef>
+        <a:effectRef idx="1">
+          <a:schemeClr val="accent1"/>
+        </a:effectRef>
+        <a:fontRef idx="minor">
+          <a:schemeClr val="tx1"/>
+        </a:fontRef>
+      </a:style>
+    </a:lnDef>
+  </a:objectDefaults>
   <a:extraClrSchemeLst/>
-  <a:extLst>
-    <a:ext uri="{05A4C25C-085E-4340-85A3-A5531E510DB2}">
-      <thm15:themeFamily xmlns:thm15="http://schemas.microsoft.com/office/thememl/2012/main" name="Office Theme" id="{2E142A2C-CD16-42D6-873A-C26D2A0506FA}" vid="{1BDDFF52-6CD6-40A5-AB3C-68EB2F1E4D0A}"/>
-    </a:ext>
-  </a:extLst>
 </a:theme>
 </file>
--- a/X_ENTREGABLES_CONSOLIDADOS/8_DOCUMENTOS_SERVIDOS/WORD/SISTEMA_03_ITS_y_Seguridad_EJECUTIVO.docx
+++ b/X_ENTREGABLES_CONSOLIDADOS/8_DOCUMENTOS_SERVIDOS/WORD/SISTEMA_03_ITS_y_Seguridad_EJECUTIVO.docx
@@ -1374,7 +1374,7 @@
         <w:t xml:space="preserve"> </w:t>
       </w:r>
       <w:r>
-        <w:t xml:space="preserve">Sistema crítico (SIL 4 según EN 50126)</w:t>
+        <w:t xml:space="preserve">Sistema crítico (SIL 4 según Seguridad RAMS bajo FRA 236 Subpart I / PTCSP)</w:t>
       </w:r>
     </w:p>
     <w:p>
@@ -2106,14 +2106,15 @@
     <w:tbl>
       <w:tblPr>
         <w:tblStyle w:val="Table"/>
-        <w:tblW w:type="auto" w:w="0"/>
+        <w:tblW w:type="pct" w:w="5000"/>
         <w:tblLook w:firstRow="1" w:lastRow="0" w:firstColumn="0" w:lastColumn="0" w:noHBand="0" w:noVBand="0" w:val="0020"/>
         <w:jc w:val="start"/>
+        <w:tblLayout w:type="fixed"/>
       </w:tblPr>
       <w:tblGrid>
-        <w:gridCol w:w="2640"/>
-        <w:gridCol w:w="2640"/>
-        <w:gridCol w:w="2640"/>
+        <w:gridCol w:w="2292"/>
+        <w:gridCol w:w="1458"/>
+        <w:gridCol w:w="4168"/>
       </w:tblGrid>
       <w:tr>
         <w:trPr>
@@ -2189,7 +2190,7 @@
               <w:jc w:val="left"/>
             </w:pPr>
             <w:r>
-              <w:t xml:space="preserve">EN 50126</w:t>
+              <w:t xml:space="preserve">Seguridad RAMS bajo FRA 236 Subpart I / PTCSP</w:t>
             </w:r>
           </w:p>
         </w:tc>
@@ -2227,7 +2228,7 @@
               <w:jc w:val="left"/>
             </w:pPr>
             <w:r>
-              <w:t xml:space="preserve">EN 50126</w:t>
+              <w:t xml:space="preserve">Seguridad RAMS bajo FRA 236 Subpart I / PTCSP</w:t>
             </w:r>
           </w:p>
         </w:tc>
@@ -2265,7 +2266,7 @@
               <w:jc w:val="left"/>
             </w:pPr>
             <w:r>
-              <w:t xml:space="preserve">EN 50126</w:t>
+              <w:t xml:space="preserve">Seguridad RAMS bajo FRA 236 Subpart I / PTCSP</w:t>
             </w:r>
           </w:p>
         </w:tc>
@@ -2303,7 +2304,7 @@
               <w:jc w:val="left"/>
             </w:pPr>
             <w:r>
-              <w:t xml:space="preserve">EN 50126</w:t>
+              <w:t xml:space="preserve">Seguridad RAMS bajo FRA 236 Subpart I / PTCSP</w:t>
             </w:r>
           </w:p>
         </w:tc>
@@ -2341,7 +2342,7 @@
               <w:jc w:val="left"/>
             </w:pPr>
             <w:r>
-              <w:t xml:space="preserve">EN 50126</w:t>
+              <w:t xml:space="preserve">Seguridad RAMS bajo FRA 236 Subpart I / PTCSP</w:t>
             </w:r>
           </w:p>
         </w:tc>
@@ -2379,7 +2380,7 @@
               <w:jc w:val="left"/>
             </w:pPr>
             <w:r>
-              <w:t xml:space="preserve">EN 50126</w:t>
+              <w:t xml:space="preserve">Seguridad RAMS bajo FRA 236 Subpart I / PTCSP</w:t>
             </w:r>
           </w:p>
         </w:tc>

--- a/X_ENTREGABLES_CONSOLIDADOS/8_DOCUMENTOS_SERVIDOS/WORD/SISTEMA_03_ITS_y_Seguridad_EJECUTIVO.docx
+++ b/X_ENTREGABLES_CONSOLIDADOS/8_DOCUMENTOS_SERVIDOS/WORD/SISTEMA_03_ITS_y_Seguridad_EJECUTIVO.docx
@@ -249,7 +249,7 @@
         <w:t xml:space="preserve"> </w:t>
       </w:r>
       <w:r>
-        <w:t xml:space="preserve">1 por estación principal (La Dorada, Puerto Berrío, Barrancabermeja, Bucaramanga, Chiriguaná)</w:t>
+        <w:t xml:space="preserve">1 por estación principal (La Dorada, Puerto Berrío, Barrancabermeja (Puerto) (Puerto) (Puerto), Bucaramanga, Chiriguaná)</w:t>
       </w:r>
     </w:p>
     <w:p>
